--- a/docs/exports/17-FONTKIT.docx
+++ b/docs/exports/17-FONTKIT.docx
@@ -1607,6 +1607,9 @@
             <w:pPr>
               <w:pStyle w:val="Compact"/>
             </w:pPr>
+            <w:r>
+              <w:t xml:space="preserve">Installs FreeType's text for every uikit widget with the family by name (DejaVu Sans when absent) at px pixels, false when the card has no TrueType font.</w:t>
+            </w:r>
           </w:p>
         </w:tc>
         <w:tc>
@@ -1809,6 +1812,9 @@
             <w:pPr>
               <w:pStyle w:val="Compact"/>
             </w:pPr>
+            <w:r>
+              <w:t xml:space="preserve">A string's length in bytes (0 for a null pointer).</w:t>
+            </w:r>
           </w:p>
         </w:tc>
         <w:tc>
@@ -1847,6 +1853,9 @@
             <w:pPr>
               <w:pStyle w:val="Compact"/>
             </w:pPr>
+            <w:r>
+              <w:t xml:space="preserve">Copies s into d, cut to cap - 1 bytes and always ended by a 0 (a null s gives an empty string).</w:t>
+            </w:r>
           </w:p>
         </w:tc>
         <w:tc>
@@ -1885,6 +1894,9 @@
             <w:pPr>
               <w:pStyle w:val="Compact"/>
             </w:pPr>
+            <w:r>
+              <w:t xml:space="preserve">An ASCII capital letter as its small letter, anything else unchanged.</w:t>
+            </w:r>
           </w:p>
         </w:tc>
         <w:tc>
@@ -1923,6 +1935,9 @@
             <w:pPr>
               <w:pStyle w:val="Compact"/>
             </w:pPr>
+            <w:r>
+              <w:t xml:space="preserve">Compares two strings with ASCII letters' case ignored, returning 0 when equal, else &lt; 0 or &gt; 0 as strcmp.</w:t>
+            </w:r>
           </w:p>
         </w:tc>
         <w:tc>
@@ -1961,6 +1976,9 @@
             <w:pPr>
               <w:pStyle w:val="Compact"/>
             </w:pPr>
+            <w:r>
+              <w:t xml:space="preserve">The big-endian 16-bit value at p.</w:t>
+            </w:r>
           </w:p>
         </w:tc>
         <w:tc>
@@ -1999,6 +2017,9 @@
             <w:pPr>
               <w:pStyle w:val="Compact"/>
             </w:pPr>
+            <w:r>
+              <w:t xml:space="preserve">The big-endian 32-bit value at p.</w:t>
+            </w:r>
           </w:p>
         </w:tc>
         <w:tc>
@@ -2037,6 +2058,9 @@
             <w:pPr>
               <w:pStyle w:val="Compact"/>
             </w:pPr>
+            <w:r>
+              <w:t xml:space="preserve">Reads n bytes of the open file f at offset pos into buf, false when the seek fails or fewer bytes come.</w:t>
+            </w:r>
           </w:p>
         </w:tc>
         <w:tc>
@@ -2116,6 +2140,9 @@
             <w:pPr>
               <w:pStyle w:val="Compact"/>
             </w:pPr>
+            <w:r>
+              <w:t xml:space="preserve">True when the file name n ends in ".ttf" (letters' case ignored).</w:t>
+            </w:r>
           </w:p>
         </w:tc>
         <w:tc>
@@ -2154,6 +2181,9 @@
             <w:pPr>
               <w:pStyle w:val="Compact"/>
             </w:pPr>
+            <w:r>
+              <w:t xml:space="preserve">Adds every .ttf file of the folder dir that scan_file accepts to g_face (MAXFACE files at most).</w:t>
+            </w:r>
           </w:p>
         </w:tc>
         <w:tc>
@@ -2233,6 +2263,9 @@
             <w:pPr>
               <w:pStyle w:val="Compact"/>
             </w:pPr>
+            <w:r>
+              <w:t xml:space="preserve">Starts FreeType and sorts the fonts of SD:/res/fonts and SD:/fonts into families (once), false when FreeType fails or no TrueType font is there.</w:t>
+            </w:r>
           </w:p>
         </w:tc>
         <w:tc>
@@ -2271,6 +2304,9 @@
             <w:pPr>
               <w:pStyle w:val="Compact"/>
             </w:pPr>
+            <w:r>
+              <w:t xml:space="preserve">The number of families init () found.</w:t>
+            </w:r>
           </w:p>
         </w:tc>
         <w:tc>
@@ -2309,6 +2345,9 @@
             <w:pPr>
               <w:pStyle w:val="Compact"/>
             </w:pPr>
+            <w:r>
+              <w:t xml:space="preserve">Family i's name, "" when there is no such family.</w:t>
+            </w:r>
           </w:p>
         </w:tc>
         <w:tc>
@@ -2347,6 +2386,9 @@
             <w:pPr>
               <w:pStyle w:val="Compact"/>
             </w:pPr>
+            <w:r>
+              <w:t xml:space="preserve">A family's index by its name (letters' case ignored), -1 when there is none.</w:t>
+            </w:r>
           </w:p>
         </w:tc>
         <w:tc>
@@ -2467,6 +2509,9 @@
             <w:pPr>
               <w:pStyle w:val="Compact"/>
             </w:pPr>
+            <w:r>
+              <w:t xml:space="preserve">Frees a font's glyph table and its bitmaps and lowers the cache's byte count (the Font itself stays).</w:t>
+            </w:r>
           </w:p>
         </w:tc>
         <w:tc>
@@ -2505,6 +2550,9 @@
             <w:pPr>
               <w:pStyle w:val="Compact"/>
             </w:pPr>
+            <w:r>
+              <w:t xml:space="preserve">Builds a family's style at size64 (1/64 px, 1 px at least) with its metrics and an empty glyph table, 0 when the family or its face file fails.</w:t>
+            </w:r>
           </w:p>
         </w:tc>
         <w:tc>
@@ -2625,6 +2673,9 @@
             <w:pPr>
               <w:pStyle w:val="Compact"/>
             </w:pPr>
+            <w:r>
+              <w:t xml:space="preserve">Forget the fonts not used lately when the cache holds too much (a Font from get () is then stale</w:t>
+            </w:r>
           </w:p>
         </w:tc>
         <w:tc>
@@ -2663,6 +2714,9 @@
             <w:pPr>
               <w:pStyle w:val="Compact"/>
             </w:pPr>
+            <w:r>
+              <w:t xml:space="preserve">The glyph table's slot for the character cp, either the one holding it or the empty one where it goes.</w:t>
+            </w:r>
           </w:p>
         </w:tc>
         <w:tc>
@@ -2701,6 +2755,9 @@
             <w:pPr>
               <w:pStyle w:val="Compact"/>
             </w:pPr>
+            <w:r>
+              <w:t xml:space="preserve">Doubles the glyph table and puts its glyphs back in their new slots (earlier Glyph pointers are stale).</w:t>
+            </w:r>
           </w:p>
         </w:tc>
         <w:tc>
@@ -2739,6 +2796,9 @@
             <w:pPr>
               <w:pStyle w:val="Compact"/>
             </w:pPr>
+            <w:r>
+              <w:t xml:space="preserve">A character's cached glyph entry (0 is read as a space), made at its first use with its glyph index and advance.</w:t>
+            </w:r>
           </w:p>
         </w:tc>
         <w:tc>
@@ -2777,6 +2837,9 @@
             <w:pPr>
               <w:pStyle w:val="Compact"/>
             </w:pPr>
+            <w:r>
+              <w:t xml:space="preserve">A character's advance in 1/64 px, 0 without a font.</w:t>
+            </w:r>
           </w:p>
         </w:tc>
         <w:tc>
@@ -2815,6 +2878,9 @@
             <w:pPr>
               <w:pStyle w:val="Compact"/>
             </w:pPr>
+            <w:r>
+              <w:t xml:space="preserve">The kerning between the characters a and b in 1/64 px, 0 when there is none (no font, no kerning table, a glyph from the fallback font).</w:t>
+            </w:r>
           </w:p>
         </w:tc>
         <w:tc>
@@ -2894,6 +2960,9 @@
             <w:pPr>
               <w:pStyle w:val="Compact"/>
             </w:pPr>
+            <w:r>
+              <w:t xml:space="preserve">Lays the colour c (0xRRGGBB) over the pixel d at opacity a (0..255) keeping d's top byte, or replaces d by c when a &gt;= 255.</w:t>
+            </w:r>
           </w:p>
         </w:tc>
         <w:tc>
@@ -3014,6 +3083,9 @@
             <w:pPr>
               <w:pStyle w:val="Compact"/>
             </w:pPr>
+            <w:r>
+              <w:t xml:space="preserve">A string (Latin-1 / ASCII) at x, baseline y, the pen's end returned (1/64 px).</w:t>
+            </w:r>
           </w:p>
         </w:tc>
         <w:tc>
@@ -11641,9 +11713,19 @@
         </w:rPr>
         <w:t xml:space="preserve">// (the one ft_uikit_install made)</w:t>
       </w:r>
-      <w:r>
-        <w:br/>
-      </w:r>
+    </w:p>
+    <w:p>
+      <w:pPr>
+        <w:pStyle w:val="FirstParagraph"/>
+      </w:pPr>
+      <w:r>
+        <w:t xml:space="preserve">Installs FreeType's text for every uikit widget with the family by name (DejaVu Sans when absent) at px pixels, false when the card has no TrueType font.</w:t>
+      </w:r>
+    </w:p>
+    <w:p>
+      <w:pPr>
+        <w:pStyle w:val="SourceCode"/>
+      </w:pPr>
       <w:r>
         <w:rPr>
           <w:rStyle w:val="DataTypeTok"/>
@@ -14120,6 +14202,14 @@
     </w:p>
     <w:p>
       <w:pPr>
+        <w:pStyle w:val="FirstParagraph"/>
+      </w:pPr>
+      <w:r>
+        <w:t xml:space="preserve">A string's length in bytes (0 for a null pointer).</w:t>
+      </w:r>
+    </w:p>
+    <w:p>
+      <w:pPr>
         <w:pStyle w:val="SourceCode"/>
       </w:pPr>
       <w:r>
@@ -14187,591 +14277,6 @@
           <w:rStyle w:val="NormalTok"/>
         </w:rPr>
         <w:t xml:space="preserve">s</w:t>
-      </w:r>
-      <w:r>
-        <w:rPr>
-          <w:rStyle w:val="OperatorTok"/>
-        </w:rPr>
-        <w:t xml:space="preserve">);</w:t>
-      </w:r>
-      <w:r>
-        <w:br/>
-      </w:r>
-      <w:r>
-        <w:rPr>
-          <w:rStyle w:val="DataTypeTok"/>
-        </w:rPr>
-        <w:t xml:space="preserve">void</w:t>
-      </w:r>
-      <w:r>
-        <w:rPr>
-          <w:rStyle w:val="NormalTok"/>
-        </w:rPr>
-        <w:t xml:space="preserve"> </w:t>
-      </w:r>
-      <w:r>
-        <w:rPr>
-          <w:rStyle w:val="VariableTok"/>
-        </w:rPr>
-        <w:t xml:space="preserve">s_cpy</w:t>
-      </w:r>
-      <w:r>
-        <w:rPr>
-          <w:rStyle w:val="NormalTok"/>
-        </w:rPr>
-        <w:t xml:space="preserve"> </w:t>
-      </w:r>
-      <w:r>
-        <w:rPr>
-          <w:rStyle w:val="OperatorTok"/>
-        </w:rPr>
-        <w:t xml:space="preserve">(</w:t>
-      </w:r>
-      <w:r>
-        <w:rPr>
-          <w:rStyle w:val="DataTypeTok"/>
-        </w:rPr>
-        <w:t xml:space="preserve">char</w:t>
-      </w:r>
-      <w:r>
-        <w:rPr>
-          <w:rStyle w:val="NormalTok"/>
-        </w:rPr>
-        <w:t xml:space="preserve"> </w:t>
-      </w:r>
-      <w:r>
-        <w:rPr>
-          <w:rStyle w:val="OperatorTok"/>
-        </w:rPr>
-        <w:t xml:space="preserve">*</w:t>
-      </w:r>
-      <w:r>
-        <w:rPr>
-          <w:rStyle w:val="NormalTok"/>
-        </w:rPr>
-        <w:t xml:space="preserve">d</w:t>
-      </w:r>
-      <w:r>
-        <w:rPr>
-          <w:rStyle w:val="OperatorTok"/>
-        </w:rPr>
-        <w:t xml:space="preserve">,</w:t>
-      </w:r>
-      <w:r>
-        <w:rPr>
-          <w:rStyle w:val="NormalTok"/>
-        </w:rPr>
-        <w:t xml:space="preserve"> </w:t>
-      </w:r>
-      <w:r>
-        <w:rPr>
-          <w:rStyle w:val="AttributeTok"/>
-        </w:rPr>
-        <w:t xml:space="preserve">const</w:t>
-      </w:r>
-      <w:r>
-        <w:rPr>
-          <w:rStyle w:val="NormalTok"/>
-        </w:rPr>
-        <w:t xml:space="preserve"> </w:t>
-      </w:r>
-      <w:r>
-        <w:rPr>
-          <w:rStyle w:val="DataTypeTok"/>
-        </w:rPr>
-        <w:t xml:space="preserve">char</w:t>
-      </w:r>
-      <w:r>
-        <w:rPr>
-          <w:rStyle w:val="NormalTok"/>
-        </w:rPr>
-        <w:t xml:space="preserve"> </w:t>
-      </w:r>
-      <w:r>
-        <w:rPr>
-          <w:rStyle w:val="OperatorTok"/>
-        </w:rPr>
-        <w:t xml:space="preserve">*</w:t>
-      </w:r>
-      <w:r>
-        <w:rPr>
-          <w:rStyle w:val="NormalTok"/>
-        </w:rPr>
-        <w:t xml:space="preserve">s</w:t>
-      </w:r>
-      <w:r>
-        <w:rPr>
-          <w:rStyle w:val="OperatorTok"/>
-        </w:rPr>
-        <w:t xml:space="preserve">,</w:t>
-      </w:r>
-      <w:r>
-        <w:rPr>
-          <w:rStyle w:val="NormalTok"/>
-        </w:rPr>
-        <w:t xml:space="preserve"> </w:t>
-      </w:r>
-      <w:r>
-        <w:rPr>
-          <w:rStyle w:val="DataTypeTok"/>
-        </w:rPr>
-        <w:t xml:space="preserve">int</w:t>
-      </w:r>
-      <w:r>
-        <w:rPr>
-          <w:rStyle w:val="NormalTok"/>
-        </w:rPr>
-        <w:t xml:space="preserve"> cap</w:t>
-      </w:r>
-      <w:r>
-        <w:rPr>
-          <w:rStyle w:val="OperatorTok"/>
-        </w:rPr>
-        <w:t xml:space="preserve">);</w:t>
-      </w:r>
-      <w:r>
-        <w:br/>
-      </w:r>
-      <w:r>
-        <w:rPr>
-          <w:rStyle w:val="DataTypeTok"/>
-        </w:rPr>
-        <w:t xml:space="preserve">int</w:t>
-      </w:r>
-      <w:r>
-        <w:rPr>
-          <w:rStyle w:val="NormalTok"/>
-        </w:rPr>
-        <w:t xml:space="preserve"> lc </w:t>
-      </w:r>
-      <w:r>
-        <w:rPr>
-          <w:rStyle w:val="OperatorTok"/>
-        </w:rPr>
-        <w:t xml:space="preserve">(</w:t>
-      </w:r>
-      <w:r>
-        <w:rPr>
-          <w:rStyle w:val="DataTypeTok"/>
-        </w:rPr>
-        <w:t xml:space="preserve">int</w:t>
-      </w:r>
-      <w:r>
-        <w:rPr>
-          <w:rStyle w:val="NormalTok"/>
-        </w:rPr>
-        <w:t xml:space="preserve"> c</w:t>
-      </w:r>
-      <w:r>
-        <w:rPr>
-          <w:rStyle w:val="OperatorTok"/>
-        </w:rPr>
-        <w:t xml:space="preserve">);</w:t>
-      </w:r>
-      <w:r>
-        <w:br/>
-      </w:r>
-      <w:r>
-        <w:rPr>
-          <w:rStyle w:val="DataTypeTok"/>
-        </w:rPr>
-        <w:t xml:space="preserve">int</w:t>
-      </w:r>
-      <w:r>
-        <w:rPr>
-          <w:rStyle w:val="NormalTok"/>
-        </w:rPr>
-        <w:t xml:space="preserve"> </w:t>
-      </w:r>
-      <w:r>
-        <w:rPr>
-          <w:rStyle w:val="VariableTok"/>
-        </w:rPr>
-        <w:t xml:space="preserve">s_icmp</w:t>
-      </w:r>
-      <w:r>
-        <w:rPr>
-          <w:rStyle w:val="NormalTok"/>
-        </w:rPr>
-        <w:t xml:space="preserve"> </w:t>
-      </w:r>
-      <w:r>
-        <w:rPr>
-          <w:rStyle w:val="OperatorTok"/>
-        </w:rPr>
-        <w:t xml:space="preserve">(</w:t>
-      </w:r>
-      <w:r>
-        <w:rPr>
-          <w:rStyle w:val="AttributeTok"/>
-        </w:rPr>
-        <w:t xml:space="preserve">const</w:t>
-      </w:r>
-      <w:r>
-        <w:rPr>
-          <w:rStyle w:val="NormalTok"/>
-        </w:rPr>
-        <w:t xml:space="preserve"> </w:t>
-      </w:r>
-      <w:r>
-        <w:rPr>
-          <w:rStyle w:val="DataTypeTok"/>
-        </w:rPr>
-        <w:t xml:space="preserve">char</w:t>
-      </w:r>
-      <w:r>
-        <w:rPr>
-          <w:rStyle w:val="NormalTok"/>
-        </w:rPr>
-        <w:t xml:space="preserve"> </w:t>
-      </w:r>
-      <w:r>
-        <w:rPr>
-          <w:rStyle w:val="OperatorTok"/>
-        </w:rPr>
-        <w:t xml:space="preserve">*</w:t>
-      </w:r>
-      <w:r>
-        <w:rPr>
-          <w:rStyle w:val="NormalTok"/>
-        </w:rPr>
-        <w:t xml:space="preserve">a</w:t>
-      </w:r>
-      <w:r>
-        <w:rPr>
-          <w:rStyle w:val="OperatorTok"/>
-        </w:rPr>
-        <w:t xml:space="preserve">,</w:t>
-      </w:r>
-      <w:r>
-        <w:rPr>
-          <w:rStyle w:val="NormalTok"/>
-        </w:rPr>
-        <w:t xml:space="preserve"> </w:t>
-      </w:r>
-      <w:r>
-        <w:rPr>
-          <w:rStyle w:val="AttributeTok"/>
-        </w:rPr>
-        <w:t xml:space="preserve">const</w:t>
-      </w:r>
-      <w:r>
-        <w:rPr>
-          <w:rStyle w:val="NormalTok"/>
-        </w:rPr>
-        <w:t xml:space="preserve"> </w:t>
-      </w:r>
-      <w:r>
-        <w:rPr>
-          <w:rStyle w:val="DataTypeTok"/>
-        </w:rPr>
-        <w:t xml:space="preserve">char</w:t>
-      </w:r>
-      <w:r>
-        <w:rPr>
-          <w:rStyle w:val="NormalTok"/>
-        </w:rPr>
-        <w:t xml:space="preserve"> </w:t>
-      </w:r>
-      <w:r>
-        <w:rPr>
-          <w:rStyle w:val="OperatorTok"/>
-        </w:rPr>
-        <w:t xml:space="preserve">*</w:t>
-      </w:r>
-      <w:r>
-        <w:rPr>
-          <w:rStyle w:val="NormalTok"/>
-        </w:rPr>
-        <w:t xml:space="preserve">b</w:t>
-      </w:r>
-      <w:r>
-        <w:rPr>
-          <w:rStyle w:val="OperatorTok"/>
-        </w:rPr>
-        <w:t xml:space="preserve">);</w:t>
-      </w:r>
-      <w:r>
-        <w:br/>
-      </w:r>
-      <w:r>
-        <w:rPr>
-          <w:rStyle w:val="DataTypeTok"/>
-        </w:rPr>
-        <w:t xml:space="preserve">unsigned</w:t>
-      </w:r>
-      <w:r>
-        <w:rPr>
-          <w:rStyle w:val="NormalTok"/>
-        </w:rPr>
-        <w:t xml:space="preserve"> be16 </w:t>
-      </w:r>
-      <w:r>
-        <w:rPr>
-          <w:rStyle w:val="OperatorTok"/>
-        </w:rPr>
-        <w:t xml:space="preserve">(</w:t>
-      </w:r>
-      <w:r>
-        <w:rPr>
-          <w:rStyle w:val="AttributeTok"/>
-        </w:rPr>
-        <w:t xml:space="preserve">const</w:t>
-      </w:r>
-      <w:r>
-        <w:rPr>
-          <w:rStyle w:val="NormalTok"/>
-        </w:rPr>
-        <w:t xml:space="preserve"> </w:t>
-      </w:r>
-      <w:r>
-        <w:rPr>
-          <w:rStyle w:val="DataTypeTok"/>
-        </w:rPr>
-        <w:t xml:space="preserve">unsigned</w:t>
-      </w:r>
-      <w:r>
-        <w:rPr>
-          <w:rStyle w:val="NormalTok"/>
-        </w:rPr>
-        <w:t xml:space="preserve"> </w:t>
-      </w:r>
-      <w:r>
-        <w:rPr>
-          <w:rStyle w:val="DataTypeTok"/>
-        </w:rPr>
-        <w:t xml:space="preserve">char</w:t>
-      </w:r>
-      <w:r>
-        <w:rPr>
-          <w:rStyle w:val="NormalTok"/>
-        </w:rPr>
-        <w:t xml:space="preserve"> </w:t>
-      </w:r>
-      <w:r>
-        <w:rPr>
-          <w:rStyle w:val="OperatorTok"/>
-        </w:rPr>
-        <w:t xml:space="preserve">*</w:t>
-      </w:r>
-      <w:r>
-        <w:rPr>
-          <w:rStyle w:val="NormalTok"/>
-        </w:rPr>
-        <w:t xml:space="preserve">p</w:t>
-      </w:r>
-      <w:r>
-        <w:rPr>
-          <w:rStyle w:val="OperatorTok"/>
-        </w:rPr>
-        <w:t xml:space="preserve">);</w:t>
-      </w:r>
-      <w:r>
-        <w:br/>
-      </w:r>
-      <w:r>
-        <w:rPr>
-          <w:rStyle w:val="DataTypeTok"/>
-        </w:rPr>
-        <w:t xml:space="preserve">unsigned</w:t>
-      </w:r>
-      <w:r>
-        <w:rPr>
-          <w:rStyle w:val="NormalTok"/>
-        </w:rPr>
-        <w:t xml:space="preserve"> be32 </w:t>
-      </w:r>
-      <w:r>
-        <w:rPr>
-          <w:rStyle w:val="OperatorTok"/>
-        </w:rPr>
-        <w:t xml:space="preserve">(</w:t>
-      </w:r>
-      <w:r>
-        <w:rPr>
-          <w:rStyle w:val="AttributeTok"/>
-        </w:rPr>
-        <w:t xml:space="preserve">const</w:t>
-      </w:r>
-      <w:r>
-        <w:rPr>
-          <w:rStyle w:val="NormalTok"/>
-        </w:rPr>
-        <w:t xml:space="preserve"> </w:t>
-      </w:r>
-      <w:r>
-        <w:rPr>
-          <w:rStyle w:val="DataTypeTok"/>
-        </w:rPr>
-        <w:t xml:space="preserve">unsigned</w:t>
-      </w:r>
-      <w:r>
-        <w:rPr>
-          <w:rStyle w:val="NormalTok"/>
-        </w:rPr>
-        <w:t xml:space="preserve"> </w:t>
-      </w:r>
-      <w:r>
-        <w:rPr>
-          <w:rStyle w:val="DataTypeTok"/>
-        </w:rPr>
-        <w:t xml:space="preserve">char</w:t>
-      </w:r>
-      <w:r>
-        <w:rPr>
-          <w:rStyle w:val="NormalTok"/>
-        </w:rPr>
-        <w:t xml:space="preserve"> </w:t>
-      </w:r>
-      <w:r>
-        <w:rPr>
-          <w:rStyle w:val="OperatorTok"/>
-        </w:rPr>
-        <w:t xml:space="preserve">*</w:t>
-      </w:r>
-      <w:r>
-        <w:rPr>
-          <w:rStyle w:val="NormalTok"/>
-        </w:rPr>
-        <w:t xml:space="preserve">p</w:t>
-      </w:r>
-      <w:r>
-        <w:rPr>
-          <w:rStyle w:val="OperatorTok"/>
-        </w:rPr>
-        <w:t xml:space="preserve">);</w:t>
-      </w:r>
-      <w:r>
-        <w:br/>
-      </w:r>
-      <w:r>
-        <w:br/>
-      </w:r>
-      <w:r>
-        <w:rPr>
-          <w:rStyle w:val="DataTypeTok"/>
-        </w:rPr>
-        <w:t xml:space="preserve">bool</w:t>
-      </w:r>
-      <w:r>
-        <w:rPr>
-          <w:rStyle w:val="NormalTok"/>
-        </w:rPr>
-        <w:t xml:space="preserve"> read_at </w:t>
-      </w:r>
-      <w:r>
-        <w:rPr>
-          <w:rStyle w:val="OperatorTok"/>
-        </w:rPr>
-        <w:t xml:space="preserve">(</w:t>
-      </w:r>
-      <w:r>
-        <w:rPr>
-          <w:rStyle w:val="DataTypeTok"/>
-        </w:rPr>
-        <w:t xml:space="preserve">void</w:t>
-      </w:r>
-      <w:r>
-        <w:rPr>
-          <w:rStyle w:val="NormalTok"/>
-        </w:rPr>
-        <w:t xml:space="preserve"> </w:t>
-      </w:r>
-      <w:r>
-        <w:rPr>
-          <w:rStyle w:val="OperatorTok"/>
-        </w:rPr>
-        <w:t xml:space="preserve">*</w:t>
-      </w:r>
-      <w:r>
-        <w:rPr>
-          <w:rStyle w:val="NormalTok"/>
-        </w:rPr>
-        <w:t xml:space="preserve">f</w:t>
-      </w:r>
-      <w:r>
-        <w:rPr>
-          <w:rStyle w:val="OperatorTok"/>
-        </w:rPr>
-        <w:t xml:space="preserve">,</w:t>
-      </w:r>
-      <w:r>
-        <w:rPr>
-          <w:rStyle w:val="NormalTok"/>
-        </w:rPr>
-        <w:t xml:space="preserve"> </w:t>
-      </w:r>
-      <w:r>
-        <w:rPr>
-          <w:rStyle w:val="DataTypeTok"/>
-        </w:rPr>
-        <w:t xml:space="preserve">unsigned</w:t>
-      </w:r>
-      <w:r>
-        <w:rPr>
-          <w:rStyle w:val="NormalTok"/>
-        </w:rPr>
-        <w:t xml:space="preserve"> pos</w:t>
-      </w:r>
-      <w:r>
-        <w:rPr>
-          <w:rStyle w:val="OperatorTok"/>
-        </w:rPr>
-        <w:t xml:space="preserve">,</w:t>
-      </w:r>
-      <w:r>
-        <w:rPr>
-          <w:rStyle w:val="NormalTok"/>
-        </w:rPr>
-        <w:t xml:space="preserve"> </w:t>
-      </w:r>
-      <w:r>
-        <w:rPr>
-          <w:rStyle w:val="DataTypeTok"/>
-        </w:rPr>
-        <w:t xml:space="preserve">void</w:t>
-      </w:r>
-      <w:r>
-        <w:rPr>
-          <w:rStyle w:val="NormalTok"/>
-        </w:rPr>
-        <w:t xml:space="preserve"> </w:t>
-      </w:r>
-      <w:r>
-        <w:rPr>
-          <w:rStyle w:val="OperatorTok"/>
-        </w:rPr>
-        <w:t xml:space="preserve">*</w:t>
-      </w:r>
-      <w:r>
-        <w:rPr>
-          <w:rStyle w:val="NormalTok"/>
-        </w:rPr>
-        <w:t xml:space="preserve">buf</w:t>
-      </w:r>
-      <w:r>
-        <w:rPr>
-          <w:rStyle w:val="OperatorTok"/>
-        </w:rPr>
-        <w:t xml:space="preserve">,</w:t>
-      </w:r>
-      <w:r>
-        <w:rPr>
-          <w:rStyle w:val="NormalTok"/>
-        </w:rPr>
-        <w:t xml:space="preserve"> </w:t>
-      </w:r>
-      <w:r>
-        <w:rPr>
-          <w:rStyle w:val="DataTypeTok"/>
-        </w:rPr>
-        <w:t xml:space="preserve">unsigned</w:t>
-      </w:r>
-      <w:r>
-        <w:rPr>
-          <w:rStyle w:val="NormalTok"/>
-        </w:rPr>
-        <w:t xml:space="preserve"> n</w:t>
       </w:r>
       <w:r>
         <w:rPr>
@@ -14785,7 +14290,7 @@
         <w:pStyle w:val="FirstParagraph"/>
       </w:pPr>
       <w:r>
-        <w:t xml:space="preserve">A font file's family name and style from its own tables (no FreeType: 3 small reads). False: not a TrueType font.</w:t>
+        <w:t xml:space="preserve">Copies s into d, cut to cap - 1 bytes and always ended by a 0 (a null s gives an empty string).</w:t>
       </w:r>
     </w:p>
     <w:p>
@@ -14796,12 +14301,654 @@
         <w:rPr>
           <w:rStyle w:val="DataTypeTok"/>
         </w:rPr>
+        <w:t xml:space="preserve">void</w:t>
+      </w:r>
+      <w:r>
+        <w:rPr>
+          <w:rStyle w:val="NormalTok"/>
+        </w:rPr>
+        <w:t xml:space="preserve"> </w:t>
+      </w:r>
+      <w:r>
+        <w:rPr>
+          <w:rStyle w:val="VariableTok"/>
+        </w:rPr>
+        <w:t xml:space="preserve">s_cpy</w:t>
+      </w:r>
+      <w:r>
+        <w:rPr>
+          <w:rStyle w:val="NormalTok"/>
+        </w:rPr>
+        <w:t xml:space="preserve"> </w:t>
+      </w:r>
+      <w:r>
+        <w:rPr>
+          <w:rStyle w:val="OperatorTok"/>
+        </w:rPr>
+        <w:t xml:space="preserve">(</w:t>
+      </w:r>
+      <w:r>
+        <w:rPr>
+          <w:rStyle w:val="DataTypeTok"/>
+        </w:rPr>
+        <w:t xml:space="preserve">char</w:t>
+      </w:r>
+      <w:r>
+        <w:rPr>
+          <w:rStyle w:val="NormalTok"/>
+        </w:rPr>
+        <w:t xml:space="preserve"> </w:t>
+      </w:r>
+      <w:r>
+        <w:rPr>
+          <w:rStyle w:val="OperatorTok"/>
+        </w:rPr>
+        <w:t xml:space="preserve">*</w:t>
+      </w:r>
+      <w:r>
+        <w:rPr>
+          <w:rStyle w:val="NormalTok"/>
+        </w:rPr>
+        <w:t xml:space="preserve">d</w:t>
+      </w:r>
+      <w:r>
+        <w:rPr>
+          <w:rStyle w:val="OperatorTok"/>
+        </w:rPr>
+        <w:t xml:space="preserve">,</w:t>
+      </w:r>
+      <w:r>
+        <w:rPr>
+          <w:rStyle w:val="NormalTok"/>
+        </w:rPr>
+        <w:t xml:space="preserve"> </w:t>
+      </w:r>
+      <w:r>
+        <w:rPr>
+          <w:rStyle w:val="AttributeTok"/>
+        </w:rPr>
+        <w:t xml:space="preserve">const</w:t>
+      </w:r>
+      <w:r>
+        <w:rPr>
+          <w:rStyle w:val="NormalTok"/>
+        </w:rPr>
+        <w:t xml:space="preserve"> </w:t>
+      </w:r>
+      <w:r>
+        <w:rPr>
+          <w:rStyle w:val="DataTypeTok"/>
+        </w:rPr>
+        <w:t xml:space="preserve">char</w:t>
+      </w:r>
+      <w:r>
+        <w:rPr>
+          <w:rStyle w:val="NormalTok"/>
+        </w:rPr>
+        <w:t xml:space="preserve"> </w:t>
+      </w:r>
+      <w:r>
+        <w:rPr>
+          <w:rStyle w:val="OperatorTok"/>
+        </w:rPr>
+        <w:t xml:space="preserve">*</w:t>
+      </w:r>
+      <w:r>
+        <w:rPr>
+          <w:rStyle w:val="NormalTok"/>
+        </w:rPr>
+        <w:t xml:space="preserve">s</w:t>
+      </w:r>
+      <w:r>
+        <w:rPr>
+          <w:rStyle w:val="OperatorTok"/>
+        </w:rPr>
+        <w:t xml:space="preserve">,</w:t>
+      </w:r>
+      <w:r>
+        <w:rPr>
+          <w:rStyle w:val="NormalTok"/>
+        </w:rPr>
+        <w:t xml:space="preserve"> </w:t>
+      </w:r>
+      <w:r>
+        <w:rPr>
+          <w:rStyle w:val="DataTypeTok"/>
+        </w:rPr>
+        <w:t xml:space="preserve">int</w:t>
+      </w:r>
+      <w:r>
+        <w:rPr>
+          <w:rStyle w:val="NormalTok"/>
+        </w:rPr>
+        <w:t xml:space="preserve"> cap</w:t>
+      </w:r>
+      <w:r>
+        <w:rPr>
+          <w:rStyle w:val="OperatorTok"/>
+        </w:rPr>
+        <w:t xml:space="preserve">);</w:t>
+      </w:r>
+    </w:p>
+    <w:p>
+      <w:pPr>
+        <w:pStyle w:val="FirstParagraph"/>
+      </w:pPr>
+      <w:r>
+        <w:t xml:space="preserve">An ASCII capital letter as its small letter, anything else unchanged.</w:t>
+      </w:r>
+    </w:p>
+    <w:p>
+      <w:pPr>
+        <w:pStyle w:val="SourceCode"/>
+      </w:pPr>
+      <w:r>
+        <w:rPr>
+          <w:rStyle w:val="DataTypeTok"/>
+        </w:rPr>
+        <w:t xml:space="preserve">int</w:t>
+      </w:r>
+      <w:r>
+        <w:rPr>
+          <w:rStyle w:val="NormalTok"/>
+        </w:rPr>
+        <w:t xml:space="preserve"> lc </w:t>
+      </w:r>
+      <w:r>
+        <w:rPr>
+          <w:rStyle w:val="OperatorTok"/>
+        </w:rPr>
+        <w:t xml:space="preserve">(</w:t>
+      </w:r>
+      <w:r>
+        <w:rPr>
+          <w:rStyle w:val="DataTypeTok"/>
+        </w:rPr>
+        <w:t xml:space="preserve">int</w:t>
+      </w:r>
+      <w:r>
+        <w:rPr>
+          <w:rStyle w:val="NormalTok"/>
+        </w:rPr>
+        <w:t xml:space="preserve"> c</w:t>
+      </w:r>
+      <w:r>
+        <w:rPr>
+          <w:rStyle w:val="OperatorTok"/>
+        </w:rPr>
+        <w:t xml:space="preserve">);</w:t>
+      </w:r>
+    </w:p>
+    <w:p>
+      <w:pPr>
+        <w:pStyle w:val="FirstParagraph"/>
+      </w:pPr>
+      <w:r>
+        <w:t xml:space="preserve">Compares two strings with ASCII letters' case ignored, returning 0 when equal, else &lt; 0 or &gt; 0 as strcmp.</w:t>
+      </w:r>
+    </w:p>
+    <w:p>
+      <w:pPr>
+        <w:pStyle w:val="SourceCode"/>
+      </w:pPr>
+      <w:r>
+        <w:rPr>
+          <w:rStyle w:val="DataTypeTok"/>
+        </w:rPr>
+        <w:t xml:space="preserve">int</w:t>
+      </w:r>
+      <w:r>
+        <w:rPr>
+          <w:rStyle w:val="NormalTok"/>
+        </w:rPr>
+        <w:t xml:space="preserve"> </w:t>
+      </w:r>
+      <w:r>
+        <w:rPr>
+          <w:rStyle w:val="VariableTok"/>
+        </w:rPr>
+        <w:t xml:space="preserve">s_icmp</w:t>
+      </w:r>
+      <w:r>
+        <w:rPr>
+          <w:rStyle w:val="NormalTok"/>
+        </w:rPr>
+        <w:t xml:space="preserve"> </w:t>
+      </w:r>
+      <w:r>
+        <w:rPr>
+          <w:rStyle w:val="OperatorTok"/>
+        </w:rPr>
+        <w:t xml:space="preserve">(</w:t>
+      </w:r>
+      <w:r>
+        <w:rPr>
+          <w:rStyle w:val="AttributeTok"/>
+        </w:rPr>
+        <w:t xml:space="preserve">const</w:t>
+      </w:r>
+      <w:r>
+        <w:rPr>
+          <w:rStyle w:val="NormalTok"/>
+        </w:rPr>
+        <w:t xml:space="preserve"> </w:t>
+      </w:r>
+      <w:r>
+        <w:rPr>
+          <w:rStyle w:val="DataTypeTok"/>
+        </w:rPr>
+        <w:t xml:space="preserve">char</w:t>
+      </w:r>
+      <w:r>
+        <w:rPr>
+          <w:rStyle w:val="NormalTok"/>
+        </w:rPr>
+        <w:t xml:space="preserve"> </w:t>
+      </w:r>
+      <w:r>
+        <w:rPr>
+          <w:rStyle w:val="OperatorTok"/>
+        </w:rPr>
+        <w:t xml:space="preserve">*</w:t>
+      </w:r>
+      <w:r>
+        <w:rPr>
+          <w:rStyle w:val="NormalTok"/>
+        </w:rPr>
+        <w:t xml:space="preserve">a</w:t>
+      </w:r>
+      <w:r>
+        <w:rPr>
+          <w:rStyle w:val="OperatorTok"/>
+        </w:rPr>
+        <w:t xml:space="preserve">,</w:t>
+      </w:r>
+      <w:r>
+        <w:rPr>
+          <w:rStyle w:val="NormalTok"/>
+        </w:rPr>
+        <w:t xml:space="preserve"> </w:t>
+      </w:r>
+      <w:r>
+        <w:rPr>
+          <w:rStyle w:val="AttributeTok"/>
+        </w:rPr>
+        <w:t xml:space="preserve">const</w:t>
+      </w:r>
+      <w:r>
+        <w:rPr>
+          <w:rStyle w:val="NormalTok"/>
+        </w:rPr>
+        <w:t xml:space="preserve"> </w:t>
+      </w:r>
+      <w:r>
+        <w:rPr>
+          <w:rStyle w:val="DataTypeTok"/>
+        </w:rPr>
+        <w:t xml:space="preserve">char</w:t>
+      </w:r>
+      <w:r>
+        <w:rPr>
+          <w:rStyle w:val="NormalTok"/>
+        </w:rPr>
+        <w:t xml:space="preserve"> </w:t>
+      </w:r>
+      <w:r>
+        <w:rPr>
+          <w:rStyle w:val="OperatorTok"/>
+        </w:rPr>
+        <w:t xml:space="preserve">*</w:t>
+      </w:r>
+      <w:r>
+        <w:rPr>
+          <w:rStyle w:val="NormalTok"/>
+        </w:rPr>
+        <w:t xml:space="preserve">b</w:t>
+      </w:r>
+      <w:r>
+        <w:rPr>
+          <w:rStyle w:val="OperatorTok"/>
+        </w:rPr>
+        <w:t xml:space="preserve">);</w:t>
+      </w:r>
+    </w:p>
+    <w:p>
+      <w:pPr>
+        <w:pStyle w:val="FirstParagraph"/>
+      </w:pPr>
+      <w:r>
+        <w:t xml:space="preserve">The big-endian 16-bit value at p.</w:t>
+      </w:r>
+    </w:p>
+    <w:p>
+      <w:pPr>
+        <w:pStyle w:val="SourceCode"/>
+      </w:pPr>
+      <w:r>
+        <w:rPr>
+          <w:rStyle w:val="DataTypeTok"/>
+        </w:rPr>
+        <w:t xml:space="preserve">unsigned</w:t>
+      </w:r>
+      <w:r>
+        <w:rPr>
+          <w:rStyle w:val="NormalTok"/>
+        </w:rPr>
+        <w:t xml:space="preserve"> be16 </w:t>
+      </w:r>
+      <w:r>
+        <w:rPr>
+          <w:rStyle w:val="OperatorTok"/>
+        </w:rPr>
+        <w:t xml:space="preserve">(</w:t>
+      </w:r>
+      <w:r>
+        <w:rPr>
+          <w:rStyle w:val="AttributeTok"/>
+        </w:rPr>
+        <w:t xml:space="preserve">const</w:t>
+      </w:r>
+      <w:r>
+        <w:rPr>
+          <w:rStyle w:val="NormalTok"/>
+        </w:rPr>
+        <w:t xml:space="preserve"> </w:t>
+      </w:r>
+      <w:r>
+        <w:rPr>
+          <w:rStyle w:val="DataTypeTok"/>
+        </w:rPr>
+        <w:t xml:space="preserve">unsigned</w:t>
+      </w:r>
+      <w:r>
+        <w:rPr>
+          <w:rStyle w:val="NormalTok"/>
+        </w:rPr>
+        <w:t xml:space="preserve"> </w:t>
+      </w:r>
+      <w:r>
+        <w:rPr>
+          <w:rStyle w:val="DataTypeTok"/>
+        </w:rPr>
+        <w:t xml:space="preserve">char</w:t>
+      </w:r>
+      <w:r>
+        <w:rPr>
+          <w:rStyle w:val="NormalTok"/>
+        </w:rPr>
+        <w:t xml:space="preserve"> </w:t>
+      </w:r>
+      <w:r>
+        <w:rPr>
+          <w:rStyle w:val="OperatorTok"/>
+        </w:rPr>
+        <w:t xml:space="preserve">*</w:t>
+      </w:r>
+      <w:r>
+        <w:rPr>
+          <w:rStyle w:val="NormalTok"/>
+        </w:rPr>
+        <w:t xml:space="preserve">p</w:t>
+      </w:r>
+      <w:r>
+        <w:rPr>
+          <w:rStyle w:val="OperatorTok"/>
+        </w:rPr>
+        <w:t xml:space="preserve">);</w:t>
+      </w:r>
+    </w:p>
+    <w:p>
+      <w:pPr>
+        <w:pStyle w:val="FirstParagraph"/>
+      </w:pPr>
+      <w:r>
+        <w:t xml:space="preserve">The big-endian 32-bit value at p.</w:t>
+      </w:r>
+    </w:p>
+    <w:p>
+      <w:pPr>
+        <w:pStyle w:val="SourceCode"/>
+      </w:pPr>
+      <w:r>
+        <w:rPr>
+          <w:rStyle w:val="DataTypeTok"/>
+        </w:rPr>
+        <w:t xml:space="preserve">unsigned</w:t>
+      </w:r>
+      <w:r>
+        <w:rPr>
+          <w:rStyle w:val="NormalTok"/>
+        </w:rPr>
+        <w:t xml:space="preserve"> be32 </w:t>
+      </w:r>
+      <w:r>
+        <w:rPr>
+          <w:rStyle w:val="OperatorTok"/>
+        </w:rPr>
+        <w:t xml:space="preserve">(</w:t>
+      </w:r>
+      <w:r>
+        <w:rPr>
+          <w:rStyle w:val="AttributeTok"/>
+        </w:rPr>
+        <w:t xml:space="preserve">const</w:t>
+      </w:r>
+      <w:r>
+        <w:rPr>
+          <w:rStyle w:val="NormalTok"/>
+        </w:rPr>
+        <w:t xml:space="preserve"> </w:t>
+      </w:r>
+      <w:r>
+        <w:rPr>
+          <w:rStyle w:val="DataTypeTok"/>
+        </w:rPr>
+        <w:t xml:space="preserve">unsigned</w:t>
+      </w:r>
+      <w:r>
+        <w:rPr>
+          <w:rStyle w:val="NormalTok"/>
+        </w:rPr>
+        <w:t xml:space="preserve"> </w:t>
+      </w:r>
+      <w:r>
+        <w:rPr>
+          <w:rStyle w:val="DataTypeTok"/>
+        </w:rPr>
+        <w:t xml:space="preserve">char</w:t>
+      </w:r>
+      <w:r>
+        <w:rPr>
+          <w:rStyle w:val="NormalTok"/>
+        </w:rPr>
+        <w:t xml:space="preserve"> </w:t>
+      </w:r>
+      <w:r>
+        <w:rPr>
+          <w:rStyle w:val="OperatorTok"/>
+        </w:rPr>
+        <w:t xml:space="preserve">*</w:t>
+      </w:r>
+      <w:r>
+        <w:rPr>
+          <w:rStyle w:val="NormalTok"/>
+        </w:rPr>
+        <w:t xml:space="preserve">p</w:t>
+      </w:r>
+      <w:r>
+        <w:rPr>
+          <w:rStyle w:val="OperatorTok"/>
+        </w:rPr>
+        <w:t xml:space="preserve">);</w:t>
+      </w:r>
+    </w:p>
+    <w:p>
+      <w:pPr>
+        <w:pStyle w:val="FirstParagraph"/>
+      </w:pPr>
+      <w:r>
+        <w:t xml:space="preserve">Reads n bytes of the open file f at offset pos into buf, false when the seek fails or fewer bytes come.</w:t>
+      </w:r>
+    </w:p>
+    <w:p>
+      <w:pPr>
+        <w:pStyle w:val="SourceCode"/>
+      </w:pPr>
+      <w:r>
+        <w:rPr>
+          <w:rStyle w:val="DataTypeTok"/>
+        </w:rPr>
         <w:t xml:space="preserve">bool</w:t>
       </w:r>
       <w:r>
         <w:rPr>
           <w:rStyle w:val="NormalTok"/>
         </w:rPr>
+        <w:t xml:space="preserve"> read_at </w:t>
+      </w:r>
+      <w:r>
+        <w:rPr>
+          <w:rStyle w:val="OperatorTok"/>
+        </w:rPr>
+        <w:t xml:space="preserve">(</w:t>
+      </w:r>
+      <w:r>
+        <w:rPr>
+          <w:rStyle w:val="DataTypeTok"/>
+        </w:rPr>
+        <w:t xml:space="preserve">void</w:t>
+      </w:r>
+      <w:r>
+        <w:rPr>
+          <w:rStyle w:val="NormalTok"/>
+        </w:rPr>
+        <w:t xml:space="preserve"> </w:t>
+      </w:r>
+      <w:r>
+        <w:rPr>
+          <w:rStyle w:val="OperatorTok"/>
+        </w:rPr>
+        <w:t xml:space="preserve">*</w:t>
+      </w:r>
+      <w:r>
+        <w:rPr>
+          <w:rStyle w:val="NormalTok"/>
+        </w:rPr>
+        <w:t xml:space="preserve">f</w:t>
+      </w:r>
+      <w:r>
+        <w:rPr>
+          <w:rStyle w:val="OperatorTok"/>
+        </w:rPr>
+        <w:t xml:space="preserve">,</w:t>
+      </w:r>
+      <w:r>
+        <w:rPr>
+          <w:rStyle w:val="NormalTok"/>
+        </w:rPr>
+        <w:t xml:space="preserve"> </w:t>
+      </w:r>
+      <w:r>
+        <w:rPr>
+          <w:rStyle w:val="DataTypeTok"/>
+        </w:rPr>
+        <w:t xml:space="preserve">unsigned</w:t>
+      </w:r>
+      <w:r>
+        <w:rPr>
+          <w:rStyle w:val="NormalTok"/>
+        </w:rPr>
+        <w:t xml:space="preserve"> pos</w:t>
+      </w:r>
+      <w:r>
+        <w:rPr>
+          <w:rStyle w:val="OperatorTok"/>
+        </w:rPr>
+        <w:t xml:space="preserve">,</w:t>
+      </w:r>
+      <w:r>
+        <w:rPr>
+          <w:rStyle w:val="NormalTok"/>
+        </w:rPr>
+        <w:t xml:space="preserve"> </w:t>
+      </w:r>
+      <w:r>
+        <w:rPr>
+          <w:rStyle w:val="DataTypeTok"/>
+        </w:rPr>
+        <w:t xml:space="preserve">void</w:t>
+      </w:r>
+      <w:r>
+        <w:rPr>
+          <w:rStyle w:val="NormalTok"/>
+        </w:rPr>
+        <w:t xml:space="preserve"> </w:t>
+      </w:r>
+      <w:r>
+        <w:rPr>
+          <w:rStyle w:val="OperatorTok"/>
+        </w:rPr>
+        <w:t xml:space="preserve">*</w:t>
+      </w:r>
+      <w:r>
+        <w:rPr>
+          <w:rStyle w:val="NormalTok"/>
+        </w:rPr>
+        <w:t xml:space="preserve">buf</w:t>
+      </w:r>
+      <w:r>
+        <w:rPr>
+          <w:rStyle w:val="OperatorTok"/>
+        </w:rPr>
+        <w:t xml:space="preserve">,</w:t>
+      </w:r>
+      <w:r>
+        <w:rPr>
+          <w:rStyle w:val="NormalTok"/>
+        </w:rPr>
+        <w:t xml:space="preserve"> </w:t>
+      </w:r>
+      <w:r>
+        <w:rPr>
+          <w:rStyle w:val="DataTypeTok"/>
+        </w:rPr>
+        <w:t xml:space="preserve">unsigned</w:t>
+      </w:r>
+      <w:r>
+        <w:rPr>
+          <w:rStyle w:val="NormalTok"/>
+        </w:rPr>
+        <w:t xml:space="preserve"> n</w:t>
+      </w:r>
+      <w:r>
+        <w:rPr>
+          <w:rStyle w:val="OperatorTok"/>
+        </w:rPr>
+        <w:t xml:space="preserve">);</w:t>
+      </w:r>
+    </w:p>
+    <w:p>
+      <w:pPr>
+        <w:pStyle w:val="FirstParagraph"/>
+      </w:pPr>
+      <w:r>
+        <w:t xml:space="preserve">A font file's family name and style from its own tables (no FreeType: 3 small reads). False: not a TrueType font.</w:t>
+      </w:r>
+    </w:p>
+    <w:p>
+      <w:pPr>
+        <w:pStyle w:val="SourceCode"/>
+      </w:pPr>
+      <w:r>
+        <w:rPr>
+          <w:rStyle w:val="DataTypeTok"/>
+        </w:rPr>
+        <w:t xml:space="preserve">bool</w:t>
+      </w:r>
+      <w:r>
+        <w:rPr>
+          <w:rStyle w:val="NormalTok"/>
+        </w:rPr>
         <w:t xml:space="preserve"> scan_file </w:t>
       </w:r>
       <w:r>
@@ -14876,12 +15023,19 @@
         </w:rPr>
         <w:t xml:space="preserve">);</w:t>
       </w:r>
-      <w:r>
-        <w:br/>
-      </w:r>
-      <w:r>
-        <w:br/>
-      </w:r>
+    </w:p>
+    <w:p>
+      <w:pPr>
+        <w:pStyle w:val="FirstParagraph"/>
+      </w:pPr>
+      <w:r>
+        <w:t xml:space="preserve">True when the file name n ends in ".ttf" (letters' case ignored).</w:t>
+      </w:r>
+    </w:p>
+    <w:p>
+      <w:pPr>
+        <w:pStyle w:val="SourceCode"/>
+      </w:pPr>
       <w:r>
         <w:rPr>
           <w:rStyle w:val="DataTypeTok"/>
@@ -14942,12 +15096,19 @@
         </w:rPr>
         <w:t xml:space="preserve">);</w:t>
       </w:r>
-      <w:r>
-        <w:br/>
-      </w:r>
-      <w:r>
-        <w:br/>
-      </w:r>
+    </w:p>
+    <w:p>
+      <w:pPr>
+        <w:pStyle w:val="FirstParagraph"/>
+      </w:pPr>
+      <w:r>
+        <w:t xml:space="preserve">Adds every .ttf file of the folder dir that scan_file accepts to g_face (MAXFACE files at most).</w:t>
+      </w:r>
+    </w:p>
+    <w:p>
+      <w:pPr>
+        <w:pStyle w:val="SourceCode"/>
+      </w:pPr>
       <w:r>
         <w:rPr>
           <w:rStyle w:val="DataTypeTok"/>
@@ -15070,6 +15231,14 @@
     </w:p>
     <w:p>
       <w:pPr>
+        <w:pStyle w:val="FirstParagraph"/>
+      </w:pPr>
+      <w:r>
+        <w:t xml:space="preserve">Starts FreeType and sorts the fonts of SD:/res/fonts and SD:/fonts into families (once), false when FreeType fails or no TrueType font is there.</w:t>
+      </w:r>
+    </w:p>
+    <w:p>
+      <w:pPr>
         <w:pStyle w:val="SourceCode"/>
       </w:pPr>
       <w:r>
@@ -15090,12 +15259,19 @@
         </w:rPr>
         <w:t xml:space="preserve">();</w:t>
       </w:r>
-      <w:r>
-        <w:br/>
-      </w:r>
-      <w:r>
-        <w:br/>
-      </w:r>
+    </w:p>
+    <w:p>
+      <w:pPr>
+        <w:pStyle w:val="FirstParagraph"/>
+      </w:pPr>
+      <w:r>
+        <w:t xml:space="preserve">The number of families init () found.</w:t>
+      </w:r>
+    </w:p>
+    <w:p>
+      <w:pPr>
+        <w:pStyle w:val="SourceCode"/>
+      </w:pPr>
       <w:r>
         <w:rPr>
           <w:rStyle w:val="DataTypeTok"/>
@@ -15114,9 +15290,19 @@
         </w:rPr>
         <w:t xml:space="preserve">();</w:t>
       </w:r>
-      <w:r>
-        <w:br/>
-      </w:r>
+    </w:p>
+    <w:p>
+      <w:pPr>
+        <w:pStyle w:val="FirstParagraph"/>
+      </w:pPr>
+      <w:r>
+        <w:t xml:space="preserve">Family i's name, "" when there is no such family.</w:t>
+      </w:r>
+    </w:p>
+    <w:p>
+      <w:pPr>
+        <w:pStyle w:val="SourceCode"/>
+      </w:pPr>
       <w:r>
         <w:rPr>
           <w:rStyle w:val="AttributeTok"/>
@@ -15177,9 +15363,19 @@
         </w:rPr>
         <w:t xml:space="preserve">);</w:t>
       </w:r>
-      <w:r>
-        <w:br/>
-      </w:r>
+    </w:p>
+    <w:p>
+      <w:pPr>
+        <w:pStyle w:val="FirstParagraph"/>
+      </w:pPr>
+      <w:r>
+        <w:t xml:space="preserve">A family's index by its name (letters' case ignored), -1 when there is none.</w:t>
+      </w:r>
+    </w:p>
+    <w:p>
+      <w:pPr>
+        <w:pStyle w:val="SourceCode"/>
+      </w:pPr>
       <w:r>
         <w:rPr>
           <w:rStyle w:val="DataTypeTok"/>
@@ -15345,6 +15541,14 @@
     </w:p>
     <w:p>
       <w:pPr>
+        <w:pStyle w:val="FirstParagraph"/>
+      </w:pPr>
+      <w:r>
+        <w:t xml:space="preserve">Frees a font's glyph table and its bitmaps and lowers the cache's byte count (the Font itself stays).</w:t>
+      </w:r>
+    </w:p>
+    <w:p>
+      <w:pPr>
         <w:pStyle w:val="SourceCode"/>
       </w:pPr>
       <w:r>
@@ -15389,12 +15593,19 @@
         </w:rPr>
         <w:t xml:space="preserve">);</w:t>
       </w:r>
-      <w:r>
-        <w:br/>
-      </w:r>
-      <w:r>
-        <w:br/>
-      </w:r>
+    </w:p>
+    <w:p>
+      <w:pPr>
+        <w:pStyle w:val="FirstParagraph"/>
+      </w:pPr>
+      <w:r>
+        <w:t xml:space="preserve">Builds a family's style at size64 (1/64 px, 1 px at least) with its metrics and an empty glyph table, 0 when the family or its face file fails. A style the family lacks is made from another of its files (bold thickened, italic slanted).</w:t>
+      </w:r>
+    </w:p>
+    <w:p>
+      <w:pPr>
+        <w:pStyle w:val="SourceCode"/>
+      </w:pPr>
       <w:r>
         <w:rPr>
           <w:rStyle w:val="NormalTok"/>
@@ -15797,6 +16008,14 @@
     </w:p>
     <w:p>
       <w:pPr>
+        <w:pStyle w:val="FirstParagraph"/>
+      </w:pPr>
+      <w:r>
+        <w:t xml:space="preserve">The glyph table's slot for the character cp, either the one holding it or the empty one where it goes.</w:t>
+      </w:r>
+    </w:p>
+    <w:p>
+      <w:pPr>
         <w:pStyle w:val="SourceCode"/>
       </w:pPr>
       <w:r>
@@ -15864,300 +16083,6 @@
           <w:rStyle w:val="NormalTok"/>
         </w:rPr>
         <w:t xml:space="preserve"> cp</w:t>
-      </w:r>
-      <w:r>
-        <w:rPr>
-          <w:rStyle w:val="OperatorTok"/>
-        </w:rPr>
-        <w:t xml:space="preserve">);</w:t>
-      </w:r>
-      <w:r>
-        <w:br/>
-      </w:r>
-      <w:r>
-        <w:br/>
-      </w:r>
-      <w:r>
-        <w:rPr>
-          <w:rStyle w:val="DataTypeTok"/>
-        </w:rPr>
-        <w:t xml:space="preserve">void</w:t>
-      </w:r>
-      <w:r>
-        <w:rPr>
-          <w:rStyle w:val="NormalTok"/>
-        </w:rPr>
-        <w:t xml:space="preserve"> grow </w:t>
-      </w:r>
-      <w:r>
-        <w:rPr>
-          <w:rStyle w:val="OperatorTok"/>
-        </w:rPr>
-        <w:t xml:space="preserve">(</w:t>
-      </w:r>
-      <w:r>
-        <w:rPr>
-          <w:rStyle w:val="NormalTok"/>
-        </w:rPr>
-        <w:t xml:space="preserve">Font </w:t>
-      </w:r>
-      <w:r>
-        <w:rPr>
-          <w:rStyle w:val="OperatorTok"/>
-        </w:rPr>
-        <w:t xml:space="preserve">*</w:t>
-      </w:r>
-      <w:r>
-        <w:rPr>
-          <w:rStyle w:val="NormalTok"/>
-        </w:rPr>
-        <w:t xml:space="preserve">f</w:t>
-      </w:r>
-      <w:r>
-        <w:rPr>
-          <w:rStyle w:val="OperatorTok"/>
-        </w:rPr>
-        <w:t xml:space="preserve">);</w:t>
-      </w:r>
-      <w:r>
-        <w:br/>
-      </w:r>
-      <w:r>
-        <w:br/>
-      </w:r>
-      <w:r>
-        <w:rPr>
-          <w:rStyle w:val="NormalTok"/>
-        </w:rPr>
-        <w:t xml:space="preserve">Glyph </w:t>
-      </w:r>
-      <w:r>
-        <w:rPr>
-          <w:rStyle w:val="OperatorTok"/>
-        </w:rPr>
-        <w:t xml:space="preserve">*</w:t>
-      </w:r>
-      <w:r>
-        <w:rPr>
-          <w:rStyle w:val="NormalTok"/>
-        </w:rPr>
-        <w:t xml:space="preserve">glyph </w:t>
-      </w:r>
-      <w:r>
-        <w:rPr>
-          <w:rStyle w:val="OperatorTok"/>
-        </w:rPr>
-        <w:t xml:space="preserve">(</w:t>
-      </w:r>
-      <w:r>
-        <w:rPr>
-          <w:rStyle w:val="NormalTok"/>
-        </w:rPr>
-        <w:t xml:space="preserve">Font </w:t>
-      </w:r>
-      <w:r>
-        <w:rPr>
-          <w:rStyle w:val="OperatorTok"/>
-        </w:rPr>
-        <w:t xml:space="preserve">*</w:t>
-      </w:r>
-      <w:r>
-        <w:rPr>
-          <w:rStyle w:val="NormalTok"/>
-        </w:rPr>
-        <w:t xml:space="preserve">f</w:t>
-      </w:r>
-      <w:r>
-        <w:rPr>
-          <w:rStyle w:val="OperatorTok"/>
-        </w:rPr>
-        <w:t xml:space="preserve">,</w:t>
-      </w:r>
-      <w:r>
-        <w:rPr>
-          <w:rStyle w:val="NormalTok"/>
-        </w:rPr>
-        <w:t xml:space="preserve"> </w:t>
-      </w:r>
-      <w:r>
-        <w:rPr>
-          <w:rStyle w:val="DataTypeTok"/>
-        </w:rPr>
-        <w:t xml:space="preserve">unsigned</w:t>
-      </w:r>
-      <w:r>
-        <w:rPr>
-          <w:rStyle w:val="NormalTok"/>
-        </w:rPr>
-        <w:t xml:space="preserve"> cp</w:t>
-      </w:r>
-      <w:r>
-        <w:rPr>
-          <w:rStyle w:val="OperatorTok"/>
-        </w:rPr>
-        <w:t xml:space="preserve">);</w:t>
-      </w:r>
-      <w:r>
-        <w:br/>
-      </w:r>
-      <w:r>
-        <w:br/>
-      </w:r>
-      <w:r>
-        <w:rPr>
-          <w:rStyle w:val="DataTypeTok"/>
-        </w:rPr>
-        <w:t xml:space="preserve">int</w:t>
-      </w:r>
-      <w:r>
-        <w:rPr>
-          <w:rStyle w:val="NormalTok"/>
-        </w:rPr>
-        <w:t xml:space="preserve"> advance </w:t>
-      </w:r>
-      <w:r>
-        <w:rPr>
-          <w:rStyle w:val="OperatorTok"/>
-        </w:rPr>
-        <w:t xml:space="preserve">(</w:t>
-      </w:r>
-      <w:r>
-        <w:rPr>
-          <w:rStyle w:val="NormalTok"/>
-        </w:rPr>
-        <w:t xml:space="preserve">Font </w:t>
-      </w:r>
-      <w:r>
-        <w:rPr>
-          <w:rStyle w:val="OperatorTok"/>
-        </w:rPr>
-        <w:t xml:space="preserve">*</w:t>
-      </w:r>
-      <w:r>
-        <w:rPr>
-          <w:rStyle w:val="NormalTok"/>
-        </w:rPr>
-        <w:t xml:space="preserve">f</w:t>
-      </w:r>
-      <w:r>
-        <w:rPr>
-          <w:rStyle w:val="OperatorTok"/>
-        </w:rPr>
-        <w:t xml:space="preserve">,</w:t>
-      </w:r>
-      <w:r>
-        <w:rPr>
-          <w:rStyle w:val="NormalTok"/>
-        </w:rPr>
-        <w:t xml:space="preserve"> </w:t>
-      </w:r>
-      <w:r>
-        <w:rPr>
-          <w:rStyle w:val="DataTypeTok"/>
-        </w:rPr>
-        <w:t xml:space="preserve">unsigned</w:t>
-      </w:r>
-      <w:r>
-        <w:rPr>
-          <w:rStyle w:val="NormalTok"/>
-        </w:rPr>
-        <w:t xml:space="preserve"> cp</w:t>
-      </w:r>
-      <w:r>
-        <w:rPr>
-          <w:rStyle w:val="OperatorTok"/>
-        </w:rPr>
-        <w:t xml:space="preserve">);</w:t>
-      </w:r>
-      <w:r>
-        <w:br/>
-      </w:r>
-      <w:r>
-        <w:br/>
-      </w:r>
-      <w:r>
-        <w:rPr>
-          <w:rStyle w:val="DataTypeTok"/>
-        </w:rPr>
-        <w:t xml:space="preserve">int</w:t>
-      </w:r>
-      <w:r>
-        <w:rPr>
-          <w:rStyle w:val="NormalTok"/>
-        </w:rPr>
-        <w:t xml:space="preserve"> kern </w:t>
-      </w:r>
-      <w:r>
-        <w:rPr>
-          <w:rStyle w:val="OperatorTok"/>
-        </w:rPr>
-        <w:t xml:space="preserve">(</w:t>
-      </w:r>
-      <w:r>
-        <w:rPr>
-          <w:rStyle w:val="NormalTok"/>
-        </w:rPr>
-        <w:t xml:space="preserve">Font </w:t>
-      </w:r>
-      <w:r>
-        <w:rPr>
-          <w:rStyle w:val="OperatorTok"/>
-        </w:rPr>
-        <w:t xml:space="preserve">*</w:t>
-      </w:r>
-      <w:r>
-        <w:rPr>
-          <w:rStyle w:val="NormalTok"/>
-        </w:rPr>
-        <w:t xml:space="preserve">f</w:t>
-      </w:r>
-      <w:r>
-        <w:rPr>
-          <w:rStyle w:val="OperatorTok"/>
-        </w:rPr>
-        <w:t xml:space="preserve">,</w:t>
-      </w:r>
-      <w:r>
-        <w:rPr>
-          <w:rStyle w:val="NormalTok"/>
-        </w:rPr>
-        <w:t xml:space="preserve"> </w:t>
-      </w:r>
-      <w:r>
-        <w:rPr>
-          <w:rStyle w:val="DataTypeTok"/>
-        </w:rPr>
-        <w:t xml:space="preserve">unsigned</w:t>
-      </w:r>
-      <w:r>
-        <w:rPr>
-          <w:rStyle w:val="NormalTok"/>
-        </w:rPr>
-        <w:t xml:space="preserve"> a</w:t>
-      </w:r>
-      <w:r>
-        <w:rPr>
-          <w:rStyle w:val="OperatorTok"/>
-        </w:rPr>
-        <w:t xml:space="preserve">,</w:t>
-      </w:r>
-      <w:r>
-        <w:rPr>
-          <w:rStyle w:val="NormalTok"/>
-        </w:rPr>
-        <w:t xml:space="preserve"> </w:t>
-      </w:r>
-      <w:r>
-        <w:rPr>
-          <w:rStyle w:val="DataTypeTok"/>
-        </w:rPr>
-        <w:t xml:space="preserve">unsigned</w:t>
-      </w:r>
-      <w:r>
-        <w:rPr>
-          <w:rStyle w:val="NormalTok"/>
-        </w:rPr>
-        <w:t xml:space="preserve"> b</w:t>
       </w:r>
       <w:r>
         <w:rPr>
@@ -16171,7 +16096,7 @@
         <w:pStyle w:val="FirstParagraph"/>
       </w:pPr>
       <w:r>
-        <w:t xml:space="preserve">The coverage bitmap of a glyph at a quarter-pixel position.</w:t>
+        <w:t xml:space="preserve">Doubles the glyph table and puts its glyphs back in their new slots (earlier Glyph pointers are stale).</w:t>
       </w:r>
     </w:p>
     <w:p>
@@ -16188,6 +16113,328 @@
         <w:rPr>
           <w:rStyle w:val="NormalTok"/>
         </w:rPr>
+        <w:t xml:space="preserve"> grow </w:t>
+      </w:r>
+      <w:r>
+        <w:rPr>
+          <w:rStyle w:val="OperatorTok"/>
+        </w:rPr>
+        <w:t xml:space="preserve">(</w:t>
+      </w:r>
+      <w:r>
+        <w:rPr>
+          <w:rStyle w:val="NormalTok"/>
+        </w:rPr>
+        <w:t xml:space="preserve">Font </w:t>
+      </w:r>
+      <w:r>
+        <w:rPr>
+          <w:rStyle w:val="OperatorTok"/>
+        </w:rPr>
+        <w:t xml:space="preserve">*</w:t>
+      </w:r>
+      <w:r>
+        <w:rPr>
+          <w:rStyle w:val="NormalTok"/>
+        </w:rPr>
+        <w:t xml:space="preserve">f</w:t>
+      </w:r>
+      <w:r>
+        <w:rPr>
+          <w:rStyle w:val="OperatorTok"/>
+        </w:rPr>
+        <w:t xml:space="preserve">);</w:t>
+      </w:r>
+    </w:p>
+    <w:p>
+      <w:pPr>
+        <w:pStyle w:val="FirstParagraph"/>
+      </w:pPr>
+      <w:r>
+        <w:t xml:space="preserve">A character's cached glyph entry (0 is read as a space), made at its first use with its glyph index and advance. A character the font lacks comes from DejaVu Sans (nowhere either: gi 0, half the size wide). The pointer holds until the table grows.</w:t>
+      </w:r>
+    </w:p>
+    <w:p>
+      <w:pPr>
+        <w:pStyle w:val="SourceCode"/>
+      </w:pPr>
+      <w:r>
+        <w:rPr>
+          <w:rStyle w:val="NormalTok"/>
+        </w:rPr>
+        <w:t xml:space="preserve">Glyph </w:t>
+      </w:r>
+      <w:r>
+        <w:rPr>
+          <w:rStyle w:val="OperatorTok"/>
+        </w:rPr>
+        <w:t xml:space="preserve">*</w:t>
+      </w:r>
+      <w:r>
+        <w:rPr>
+          <w:rStyle w:val="NormalTok"/>
+        </w:rPr>
+        <w:t xml:space="preserve">glyph </w:t>
+      </w:r>
+      <w:r>
+        <w:rPr>
+          <w:rStyle w:val="OperatorTok"/>
+        </w:rPr>
+        <w:t xml:space="preserve">(</w:t>
+      </w:r>
+      <w:r>
+        <w:rPr>
+          <w:rStyle w:val="NormalTok"/>
+        </w:rPr>
+        <w:t xml:space="preserve">Font </w:t>
+      </w:r>
+      <w:r>
+        <w:rPr>
+          <w:rStyle w:val="OperatorTok"/>
+        </w:rPr>
+        <w:t xml:space="preserve">*</w:t>
+      </w:r>
+      <w:r>
+        <w:rPr>
+          <w:rStyle w:val="NormalTok"/>
+        </w:rPr>
+        <w:t xml:space="preserve">f</w:t>
+      </w:r>
+      <w:r>
+        <w:rPr>
+          <w:rStyle w:val="OperatorTok"/>
+        </w:rPr>
+        <w:t xml:space="preserve">,</w:t>
+      </w:r>
+      <w:r>
+        <w:rPr>
+          <w:rStyle w:val="NormalTok"/>
+        </w:rPr>
+        <w:t xml:space="preserve"> </w:t>
+      </w:r>
+      <w:r>
+        <w:rPr>
+          <w:rStyle w:val="DataTypeTok"/>
+        </w:rPr>
+        <w:t xml:space="preserve">unsigned</w:t>
+      </w:r>
+      <w:r>
+        <w:rPr>
+          <w:rStyle w:val="NormalTok"/>
+        </w:rPr>
+        <w:t xml:space="preserve"> cp</w:t>
+      </w:r>
+      <w:r>
+        <w:rPr>
+          <w:rStyle w:val="OperatorTok"/>
+        </w:rPr>
+        <w:t xml:space="preserve">);</w:t>
+      </w:r>
+    </w:p>
+    <w:p>
+      <w:pPr>
+        <w:pStyle w:val="FirstParagraph"/>
+      </w:pPr>
+      <w:r>
+        <w:t xml:space="preserve">A character's advance in 1/64 px, 0 without a font.</w:t>
+      </w:r>
+    </w:p>
+    <w:p>
+      <w:pPr>
+        <w:pStyle w:val="SourceCode"/>
+      </w:pPr>
+      <w:r>
+        <w:rPr>
+          <w:rStyle w:val="DataTypeTok"/>
+        </w:rPr>
+        <w:t xml:space="preserve">int</w:t>
+      </w:r>
+      <w:r>
+        <w:rPr>
+          <w:rStyle w:val="NormalTok"/>
+        </w:rPr>
+        <w:t xml:space="preserve"> advance </w:t>
+      </w:r>
+      <w:r>
+        <w:rPr>
+          <w:rStyle w:val="OperatorTok"/>
+        </w:rPr>
+        <w:t xml:space="preserve">(</w:t>
+      </w:r>
+      <w:r>
+        <w:rPr>
+          <w:rStyle w:val="NormalTok"/>
+        </w:rPr>
+        <w:t xml:space="preserve">Font </w:t>
+      </w:r>
+      <w:r>
+        <w:rPr>
+          <w:rStyle w:val="OperatorTok"/>
+        </w:rPr>
+        <w:t xml:space="preserve">*</w:t>
+      </w:r>
+      <w:r>
+        <w:rPr>
+          <w:rStyle w:val="NormalTok"/>
+        </w:rPr>
+        <w:t xml:space="preserve">f</w:t>
+      </w:r>
+      <w:r>
+        <w:rPr>
+          <w:rStyle w:val="OperatorTok"/>
+        </w:rPr>
+        <w:t xml:space="preserve">,</w:t>
+      </w:r>
+      <w:r>
+        <w:rPr>
+          <w:rStyle w:val="NormalTok"/>
+        </w:rPr>
+        <w:t xml:space="preserve"> </w:t>
+      </w:r>
+      <w:r>
+        <w:rPr>
+          <w:rStyle w:val="DataTypeTok"/>
+        </w:rPr>
+        <w:t xml:space="preserve">unsigned</w:t>
+      </w:r>
+      <w:r>
+        <w:rPr>
+          <w:rStyle w:val="NormalTok"/>
+        </w:rPr>
+        <w:t xml:space="preserve"> cp</w:t>
+      </w:r>
+      <w:r>
+        <w:rPr>
+          <w:rStyle w:val="OperatorTok"/>
+        </w:rPr>
+        <w:t xml:space="preserve">);</w:t>
+      </w:r>
+    </w:p>
+    <w:p>
+      <w:pPr>
+        <w:pStyle w:val="FirstParagraph"/>
+      </w:pPr>
+      <w:r>
+        <w:t xml:space="preserve">The kerning between the characters a and b in 1/64 px, 0 when there is none (no font, no kerning table, a glyph from the fallback font).</w:t>
+      </w:r>
+    </w:p>
+    <w:p>
+      <w:pPr>
+        <w:pStyle w:val="SourceCode"/>
+      </w:pPr>
+      <w:r>
+        <w:rPr>
+          <w:rStyle w:val="DataTypeTok"/>
+        </w:rPr>
+        <w:t xml:space="preserve">int</w:t>
+      </w:r>
+      <w:r>
+        <w:rPr>
+          <w:rStyle w:val="NormalTok"/>
+        </w:rPr>
+        <w:t xml:space="preserve"> kern </w:t>
+      </w:r>
+      <w:r>
+        <w:rPr>
+          <w:rStyle w:val="OperatorTok"/>
+        </w:rPr>
+        <w:t xml:space="preserve">(</w:t>
+      </w:r>
+      <w:r>
+        <w:rPr>
+          <w:rStyle w:val="NormalTok"/>
+        </w:rPr>
+        <w:t xml:space="preserve">Font </w:t>
+      </w:r>
+      <w:r>
+        <w:rPr>
+          <w:rStyle w:val="OperatorTok"/>
+        </w:rPr>
+        <w:t xml:space="preserve">*</w:t>
+      </w:r>
+      <w:r>
+        <w:rPr>
+          <w:rStyle w:val="NormalTok"/>
+        </w:rPr>
+        <w:t xml:space="preserve">f</w:t>
+      </w:r>
+      <w:r>
+        <w:rPr>
+          <w:rStyle w:val="OperatorTok"/>
+        </w:rPr>
+        <w:t xml:space="preserve">,</w:t>
+      </w:r>
+      <w:r>
+        <w:rPr>
+          <w:rStyle w:val="NormalTok"/>
+        </w:rPr>
+        <w:t xml:space="preserve"> </w:t>
+      </w:r>
+      <w:r>
+        <w:rPr>
+          <w:rStyle w:val="DataTypeTok"/>
+        </w:rPr>
+        <w:t xml:space="preserve">unsigned</w:t>
+      </w:r>
+      <w:r>
+        <w:rPr>
+          <w:rStyle w:val="NormalTok"/>
+        </w:rPr>
+        <w:t xml:space="preserve"> a</w:t>
+      </w:r>
+      <w:r>
+        <w:rPr>
+          <w:rStyle w:val="OperatorTok"/>
+        </w:rPr>
+        <w:t xml:space="preserve">,</w:t>
+      </w:r>
+      <w:r>
+        <w:rPr>
+          <w:rStyle w:val="NormalTok"/>
+        </w:rPr>
+        <w:t xml:space="preserve"> </w:t>
+      </w:r>
+      <w:r>
+        <w:rPr>
+          <w:rStyle w:val="DataTypeTok"/>
+        </w:rPr>
+        <w:t xml:space="preserve">unsigned</w:t>
+      </w:r>
+      <w:r>
+        <w:rPr>
+          <w:rStyle w:val="NormalTok"/>
+        </w:rPr>
+        <w:t xml:space="preserve"> b</w:t>
+      </w:r>
+      <w:r>
+        <w:rPr>
+          <w:rStyle w:val="OperatorTok"/>
+        </w:rPr>
+        <w:t xml:space="preserve">);</w:t>
+      </w:r>
+    </w:p>
+    <w:p>
+      <w:pPr>
+        <w:pStyle w:val="FirstParagraph"/>
+      </w:pPr>
+      <w:r>
+        <w:t xml:space="preserve">The coverage bitmap of a glyph at a quarter-pixel position.</w:t>
+      </w:r>
+    </w:p>
+    <w:p>
+      <w:pPr>
+        <w:pStyle w:val="SourceCode"/>
+      </w:pPr>
+      <w:r>
+        <w:rPr>
+          <w:rStyle w:val="DataTypeTok"/>
+        </w:rPr>
+        <w:t xml:space="preserve">void</w:t>
+      </w:r>
+      <w:r>
+        <w:rPr>
+          <w:rStyle w:val="NormalTok"/>
+        </w:rPr>
         <w:t xml:space="preserve"> render </w:t>
       </w:r>
       <w:r>
@@ -16268,12 +16515,19 @@
         </w:rPr>
         <w:t xml:space="preserve">);</w:t>
       </w:r>
-      <w:r>
-        <w:br/>
-      </w:r>
-      <w:r>
-        <w:br/>
-      </w:r>
+    </w:p>
+    <w:p>
+      <w:pPr>
+        <w:pStyle w:val="FirstParagraph"/>
+      </w:pPr>
+      <w:r>
+        <w:t xml:space="preserve">Lays the colour c (0xRRGGBB) over the pixel d at opacity a (0..255) keeping d's top byte, or replaces d by c when a &gt;= 255.</w:t>
+      </w:r>
+    </w:p>
+    <w:p>
+      <w:pPr>
+        <w:pStyle w:val="SourceCode"/>
+      </w:pPr>
       <w:r>
         <w:rPr>
           <w:rStyle w:val="DataTypeTok"/>

--- a/docs/exports/17-FONTKIT.docx
+++ b/docs/exports/17-FONTKIT.docx
@@ -24,133 +24,133 @@
       </w:pPr>
       <w:r>
         <w:rPr>
+          <w:i/>
           <w:iCs/>
+        </w:rPr>
+        <w:t xml:space="preserve">The reference of</w:t>
+      </w:r>
+      <w:r>
+        <w:rPr>
           <w:i/>
-        </w:rPr>
-        <w:t xml:space="preserve">The reference of</w:t>
-      </w:r>
-      <w:r>
-        <w:rPr>
           <w:iCs/>
+        </w:rPr>
+        <w:t xml:space="preserve"> </w:t>
+      </w:r>
+      <w:r>
+        <w:rPr>
+          <w:b/>
+          <w:bCs/>
           <w:i/>
-        </w:rPr>
-        <w:t xml:space="preserve"> </w:t>
-      </w:r>
-      <w:r>
-        <w:rPr>
-          <w:bCs/>
-          <w:b/>
           <w:iCs/>
+        </w:rPr>
+        <w:t xml:space="preserve">FontKit</w:t>
+      </w:r>
+      <w:r>
+        <w:rPr>
           <w:i/>
-        </w:rPr>
-        <w:t xml:space="preserve">FontKit</w:t>
-      </w:r>
-      <w:r>
-        <w:rPr>
           <w:iCs/>
+        </w:rPr>
+        <w:t xml:space="preserve"> </w:t>
+      </w:r>
+      <w:r>
+        <w:rPr>
           <w:i/>
-        </w:rPr>
-        <w:t xml:space="preserve"> </w:t>
-      </w:r>
-      <w:r>
-        <w:rPr>
           <w:iCs/>
+        </w:rPr>
+        <w:t xml:space="preserve">(</w:t>
+      </w:r>
+      <w:r>
+        <w:rPr>
+          <w:rStyle w:val="VerbatimChar"/>
           <w:i/>
-        </w:rPr>
-        <w:t xml:space="preserve">(</w:t>
+          <w:iCs/>
+        </w:rPr>
+        <w:t xml:space="preserve">SD:/lib/fontkit.so</w:t>
+      </w:r>
+      <w:r>
+        <w:rPr>
+          <w:i/>
+          <w:iCs/>
+        </w:rPr>
+        <w:t xml:space="preserve">,</w:t>
+      </w:r>
+      <w:r>
+        <w:rPr>
+          <w:i/>
+          <w:iCs/>
+        </w:rPr>
+        <w:t xml:space="preserve"> </w:t>
       </w:r>
       <w:r>
         <w:rPr>
           <w:rStyle w:val="VerbatimChar"/>
+          <w:i/>
           <w:iCs/>
+        </w:rPr>
+        <w:t xml:space="preserve">user/Kits/fontkit</w:t>
+      </w:r>
+      <w:r>
+        <w:rPr>
           <w:i/>
-        </w:rPr>
-        <w:t xml:space="preserve">SD:/lib/fontkit.so</w:t>
-      </w:r>
-      <w:r>
-        <w:rPr>
           <w:iCs/>
+        </w:rPr>
+        <w:t xml:space="preserve">): what it is for, how a program uses it, and every operation it exposes. The operations' part is made from the kit's headers by</w:t>
+      </w:r>
+      <w:r>
+        <w:rPr>
           <w:i/>
-        </w:rPr>
-        <w:t xml:space="preserve">,</w:t>
-      </w:r>
-      <w:r>
-        <w:rPr>
           <w:iCs/>
+        </w:rPr>
+        <w:t xml:space="preserve"> </w:t>
+      </w:r>
+      <w:r>
+        <w:rPr>
+          <w:rStyle w:val="VerbatimChar"/>
           <w:i/>
-        </w:rPr>
-        <w:t xml:space="preserve"> </w:t>
-      </w:r>
-      <w:r>
-        <w:rPr>
-          <w:rStyle w:val="VerbatimChar"/>
           <w:iCs/>
+        </w:rPr>
+        <w:t xml:space="preserve">tools/docgen/kitdocs.py</w:t>
+      </w:r>
+      <w:r>
+        <w:rPr>
           <w:i/>
-        </w:rPr>
-        <w:t xml:space="preserve">user/Kits/fontkit</w:t>
-      </w:r>
-      <w:r>
-        <w:rPr>
           <w:iCs/>
+        </w:rPr>
+        <w:t xml:space="preserve"> </w:t>
+      </w:r>
+      <w:r>
+        <w:rPr>
           <w:i/>
-        </w:rPr>
-        <w:t xml:space="preserve">): what it is for, how a program uses it, and every operation it exposes. The operations' part is made from the kit's headers by</w:t>
-      </w:r>
-      <w:r>
-        <w:rPr>
           <w:iCs/>
+        </w:rPr>
+        <w:t xml:space="preserve">— the headers are the source. Overview of all the kits:</w:t>
+      </w:r>
+      <w:r>
+        <w:rPr>
           <w:i/>
-        </w:rPr>
-        <w:t xml:space="preserve"> </w:t>
-      </w:r>
-      <w:r>
-        <w:rPr>
-          <w:rStyle w:val="VerbatimChar"/>
           <w:iCs/>
-          <w:i/>
-        </w:rPr>
-        <w:t xml:space="preserve">tools/docgen/kitdocs.py</w:t>
-      </w:r>
-      <w:r>
-        <w:rPr>
-          <w:iCs/>
-          <w:i/>
-        </w:rPr>
-        <w:t xml:space="preserve"> </w:t>
-      </w:r>
-      <w:r>
-        <w:rPr>
-          <w:iCs/>
-          <w:i/>
-        </w:rPr>
-        <w:t xml:space="preserve">— the headers are the source. Overview of all the kits:</w:t>
-      </w:r>
-      <w:r>
-        <w:rPr>
-          <w:iCs/>
-          <w:i/>
-        </w:rPr>
-        <w:t xml:space="preserve"> </w:t>
-      </w:r>
-      <w:hyperlink r:id="rId20">
+        </w:rPr>
+        <w:t xml:space="preserve"> </w:t>
+      </w:r>
+      <w:hyperlink r:id="rId18">
         <w:r>
           <w:rPr>
             <w:rStyle w:val="Hyperlink"/>
+            <w:i/>
             <w:iCs/>
-            <w:i/>
           </w:rPr>
           <w:t xml:space="preserve">The Kits</w:t>
         </w:r>
       </w:hyperlink>
       <w:r>
         <w:rPr>
+          <w:i/>
           <w:iCs/>
-          <w:i/>
         </w:rPr>
         <w:t xml:space="preserve">.</w:t>
       </w:r>
     </w:p>
-    <w:bookmarkStart w:id="21" w:name="contents"/>
+    <w:bookmarkStart w:id="19" w:name="contents"/>
     <w:p>
       <w:pPr>
         <w:pStyle w:val="Heading2"/>
@@ -161,11 +161,11 @@
     </w:p>
     <w:p>
       <w:pPr>
+        <w:pStyle w:val="Compact"/>
         <w:numPr>
           <w:ilvl w:val="0"/>
           <w:numId w:val="1001"/>
         </w:numPr>
-        <w:pStyle w:val="Compact"/>
       </w:pPr>
       <w:hyperlink w:anchor="what-it-is">
         <w:r>
@@ -178,11 +178,11 @@
     </w:p>
     <w:p>
       <w:pPr>
+        <w:pStyle w:val="Compact"/>
         <w:numPr>
           <w:ilvl w:val="0"/>
           <w:numId w:val="1001"/>
         </w:numPr>
-        <w:pStyle w:val="Compact"/>
       </w:pPr>
       <w:hyperlink w:anchor="using-it">
         <w:r>
@@ -195,11 +195,11 @@
     </w:p>
     <w:p>
       <w:pPr>
+        <w:pStyle w:val="Compact"/>
         <w:numPr>
           <w:ilvl w:val="0"/>
           <w:numId w:val="1001"/>
         </w:numPr>
-        <w:pStyle w:val="Compact"/>
       </w:pPr>
       <w:hyperlink w:anchor="index">
         <w:r>
@@ -212,11 +212,11 @@
     </w:p>
     <w:p>
       <w:pPr>
+        <w:pStyle w:val="Compact"/>
         <w:numPr>
           <w:ilvl w:val="0"/>
           <w:numId w:val="1001"/>
         </w:numPr>
-        <w:pStyle w:val="Compact"/>
       </w:pPr>
       <w:hyperlink w:anchor="fontkituikitfaceh">
         <w:r>
@@ -229,11 +229,11 @@
     </w:p>
     <w:p>
       <w:pPr>
+        <w:pStyle w:val="Compact"/>
         <w:numPr>
           <w:ilvl w:val="0"/>
           <w:numId w:val="1001"/>
         </w:numPr>
-        <w:pStyle w:val="Compact"/>
       </w:pPr>
       <w:hyperlink w:anchor="fontkitfontsh">
         <w:r>
@@ -251,8 +251,8 @@
         </w:pict>
       </w:r>
     </w:p>
-    <w:bookmarkEnd w:id="21"/>
-    <w:bookmarkStart w:id="22" w:name="what-it-is"/>
+    <w:bookmarkEnd w:id="19"/>
+    <w:bookmarkStart w:id="20" w:name="what-it-is"/>
     <w:p>
       <w:pPr>
         <w:pStyle w:val="Heading2"/>
@@ -274,7 +274,6 @@
         <w:tblStyle w:val="Table"/>
         <w:tblW w:type="auto" w:w="0"/>
         <w:tblLook w:firstRow="1" w:lastRow="0" w:firstColumn="0" w:lastColumn="0" w:noHBand="0" w:noVBand="0" w:val="0020"/>
-        <w:jc w:val="start"/>
       </w:tblPr>
       <w:tblGrid>
         <w:gridCol w:w="3960"/>
@@ -282,7 +281,7 @@
       </w:tblGrid>
       <w:tr>
         <w:trPr>
-          <w:tblHeader w:val="true"/>
+          <w:tblHeader w:val="on"/>
         </w:trPr>
         <w:tc>
           <w:tcPr/>
@@ -307,7 +306,6 @@
           <w:p>
             <w:pPr>
               <w:pStyle w:val="Compact"/>
-              <w:jc w:val="left"/>
             </w:pPr>
             <w:r>
               <w:t xml:space="preserve">Include</w:t>
@@ -319,7 +317,6 @@
           <w:p>
             <w:pPr>
               <w:pStyle w:val="Compact"/>
-              <w:jc w:val="left"/>
             </w:pPr>
             <w:r>
               <w:rPr>
@@ -336,7 +333,6 @@
           <w:p>
             <w:pPr>
               <w:pStyle w:val="Compact"/>
-              <w:jc w:val="left"/>
             </w:pPr>
             <w:r>
               <w:t xml:space="preserve">Link</w:t>
@@ -348,7 +344,6 @@
           <w:p>
             <w:pPr>
               <w:pStyle w:val="Compact"/>
-              <w:jc w:val="left"/>
             </w:pPr>
             <w:r>
               <w:rPr>
@@ -365,7 +360,6 @@
           <w:p>
             <w:pPr>
               <w:pStyle w:val="Compact"/>
-              <w:jc w:val="left"/>
             </w:pPr>
             <w:r>
               <w:t xml:space="preserve">Library</w:t>
@@ -377,7 +371,6 @@
           <w:p>
             <w:pPr>
               <w:pStyle w:val="Compact"/>
-              <w:jc w:val="left"/>
             </w:pPr>
             <w:r>
               <w:rPr>
@@ -409,7 +402,6 @@
           <w:p>
             <w:pPr>
               <w:pStyle w:val="Compact"/>
-              <w:jc w:val="left"/>
             </w:pPr>
             <w:r>
               <w:t xml:space="preserve">Sources</w:t>
@@ -421,7 +413,6 @@
           <w:p>
             <w:pPr>
               <w:pStyle w:val="Compact"/>
-              <w:jc w:val="left"/>
             </w:pPr>
             <w:r>
               <w:rPr>
@@ -433,8 +424,8 @@
         </w:tc>
       </w:tr>
     </w:tbl>
-    <w:bookmarkEnd w:id="22"/>
-    <w:bookmarkStart w:id="24" w:name="using-it"/>
+    <w:bookmarkEnd w:id="20"/>
+    <w:bookmarkStart w:id="22" w:name="using-it"/>
     <w:p>
       <w:pPr>
         <w:pStyle w:val="Heading2"/>
@@ -466,8 +457,8 @@
       </w:pPr>
       <w:r>
         <w:rPr>
+          <w:b/>
           <w:bCs/>
-          <w:b/>
         </w:rPr>
         <w:t xml:space="preserve">Anti-aliased text in a UIKit application</w:t>
       </w:r>
@@ -912,8 +903,8 @@
       </w:pPr>
       <w:r>
         <w:rPr>
+          <w:b/>
           <w:bCs/>
-          <w:b/>
         </w:rPr>
         <w:t xml:space="preserve">The font manager</w:t>
       </w:r>
@@ -1424,7 +1415,7 @@
         <w:t xml:space="preserve">// in 26.6 units</w:t>
       </w:r>
     </w:p>
-    <w:bookmarkStart w:id="23" w:name="freetypes-own-functions"/>
+    <w:bookmarkStart w:id="21" w:name="freetypes-own-functions"/>
     <w:p>
       <w:pPr>
         <w:pStyle w:val="Heading3"/>
@@ -1486,9 +1477,9 @@
         <w:t xml:space="preserve">…), used as FreeType's documentation says (freetype.org). The apps' build is lean: TrueType, the auto-hinter, the smooth rasterizer. Most programs do not call them: they use the font manager and the text face below.</w:t>
       </w:r>
     </w:p>
-    <w:bookmarkEnd w:id="23"/>
-    <w:bookmarkEnd w:id="24"/>
-    <w:bookmarkStart w:id="25" w:name="index"/>
+    <w:bookmarkEnd w:id="21"/>
+    <w:bookmarkEnd w:id="22"/>
+    <w:bookmarkStart w:id="23" w:name="index"/>
     <w:p>
       <w:pPr>
         <w:pStyle w:val="Heading2"/>
@@ -1510,7 +1501,6 @@
         <w:tblStyle w:val="Table"/>
         <w:tblW w:type="auto" w:w="0"/>
         <w:tblLook w:firstRow="1" w:lastRow="0" w:firstColumn="0" w:lastColumn="0" w:noHBand="0" w:noVBand="0" w:val="0020"/>
-        <w:jc w:val="start"/>
       </w:tblPr>
       <w:tblGrid>
         <w:gridCol w:w="2640"/>
@@ -1519,14 +1509,13 @@
       </w:tblGrid>
       <w:tr>
         <w:trPr>
-          <w:tblHeader w:val="true"/>
+          <w:tblHeader w:val="on"/>
         </w:trPr>
         <w:tc>
           <w:tcPr/>
           <w:p>
             <w:pPr>
               <w:pStyle w:val="Compact"/>
-              <w:jc w:val="left"/>
             </w:pPr>
             <w:r>
               <w:t xml:space="preserve">Name</w:t>
@@ -1538,7 +1527,6 @@
           <w:p>
             <w:pPr>
               <w:pStyle w:val="Compact"/>
-              <w:jc w:val="left"/>
             </w:pPr>
             <w:r>
               <w:t xml:space="preserve">What it does</w:t>
@@ -1550,7 +1538,6 @@
           <w:p>
             <w:pPr>
               <w:pStyle w:val="Compact"/>
-              <w:jc w:val="left"/>
             </w:pPr>
             <w:r>
               <w:t xml:space="preserve">Header</w:t>
@@ -1564,7 +1551,6 @@
           <w:p>
             <w:pPr>
               <w:pStyle w:val="Compact"/>
-              <w:jc w:val="left"/>
             </w:pPr>
             <w:r>
               <w:rPr>
@@ -1579,7 +1565,6 @@
           <w:p>
             <w:pPr>
               <w:pStyle w:val="Compact"/>
-              <w:jc w:val="left"/>
             </w:pPr>
             <w:r>
               <w:t xml:space="preserve">ft/uikitface.h -- FreeType's anti-aliased text for every uikit widget</w:t>
@@ -1591,7 +1576,6 @@
           <w:p>
             <w:pPr>
               <w:pStyle w:val="Compact"/>
-              <w:jc w:val="left"/>
             </w:pPr>
             <w:r>
               <w:rPr>
@@ -1608,7 +1592,6 @@
           <w:p>
             <w:pPr>
               <w:pStyle w:val="Compact"/>
-              <w:jc w:val="left"/>
             </w:pPr>
             <w:r>
               <w:rPr>
@@ -1623,7 +1606,6 @@
           <w:p>
             <w:pPr>
               <w:pStyle w:val="Compact"/>
-              <w:jc w:val="left"/>
             </w:pPr>
             <w:r>
               <w:t xml:space="preserve">Installs FreeType's text for every uikit widget with the family by name (DejaVu Sans when absent) at px pixels, false when the card has no TrueType font.</w:t>
@@ -1635,7 +1617,6 @@
           <w:p>
             <w:pPr>
               <w:pStyle w:val="Compact"/>
-              <w:jc w:val="left"/>
             </w:pPr>
             <w:r>
               <w:rPr>
@@ -1652,7 +1633,6 @@
           <w:p>
             <w:pPr>
               <w:pStyle w:val="Compact"/>
-              <w:jc w:val="left"/>
             </w:pPr>
             <w:r>
               <w:rPr>
@@ -1667,7 +1647,6 @@
           <w:p>
             <w:pPr>
               <w:pStyle w:val="Compact"/>
-              <w:jc w:val="left"/>
             </w:pPr>
             <w:r>
               <w:t xml:space="preserve">The face ft_uikit_install made (0</w:t>
@@ -1679,7 +1658,6 @@
           <w:p>
             <w:pPr>
               <w:pStyle w:val="Compact"/>
-              <w:jc w:val="left"/>
             </w:pPr>
             <w:r>
               <w:rPr>
@@ -1696,7 +1674,6 @@
           <w:p>
             <w:pPr>
               <w:pStyle w:val="Compact"/>
-              <w:jc w:val="left"/>
             </w:pPr>
             <w:r>
               <w:rPr>
@@ -1711,7 +1688,6 @@
           <w:p>
             <w:pPr>
               <w:pStyle w:val="Compact"/>
-              <w:jc w:val="left"/>
             </w:pPr>
             <w:r>
               <w:t xml:space="preserve">The face of the dialogs (0</w:t>
@@ -1723,7 +1699,6 @@
           <w:p>
             <w:pPr>
               <w:pStyle w:val="Compact"/>
-              <w:jc w:val="left"/>
             </w:pPr>
             <w:r>
               <w:rPr>
@@ -1740,7 +1715,6 @@
           <w:p>
             <w:pPr>
               <w:pStyle w:val="Compact"/>
-              <w:jc w:val="left"/>
             </w:pPr>
             <w:r>
               <w:rPr>
@@ -1755,7 +1729,6 @@
           <w:p>
             <w:pPr>
               <w:pStyle w:val="Compact"/>
-              <w:jc w:val="left"/>
             </w:pPr>
             <w:r>
               <w:t xml:space="preserve">uikit's message box (uk_messagebox) in FreeType's text.</w:t>
@@ -1767,7 +1740,6 @@
           <w:p>
             <w:pPr>
               <w:pStyle w:val="Compact"/>
-              <w:jc w:val="left"/>
             </w:pPr>
             <w:r>
               <w:rPr>
@@ -1784,7 +1756,6 @@
           <w:p>
             <w:pPr>
               <w:pStyle w:val="Compact"/>
-              <w:jc w:val="left"/>
             </w:pPr>
             <w:r>
               <w:rPr>
@@ -1799,7 +1770,6 @@
           <w:p>
             <w:pPr>
               <w:pStyle w:val="Compact"/>
-              <w:jc w:val="left"/>
             </w:pPr>
             <w:r>
               <w:t xml:space="preserve">uikit's file dialogs (uk_file_open / uk_file_save / uk_folder_open) in FreeType's text.</w:t>
@@ -1811,7 +1781,6 @@
           <w:p>
             <w:pPr>
               <w:pStyle w:val="Compact"/>
-              <w:jc w:val="left"/>
             </w:pPr>
             <w:r>
               <w:rPr>
@@ -1828,7 +1797,6 @@
           <w:p>
             <w:pPr>
               <w:pStyle w:val="Compact"/>
-              <w:jc w:val="left"/>
             </w:pPr>
             <w:r>
               <w:rPr>
@@ -1843,7 +1811,6 @@
           <w:p>
             <w:pPr>
               <w:pStyle w:val="Compact"/>
-              <w:jc w:val="left"/>
             </w:pPr>
             <w:r>
               <w:t xml:space="preserve">uikit's file dialogs (uk_file_open / uk_file_save / uk_folder_open) in FreeType's text.</w:t>
@@ -1855,7 +1822,6 @@
           <w:p>
             <w:pPr>
               <w:pStyle w:val="Compact"/>
-              <w:jc w:val="left"/>
             </w:pPr>
             <w:r>
               <w:rPr>
@@ -1872,7 +1838,6 @@
           <w:p>
             <w:pPr>
               <w:pStyle w:val="Compact"/>
-              <w:jc w:val="left"/>
             </w:pPr>
             <w:r>
               <w:rPr>
@@ -1887,7 +1852,6 @@
           <w:p>
             <w:pPr>
               <w:pStyle w:val="Compact"/>
-              <w:jc w:val="left"/>
             </w:pPr>
             <w:r>
               <w:t xml:space="preserve">uikit's file dialogs (uk_file_open / uk_file_save / uk_folder_open) in FreeType's text.</w:t>
@@ -1899,7 +1863,6 @@
           <w:p>
             <w:pPr>
               <w:pStyle w:val="Compact"/>
-              <w:jc w:val="left"/>
             </w:pPr>
             <w:r>
               <w:rPr>
@@ -1916,7 +1879,6 @@
           <w:p>
             <w:pPr>
               <w:pStyle w:val="Compact"/>
-              <w:jc w:val="left"/>
             </w:pPr>
             <w:r>
               <w:rPr>
@@ -1931,7 +1893,6 @@
           <w:p>
             <w:pPr>
               <w:pStyle w:val="Compact"/>
-              <w:jc w:val="left"/>
             </w:pPr>
             <w:r>
               <w:t xml:space="preserve">(a type)</w:t>
@@ -1943,7 +1904,6 @@
           <w:p>
             <w:pPr>
               <w:pStyle w:val="Compact"/>
-              <w:jc w:val="left"/>
             </w:pPr>
             <w:r>
               <w:rPr>
@@ -1960,7 +1920,6 @@
           <w:p>
             <w:pPr>
               <w:pStyle w:val="Compact"/>
-              <w:jc w:val="left"/>
             </w:pPr>
             <w:r>
               <w:rPr>
@@ -1975,7 +1934,6 @@
           <w:p>
             <w:pPr>
               <w:pStyle w:val="Compact"/>
-              <w:jc w:val="left"/>
             </w:pPr>
             <w:r>
               <w:t xml:space="preserve">(a type)</w:t>
@@ -1987,7 +1945,6 @@
           <w:p>
             <w:pPr>
               <w:pStyle w:val="Compact"/>
-              <w:jc w:val="left"/>
             </w:pPr>
             <w:r>
               <w:rPr>
@@ -2004,7 +1961,6 @@
           <w:p>
             <w:pPr>
               <w:pStyle w:val="Compact"/>
-              <w:jc w:val="left"/>
             </w:pPr>
             <w:r>
               <w:rPr>
@@ -2019,7 +1975,6 @@
           <w:p>
             <w:pPr>
               <w:pStyle w:val="Compact"/>
-              <w:jc w:val="left"/>
             </w:pPr>
             <w:r>
               <w:t xml:space="preserve">(a type)</w:t>
@@ -2031,7 +1986,6 @@
           <w:p>
             <w:pPr>
               <w:pStyle w:val="Compact"/>
-              <w:jc w:val="left"/>
             </w:pPr>
             <w:r>
               <w:rPr>
@@ -2048,7 +2002,6 @@
           <w:p>
             <w:pPr>
               <w:pStyle w:val="Compact"/>
-              <w:jc w:val="left"/>
             </w:pPr>
             <w:r>
               <w:rPr>
@@ -2063,7 +2016,6 @@
           <w:p>
             <w:pPr>
               <w:pStyle w:val="Compact"/>
-              <w:jc w:val="left"/>
             </w:pPr>
             <w:r>
               <w:t xml:space="preserve">A string's length in bytes (0 for a null pointer).</w:t>
@@ -2075,7 +2027,6 @@
           <w:p>
             <w:pPr>
               <w:pStyle w:val="Compact"/>
-              <w:jc w:val="left"/>
             </w:pPr>
             <w:r>
               <w:rPr>
@@ -2092,7 +2043,6 @@
           <w:p>
             <w:pPr>
               <w:pStyle w:val="Compact"/>
-              <w:jc w:val="left"/>
             </w:pPr>
             <w:r>
               <w:rPr>
@@ -2107,7 +2057,6 @@
           <w:p>
             <w:pPr>
               <w:pStyle w:val="Compact"/>
-              <w:jc w:val="left"/>
             </w:pPr>
             <w:r>
               <w:t xml:space="preserve">Copies s into d, cut to cap - 1 bytes and always ended by a 0 (a null s gives an empty string).</w:t>
@@ -2119,7 +2068,6 @@
           <w:p>
             <w:pPr>
               <w:pStyle w:val="Compact"/>
-              <w:jc w:val="left"/>
             </w:pPr>
             <w:r>
               <w:rPr>
@@ -2136,7 +2084,6 @@
           <w:p>
             <w:pPr>
               <w:pStyle w:val="Compact"/>
-              <w:jc w:val="left"/>
             </w:pPr>
             <w:r>
               <w:rPr>
@@ -2151,7 +2098,6 @@
           <w:p>
             <w:pPr>
               <w:pStyle w:val="Compact"/>
-              <w:jc w:val="left"/>
             </w:pPr>
             <w:r>
               <w:t xml:space="preserve">An ASCII capital letter as its small letter, anything else unchanged.</w:t>
@@ -2163,7 +2109,6 @@
           <w:p>
             <w:pPr>
               <w:pStyle w:val="Compact"/>
-              <w:jc w:val="left"/>
             </w:pPr>
             <w:r>
               <w:rPr>
@@ -2180,7 +2125,6 @@
           <w:p>
             <w:pPr>
               <w:pStyle w:val="Compact"/>
-              <w:jc w:val="left"/>
             </w:pPr>
             <w:r>
               <w:rPr>
@@ -2195,7 +2139,6 @@
           <w:p>
             <w:pPr>
               <w:pStyle w:val="Compact"/>
-              <w:jc w:val="left"/>
             </w:pPr>
             <w:r>
               <w:t xml:space="preserve">Compares two strings with ASCII letters' case ignored, returning 0 when equal, else &lt; 0 or &gt; 0 as strcmp.</w:t>
@@ -2207,7 +2150,6 @@
           <w:p>
             <w:pPr>
               <w:pStyle w:val="Compact"/>
-              <w:jc w:val="left"/>
             </w:pPr>
             <w:r>
               <w:rPr>
@@ -2224,7 +2166,6 @@
           <w:p>
             <w:pPr>
               <w:pStyle w:val="Compact"/>
-              <w:jc w:val="left"/>
             </w:pPr>
             <w:r>
               <w:rPr>
@@ -2239,7 +2180,6 @@
           <w:p>
             <w:pPr>
               <w:pStyle w:val="Compact"/>
-              <w:jc w:val="left"/>
             </w:pPr>
             <w:r>
               <w:t xml:space="preserve">The big-endian 16-bit value at p.</w:t>
@@ -2251,7 +2191,6 @@
           <w:p>
             <w:pPr>
               <w:pStyle w:val="Compact"/>
-              <w:jc w:val="left"/>
             </w:pPr>
             <w:r>
               <w:rPr>
@@ -2268,7 +2207,6 @@
           <w:p>
             <w:pPr>
               <w:pStyle w:val="Compact"/>
-              <w:jc w:val="left"/>
             </w:pPr>
             <w:r>
               <w:rPr>
@@ -2283,7 +2221,6 @@
           <w:p>
             <w:pPr>
               <w:pStyle w:val="Compact"/>
-              <w:jc w:val="left"/>
             </w:pPr>
             <w:r>
               <w:t xml:space="preserve">The big-endian 32-bit value at p.</w:t>
@@ -2295,7 +2232,6 @@
           <w:p>
             <w:pPr>
               <w:pStyle w:val="Compact"/>
-              <w:jc w:val="left"/>
             </w:pPr>
             <w:r>
               <w:rPr>
@@ -2312,7 +2248,6 @@
           <w:p>
             <w:pPr>
               <w:pStyle w:val="Compact"/>
-              <w:jc w:val="left"/>
             </w:pPr>
             <w:r>
               <w:rPr>
@@ -2327,7 +2262,6 @@
           <w:p>
             <w:pPr>
               <w:pStyle w:val="Compact"/>
-              <w:jc w:val="left"/>
             </w:pPr>
             <w:r>
               <w:t xml:space="preserve">Reads n bytes of the open file f at offset pos into buf, false when the seek fails or fewer bytes come.</w:t>
@@ -2339,7 +2273,6 @@
           <w:p>
             <w:pPr>
               <w:pStyle w:val="Compact"/>
-              <w:jc w:val="left"/>
             </w:pPr>
             <w:r>
               <w:rPr>
@@ -2356,7 +2289,6 @@
           <w:p>
             <w:pPr>
               <w:pStyle w:val="Compact"/>
-              <w:jc w:val="left"/>
             </w:pPr>
             <w:r>
               <w:rPr>
@@ -2371,7 +2303,6 @@
           <w:p>
             <w:pPr>
               <w:pStyle w:val="Compact"/>
-              <w:jc w:val="left"/>
             </w:pPr>
             <w:r>
               <w:t xml:space="preserve">A font file's family name and style from its own tables (no FreeType</w:t>
@@ -2383,7 +2314,6 @@
           <w:p>
             <w:pPr>
               <w:pStyle w:val="Compact"/>
-              <w:jc w:val="left"/>
             </w:pPr>
             <w:r>
               <w:rPr>
@@ -2400,7 +2330,6 @@
           <w:p>
             <w:pPr>
               <w:pStyle w:val="Compact"/>
-              <w:jc w:val="left"/>
             </w:pPr>
             <w:r>
               <w:rPr>
@@ -2415,7 +2344,6 @@
           <w:p>
             <w:pPr>
               <w:pStyle w:val="Compact"/>
-              <w:jc w:val="left"/>
             </w:pPr>
             <w:r>
               <w:t xml:space="preserve">True when the file name n ends in ".ttf" (letters' case ignored).</w:t>
@@ -2427,7 +2355,6 @@
           <w:p>
             <w:pPr>
               <w:pStyle w:val="Compact"/>
-              <w:jc w:val="left"/>
             </w:pPr>
             <w:r>
               <w:rPr>
@@ -2444,7 +2371,6 @@
           <w:p>
             <w:pPr>
               <w:pStyle w:val="Compact"/>
-              <w:jc w:val="left"/>
             </w:pPr>
             <w:r>
               <w:rPr>
@@ -2459,7 +2385,6 @@
           <w:p>
             <w:pPr>
               <w:pStyle w:val="Compact"/>
-              <w:jc w:val="left"/>
             </w:pPr>
             <w:r>
               <w:t xml:space="preserve">Adds every .ttf file of the folder dir that scan_file accepts to g_face (MAXFACE files at most).</w:t>
@@ -2471,7 +2396,6 @@
           <w:p>
             <w:pPr>
               <w:pStyle w:val="Compact"/>
-              <w:jc w:val="left"/>
             </w:pPr>
             <w:r>
               <w:rPr>
@@ -2488,7 +2412,6 @@
           <w:p>
             <w:pPr>
               <w:pStyle w:val="Compact"/>
-              <w:jc w:val="left"/>
             </w:pPr>
             <w:r>
               <w:rPr>
@@ -2503,7 +2426,6 @@
           <w:p>
             <w:pPr>
               <w:pStyle w:val="Compact"/>
-              <w:jc w:val="left"/>
             </w:pPr>
             <w:r>
               <w:t xml:space="preserve">The style slot a file fills in its family</w:t>
@@ -2515,7 +2437,6 @@
           <w:p>
             <w:pPr>
               <w:pStyle w:val="Compact"/>
-              <w:jc w:val="left"/>
             </w:pPr>
             <w:r>
               <w:rPr>
@@ -2532,7 +2453,6 @@
           <w:p>
             <w:pPr>
               <w:pStyle w:val="Compact"/>
-              <w:jc w:val="left"/>
             </w:pPr>
             <w:r>
               <w:rPr>
@@ -2547,7 +2467,6 @@
           <w:p>
             <w:pPr>
               <w:pStyle w:val="Compact"/>
-              <w:jc w:val="left"/>
             </w:pPr>
             <w:r>
               <w:t xml:space="preserve">Starts FreeType and sorts the fonts of SD:/res/fonts and SD:/fonts into families (once), false when FreeType fails or no TrueType font is there.</w:t>
@@ -2559,7 +2478,6 @@
           <w:p>
             <w:pPr>
               <w:pStyle w:val="Compact"/>
-              <w:jc w:val="left"/>
             </w:pPr>
             <w:r>
               <w:rPr>
@@ -2576,7 +2494,6 @@
           <w:p>
             <w:pPr>
               <w:pStyle w:val="Compact"/>
-              <w:jc w:val="left"/>
             </w:pPr>
             <w:r>
               <w:rPr>
@@ -2591,7 +2508,6 @@
           <w:p>
             <w:pPr>
               <w:pStyle w:val="Compact"/>
-              <w:jc w:val="left"/>
             </w:pPr>
             <w:r>
               <w:t xml:space="preserve">The number of families init () found.</w:t>
@@ -2603,7 +2519,6 @@
           <w:p>
             <w:pPr>
               <w:pStyle w:val="Compact"/>
-              <w:jc w:val="left"/>
             </w:pPr>
             <w:r>
               <w:rPr>
@@ -2620,7 +2535,6 @@
           <w:p>
             <w:pPr>
               <w:pStyle w:val="Compact"/>
-              <w:jc w:val="left"/>
             </w:pPr>
             <w:r>
               <w:rPr>
@@ -2635,7 +2549,6 @@
           <w:p>
             <w:pPr>
               <w:pStyle w:val="Compact"/>
-              <w:jc w:val="left"/>
             </w:pPr>
             <w:r>
               <w:t xml:space="preserve">Family i's name, "" when there is no such family.</w:t>
@@ -2647,7 +2560,6 @@
           <w:p>
             <w:pPr>
               <w:pStyle w:val="Compact"/>
-              <w:jc w:val="left"/>
             </w:pPr>
             <w:r>
               <w:rPr>
@@ -2664,7 +2576,6 @@
           <w:p>
             <w:pPr>
               <w:pStyle w:val="Compact"/>
-              <w:jc w:val="left"/>
             </w:pPr>
             <w:r>
               <w:rPr>
@@ -2679,7 +2590,6 @@
           <w:p>
             <w:pPr>
               <w:pStyle w:val="Compact"/>
-              <w:jc w:val="left"/>
             </w:pPr>
             <w:r>
               <w:t xml:space="preserve">A family's index by its name (letters' case ignored), -1 when there is none.</w:t>
@@ -2691,7 +2601,6 @@
           <w:p>
             <w:pPr>
               <w:pStyle w:val="Compact"/>
-              <w:jc w:val="left"/>
             </w:pPr>
             <w:r>
               <w:rPr>
@@ -2708,7 +2617,6 @@
           <w:p>
             <w:pPr>
               <w:pStyle w:val="Compact"/>
-              <w:jc w:val="left"/>
             </w:pPr>
             <w:r>
               <w:rPr>
@@ -2723,7 +2631,6 @@
           <w:p>
             <w:pPr>
               <w:pStyle w:val="Compact"/>
-              <w:jc w:val="left"/>
             </w:pPr>
             <w:r>
               <w:t xml:space="preserve">The styles a family has (a mask of 1 &lt;&lt; style).</w:t>
@@ -2735,7 +2642,6 @@
           <w:p>
             <w:pPr>
               <w:pStyle w:val="Compact"/>
-              <w:jc w:val="left"/>
             </w:pPr>
             <w:r>
               <w:rPr>
@@ -2752,7 +2658,6 @@
           <w:p>
             <w:pPr>
               <w:pStyle w:val="Compact"/>
-              <w:jc w:val="left"/>
             </w:pPr>
             <w:r>
               <w:rPr>
@@ -2767,7 +2672,6 @@
           <w:p>
             <w:pPr>
               <w:pStyle w:val="Compact"/>
-              <w:jc w:val="left"/>
             </w:pPr>
             <w:r>
               <w:t xml:space="preserve">A face file's FreeType face, the file read at its first use.</w:t>
@@ -2779,7 +2683,6 @@
           <w:p>
             <w:pPr>
               <w:pStyle w:val="Compact"/>
-              <w:jc w:val="left"/>
             </w:pPr>
             <w:r>
               <w:rPr>
@@ -2796,7 +2699,6 @@
           <w:p>
             <w:pPr>
               <w:pStyle w:val="Compact"/>
-              <w:jc w:val="left"/>
             </w:pPr>
             <w:r>
               <w:rPr>
@@ -2811,7 +2713,6 @@
           <w:p>
             <w:pPr>
               <w:pStyle w:val="Compact"/>
-              <w:jc w:val="left"/>
             </w:pPr>
             <w:r>
               <w:t xml:space="preserve">Frees a font's glyph table and its bitmaps and lowers the cache's byte count (the Font itself stays).</w:t>
@@ -2823,7 +2724,6 @@
           <w:p>
             <w:pPr>
               <w:pStyle w:val="Compact"/>
-              <w:jc w:val="left"/>
             </w:pPr>
             <w:r>
               <w:rPr>
@@ -2840,7 +2740,6 @@
           <w:p>
             <w:pPr>
               <w:pStyle w:val="Compact"/>
-              <w:jc w:val="left"/>
             </w:pPr>
             <w:r>
               <w:rPr>
@@ -2855,7 +2754,6 @@
           <w:p>
             <w:pPr>
               <w:pStyle w:val="Compact"/>
-              <w:jc w:val="left"/>
             </w:pPr>
             <w:r>
               <w:t xml:space="preserve">Builds a family's style at size64 (1/64 px, 1 px at least) with its metrics and an empty glyph table, 0 when the family or its face file fails.</w:t>
@@ -2867,7 +2765,6 @@
           <w:p>
             <w:pPr>
               <w:pStyle w:val="Compact"/>
-              <w:jc w:val="left"/>
             </w:pPr>
             <w:r>
               <w:rPr>
@@ -2884,7 +2781,6 @@
           <w:p>
             <w:pPr>
               <w:pStyle w:val="Compact"/>
-              <w:jc w:val="left"/>
             </w:pPr>
             <w:r>
               <w:rPr>
@@ -2899,7 +2795,6 @@
           <w:p>
             <w:pPr>
               <w:pStyle w:val="Compact"/>
-              <w:jc w:val="left"/>
             </w:pPr>
             <w:r>
               <w:t xml:space="preserve">A family's style at a size (1/64 px).</w:t>
@@ -2911,7 +2806,6 @@
           <w:p>
             <w:pPr>
               <w:pStyle w:val="Compact"/>
-              <w:jc w:val="left"/>
             </w:pPr>
             <w:r>
               <w:rPr>
@@ -2928,7 +2822,6 @@
           <w:p>
             <w:pPr>
               <w:pStyle w:val="Compact"/>
-              <w:jc w:val="left"/>
             </w:pPr>
             <w:r>
               <w:rPr>
@@ -2943,7 +2836,6 @@
           <w:p>
             <w:pPr>
               <w:pStyle w:val="Compact"/>
-              <w:jc w:val="left"/>
             </w:pPr>
             <w:r>
               <w:t xml:space="preserve">Forget the fonts not used lately when the cache holds too much (a Font from get () is then stale</w:t>
@@ -2955,7 +2847,6 @@
           <w:p>
             <w:pPr>
               <w:pStyle w:val="Compact"/>
-              <w:jc w:val="left"/>
             </w:pPr>
             <w:r>
               <w:rPr>
@@ -2972,7 +2863,6 @@
           <w:p>
             <w:pPr>
               <w:pStyle w:val="Compact"/>
-              <w:jc w:val="left"/>
             </w:pPr>
             <w:r>
               <w:rPr>
@@ -2987,7 +2877,6 @@
           <w:p>
             <w:pPr>
               <w:pStyle w:val="Compact"/>
-              <w:jc w:val="left"/>
             </w:pPr>
             <w:r>
               <w:t xml:space="preserve">Forget the fonts not used lately when the cache holds too much (a Font from get () is then stale</w:t>
@@ -2999,7 +2888,6 @@
           <w:p>
             <w:pPr>
               <w:pStyle w:val="Compact"/>
-              <w:jc w:val="left"/>
             </w:pPr>
             <w:r>
               <w:rPr>
@@ -3016,7 +2904,6 @@
           <w:p>
             <w:pPr>
               <w:pStyle w:val="Compact"/>
-              <w:jc w:val="left"/>
             </w:pPr>
             <w:r>
               <w:rPr>
@@ -3031,7 +2918,6 @@
           <w:p>
             <w:pPr>
               <w:pStyle w:val="Compact"/>
-              <w:jc w:val="left"/>
             </w:pPr>
             <w:r>
               <w:t xml:space="preserve">The glyph table's slot for the character cp, either the one holding it or the empty one where it goes.</w:t>
@@ -3043,7 +2929,6 @@
           <w:p>
             <w:pPr>
               <w:pStyle w:val="Compact"/>
-              <w:jc w:val="left"/>
             </w:pPr>
             <w:r>
               <w:rPr>
@@ -3060,7 +2945,6 @@
           <w:p>
             <w:pPr>
               <w:pStyle w:val="Compact"/>
-              <w:jc w:val="left"/>
             </w:pPr>
             <w:r>
               <w:rPr>
@@ -3075,7 +2959,6 @@
           <w:p>
             <w:pPr>
               <w:pStyle w:val="Compact"/>
-              <w:jc w:val="left"/>
             </w:pPr>
             <w:r>
               <w:t xml:space="preserve">Doubles the glyph table and puts its glyphs back in their new slots (earlier Glyph pointers are stale).</w:t>
@@ -3087,7 +2970,6 @@
           <w:p>
             <w:pPr>
               <w:pStyle w:val="Compact"/>
-              <w:jc w:val="left"/>
             </w:pPr>
             <w:r>
               <w:rPr>
@@ -3104,7 +2986,6 @@
           <w:p>
             <w:pPr>
               <w:pStyle w:val="Compact"/>
-              <w:jc w:val="left"/>
             </w:pPr>
             <w:r>
               <w:rPr>
@@ -3119,7 +3000,6 @@
           <w:p>
             <w:pPr>
               <w:pStyle w:val="Compact"/>
-              <w:jc w:val="left"/>
             </w:pPr>
             <w:r>
               <w:t xml:space="preserve">A character's cached glyph entry (0 is read as a space), made at its first use with its glyph index and advance.</w:t>
@@ -3131,7 +3011,6 @@
           <w:p>
             <w:pPr>
               <w:pStyle w:val="Compact"/>
-              <w:jc w:val="left"/>
             </w:pPr>
             <w:r>
               <w:rPr>
@@ -3148,7 +3027,6 @@
           <w:p>
             <w:pPr>
               <w:pStyle w:val="Compact"/>
-              <w:jc w:val="left"/>
             </w:pPr>
             <w:r>
               <w:rPr>
@@ -3163,7 +3041,6 @@
           <w:p>
             <w:pPr>
               <w:pStyle w:val="Compact"/>
-              <w:jc w:val="left"/>
             </w:pPr>
             <w:r>
               <w:t xml:space="preserve">A character's advance in 1/64 px, 0 without a font.</w:t>
@@ -3175,7 +3052,6 @@
           <w:p>
             <w:pPr>
               <w:pStyle w:val="Compact"/>
-              <w:jc w:val="left"/>
             </w:pPr>
             <w:r>
               <w:rPr>
@@ -3192,7 +3068,6 @@
           <w:p>
             <w:pPr>
               <w:pStyle w:val="Compact"/>
-              <w:jc w:val="left"/>
             </w:pPr>
             <w:r>
               <w:rPr>
@@ -3207,7 +3082,6 @@
           <w:p>
             <w:pPr>
               <w:pStyle w:val="Compact"/>
-              <w:jc w:val="left"/>
             </w:pPr>
             <w:r>
               <w:t xml:space="preserve">The kerning between the characters a and b in 1/64 px, 0 when there is none (no font, no kerning table, a glyph from the fallback font).</w:t>
@@ -3219,7 +3093,6 @@
           <w:p>
             <w:pPr>
               <w:pStyle w:val="Compact"/>
-              <w:jc w:val="left"/>
             </w:pPr>
             <w:r>
               <w:rPr>
@@ -3236,7 +3109,6 @@
           <w:p>
             <w:pPr>
               <w:pStyle w:val="Compact"/>
-              <w:jc w:val="left"/>
             </w:pPr>
             <w:r>
               <w:rPr>
@@ -3251,7 +3123,6 @@
           <w:p>
             <w:pPr>
               <w:pStyle w:val="Compact"/>
-              <w:jc w:val="left"/>
             </w:pPr>
             <w:r>
               <w:t xml:space="preserve">The coverage bitmap of a glyph at a quarter-pixel position.</w:t>
@@ -3263,7 +3134,6 @@
           <w:p>
             <w:pPr>
               <w:pStyle w:val="Compact"/>
-              <w:jc w:val="left"/>
             </w:pPr>
             <w:r>
               <w:rPr>
@@ -3280,7 +3150,6 @@
           <w:p>
             <w:pPr>
               <w:pStyle w:val="Compact"/>
-              <w:jc w:val="left"/>
             </w:pPr>
             <w:r>
               <w:rPr>
@@ -3295,7 +3164,6 @@
           <w:p>
             <w:pPr>
               <w:pStyle w:val="Compact"/>
-              <w:jc w:val="left"/>
             </w:pPr>
             <w:r>
               <w:t xml:space="preserve">Lays the colour c (0xRRGGBB) over the pixel d at opacity a (0..255) keeping d's top byte, or replaces d by c when a &gt;= 255.</w:t>
@@ -3307,7 +3175,6 @@
           <w:p>
             <w:pPr>
               <w:pStyle w:val="Compact"/>
-              <w:jc w:val="left"/>
             </w:pPr>
             <w:r>
               <w:rPr>
@@ -3324,7 +3191,6 @@
           <w:p>
             <w:pPr>
               <w:pStyle w:val="Compact"/>
-              <w:jc w:val="left"/>
             </w:pPr>
             <w:r>
               <w:rPr>
@@ -3339,7 +3205,6 @@
           <w:p>
             <w:pPr>
               <w:pStyle w:val="Compact"/>
-              <w:jc w:val="left"/>
             </w:pPr>
             <w:r>
               <w:t xml:space="preserve">A character at x64 (1/64 px) on the baseline y, in colour c, clipped to [cx0, cx1) x [cy0, cy1).</w:t>
@@ -3351,7 +3216,6 @@
           <w:p>
             <w:pPr>
               <w:pStyle w:val="Compact"/>
-              <w:jc w:val="left"/>
             </w:pPr>
             <w:r>
               <w:rPr>
@@ -3368,7 +3232,6 @@
           <w:p>
             <w:pPr>
               <w:pStyle w:val="Compact"/>
-              <w:jc w:val="left"/>
             </w:pPr>
             <w:r>
               <w:rPr>
@@ -3383,7 +3246,6 @@
           <w:p>
             <w:pPr>
               <w:pStyle w:val="Compact"/>
-              <w:jc w:val="left"/>
             </w:pPr>
             <w:r>
               <w:t xml:space="preserve">A string (Latin-1 / ASCII) at x, baseline y, the pen's end returned (1/64 px).</w:t>
@@ -3395,7 +3257,6 @@
           <w:p>
             <w:pPr>
               <w:pStyle w:val="Compact"/>
-              <w:jc w:val="left"/>
             </w:pPr>
             <w:r>
               <w:rPr>
@@ -3412,7 +3273,6 @@
           <w:p>
             <w:pPr>
               <w:pStyle w:val="Compact"/>
-              <w:jc w:val="left"/>
             </w:pPr>
             <w:r>
               <w:rPr>
@@ -3427,7 +3287,6 @@
           <w:p>
             <w:pPr>
               <w:pStyle w:val="Compact"/>
-              <w:jc w:val="left"/>
             </w:pPr>
             <w:r>
               <w:t xml:space="preserve">A string (Latin-1 / ASCII) at x, baseline y, the pen's end returned (1/64 px).</w:t>
@@ -3439,7 +3298,6 @@
           <w:p>
             <w:pPr>
               <w:pStyle w:val="Compact"/>
-              <w:jc w:val="left"/>
             </w:pPr>
             <w:r>
               <w:rPr>
@@ -3458,8 +3316,8 @@
         </w:pict>
       </w:r>
     </w:p>
-    <w:bookmarkEnd w:id="25"/>
-    <w:bookmarkStart w:id="26" w:name="fontkituikitfaceh"/>
+    <w:bookmarkEnd w:id="23"/>
+    <w:bookmarkStart w:id="24" w:name="fontkituikitfaceh"/>
     <w:p>
       <w:pPr>
         <w:pStyle w:val="Heading2"/>
@@ -13010,8 +12868,8 @@
         <w:t xml:space="preserve">);</w:t>
       </w:r>
     </w:p>
-    <w:bookmarkEnd w:id="26"/>
-    <w:bookmarkStart w:id="32" w:name="fontkitfontsh"/>
+    <w:bookmarkEnd w:id="24"/>
+    <w:bookmarkStart w:id="30" w:name="fontkitfontsh"/>
     <w:p>
       <w:pPr>
         <w:pStyle w:val="Heading2"/>
@@ -14807,7 +14665,7 @@
         <w:t xml:space="preserve">// file[style]: g_face[] index, -1 none</w:t>
       </w:r>
     </w:p>
-    <w:bookmarkStart w:id="27" w:name="state"/>
+    <w:bookmarkStart w:id="25" w:name="state"/>
     <w:p>
       <w:pPr>
         <w:pStyle w:val="Heading3"/>
@@ -15352,8 +15210,8 @@
         <w:t xml:space="preserve">// coverage -&gt; opacity (a slightly heavier stroke on screen)</w:t>
       </w:r>
     </w:p>
-    <w:bookmarkEnd w:id="27"/>
-    <w:bookmarkStart w:id="28" w:name="small-helpers"/>
+    <w:bookmarkEnd w:id="25"/>
+    <w:bookmarkStart w:id="26" w:name="small-helpers"/>
     <w:p>
       <w:pPr>
         <w:pStyle w:val="Heading3"/>
@@ -16381,8 +16239,8 @@
         <w:t xml:space="preserve">);</w:t>
       </w:r>
     </w:p>
-    <w:bookmarkEnd w:id="28"/>
-    <w:bookmarkStart w:id="29" w:name="the-families"/>
+    <w:bookmarkEnd w:id="26"/>
+    <w:bookmarkStart w:id="27" w:name="the-families"/>
     <w:p>
       <w:pPr>
         <w:pStyle w:val="Heading3"/>
@@ -16691,8 +16549,8 @@
         <w:t xml:space="preserve">);</w:t>
       </w:r>
     </w:p>
-    <w:bookmarkEnd w:id="29"/>
-    <w:bookmarkStart w:id="30" w:name="sized-fonts"/>
+    <w:bookmarkEnd w:id="27"/>
+    <w:bookmarkStart w:id="28" w:name="sized-fonts"/>
     <w:p>
       <w:pPr>
         <w:pStyle w:val="Heading3"/>
@@ -17158,8 +17016,8 @@
         <w:t xml:space="preserve">);</w:t>
       </w:r>
     </w:p>
-    <w:bookmarkEnd w:id="30"/>
-    <w:bookmarkStart w:id="31" w:name="glyphs"/>
+    <w:bookmarkEnd w:id="28"/>
+    <w:bookmarkStart w:id="29" w:name="glyphs"/>
     <w:p>
       <w:pPr>
         <w:pStyle w:val="Heading3"/>
@@ -18374,8 +18232,8 @@
         <w:t xml:space="preserve">);</w:t>
       </w:r>
     </w:p>
-    <w:bookmarkEnd w:id="31"/>
-    <w:bookmarkEnd w:id="32"/>
+    <w:bookmarkEnd w:id="29"/>
+    <w:bookmarkEnd w:id="30"/>
     <w:sectPr>
       <w:footerReference r:id="rId9" w:type="default"/>
       <w:footnotePr>
@@ -18457,14 +18315,14 @@
 <file path=word/numbering.xml><?xml version="1.0" encoding="utf-8"?>
 <w:numbering xmlns:w="http://schemas.openxmlformats.org/wordprocessingml/2006/main">
   <w:abstractNum w:abstractNumId="990">
-    <w:nsid w:val="A990"/>
+    <w:nsid w:val="0000A990"/>
     <w:multiLevelType w:val="multilevel"/>
     <w:lvl w:ilvl="0">
       <w:numFmt w:val="bullet"/>
       <w:lvlText w:val=" "/>
       <w:lvlJc w:val="left"/>
       <w:pPr>
-        <w:ind w:left="720" w:hanging="480"/>
+        <w:ind w:left="720" w:hanging="360"/>
       </w:pPr>
     </w:lvl>
     <w:lvl w:ilvl="1">
@@ -18472,7 +18330,7 @@
       <w:lvlText w:val=" "/>
       <w:lvlJc w:val="left"/>
       <w:pPr>
-        <w:ind w:left="1440" w:hanging="480"/>
+        <w:ind w:left="1440" w:hanging="360"/>
       </w:pPr>
     </w:lvl>
     <w:lvl w:ilvl="2">
@@ -18480,7 +18338,7 @@
       <w:lvlText w:val=" "/>
       <w:lvlJc w:val="left"/>
       <w:pPr>
-        <w:ind w:left="2160" w:hanging="480"/>
+        <w:ind w:left="2160" w:hanging="360"/>
       </w:pPr>
     </w:lvl>
     <w:lvl w:ilvl="3">
@@ -18488,7 +18346,7 @@
       <w:lvlText w:val=" "/>
       <w:lvlJc w:val="left"/>
       <w:pPr>
-        <w:ind w:left="2880" w:hanging="480"/>
+        <w:ind w:left="2880" w:hanging="360"/>
       </w:pPr>
     </w:lvl>
     <w:lvl w:ilvl="4">
@@ -18496,7 +18354,7 @@
       <w:lvlText w:val=" "/>
       <w:lvlJc w:val="left"/>
       <w:pPr>
-        <w:ind w:left="3600" w:hanging="480"/>
+        <w:ind w:left="3600" w:hanging="360"/>
       </w:pPr>
     </w:lvl>
     <w:lvl w:ilvl="5">
@@ -18504,7 +18362,7 @@
       <w:lvlText w:val=" "/>
       <w:lvlJc w:val="left"/>
       <w:pPr>
-        <w:ind w:left="4320" w:hanging="480"/>
+        <w:ind w:left="4320" w:hanging="360"/>
       </w:pPr>
     </w:lvl>
     <w:lvl w:ilvl="6">
@@ -18512,7 +18370,7 @@
       <w:lvlText w:val=" "/>
       <w:lvlJc w:val="left"/>
       <w:pPr>
-        <w:ind w:left="5040" w:hanging="480"/>
+        <w:ind w:left="5040" w:hanging="360"/>
       </w:pPr>
     </w:lvl>
     <w:lvl w:ilvl="7">
@@ -18520,7 +18378,7 @@
       <w:lvlText w:val=" "/>
       <w:lvlJc w:val="left"/>
       <w:pPr>
-        <w:ind w:left="5760" w:hanging="480"/>
+        <w:ind w:left="5760" w:hanging="360"/>
       </w:pPr>
     </w:lvl>
     <w:lvl w:ilvl="8">
@@ -18528,12 +18386,12 @@
       <w:lvlText w:val=" "/>
       <w:lvlJc w:val="left"/>
       <w:pPr>
-        <w:ind w:left="6480" w:hanging="480"/>
+        <w:ind w:left="6480" w:hanging="360"/>
       </w:pPr>
     </w:lvl>
   </w:abstractNum>
   <w:abstractNum w:abstractNumId="99411">
-    <w:nsid w:val="A99411"/>
+    <w:nsid w:val="00A99411"/>
     <w:multiLevelType w:val="multilevel"/>
     <w:lvl w:ilvl="0">
       <w:start w:val="1"/>
@@ -18541,7 +18399,7 @@
       <w:lvlText w:val="%1."/>
       <w:lvlJc w:val="left"/>
       <w:pPr>
-        <w:ind w:left="720" w:hanging="480"/>
+        <w:ind w:left="720" w:hanging="360"/>
       </w:pPr>
     </w:lvl>
     <w:lvl w:ilvl="1">
@@ -18550,7 +18408,7 @@
       <w:lvlText w:val="%2."/>
       <w:lvlJc w:val="left"/>
       <w:pPr>
-        <w:ind w:left="1440" w:hanging="480"/>
+        <w:ind w:left="1440" w:hanging="360"/>
       </w:pPr>
     </w:lvl>
     <w:lvl w:ilvl="2">
@@ -18559,7 +18417,7 @@
       <w:lvlText w:val="%3."/>
       <w:lvlJc w:val="left"/>
       <w:pPr>
-        <w:ind w:left="2160" w:hanging="480"/>
+        <w:ind w:left="2160" w:hanging="360"/>
       </w:pPr>
     </w:lvl>
     <w:lvl w:ilvl="3">
@@ -18568,7 +18426,7 @@
       <w:lvlText w:val="%4."/>
       <w:lvlJc w:val="left"/>
       <w:pPr>
-        <w:ind w:left="2880" w:hanging="480"/>
+        <w:ind w:left="2880" w:hanging="360"/>
       </w:pPr>
     </w:lvl>
     <w:lvl w:ilvl="4">
@@ -18577,7 +18435,7 @@
       <w:lvlText w:val="%5."/>
       <w:lvlJc w:val="left"/>
       <w:pPr>
-        <w:ind w:left="3600" w:hanging="480"/>
+        <w:ind w:left="3600" w:hanging="360"/>
       </w:pPr>
     </w:lvl>
     <w:lvl w:ilvl="5">
@@ -18586,7 +18444,7 @@
       <w:lvlText w:val="%6."/>
       <w:lvlJc w:val="left"/>
       <w:pPr>
-        <w:ind w:left="4320" w:hanging="480"/>
+        <w:ind w:left="4320" w:hanging="360"/>
       </w:pPr>
     </w:lvl>
     <w:lvl w:ilvl="6">
@@ -18595,7 +18453,7 @@
       <w:lvlText w:val="%7."/>
       <w:lvlJc w:val="left"/>
       <w:pPr>
-        <w:ind w:left="5040" w:hanging="480"/>
+        <w:ind w:left="5040" w:hanging="360"/>
       </w:pPr>
     </w:lvl>
     <w:lvl w:ilvl="7">
@@ -18604,7 +18462,7 @@
       <w:lvlText w:val="%8."/>
       <w:lvlJc w:val="left"/>
       <w:pPr>
-        <w:ind w:left="5760" w:hanging="480"/>
+        <w:ind w:left="5760" w:hanging="360"/>
       </w:pPr>
     </w:lvl>
     <w:lvl w:ilvl="8">
@@ -18613,7 +18471,7 @@
       <w:lvlText w:val="%9."/>
       <w:lvlJc w:val="left"/>
       <w:pPr>
-        <w:ind w:left="6480" w:hanging="480"/>
+        <w:ind w:left="6480" w:hanging="360"/>
       </w:pPr>
     </w:lvl>
   </w:abstractNum>
@@ -19351,8 +19209,8 @@
     <w:name w:val="KeywordTok"/>
     <w:basedOn w:val="VerbatimChar"/>
     <w:rPr>
+      <w:b/>
       <w:color w:val="007020"/>
-      <w:b/>
     </w:rPr>
   </w:style>
   <w:style w:type="character" w:customStyle="1" w:styleId="DataTypeTok">
@@ -19429,42 +19287,42 @@
     <w:name w:val="ImportTok"/>
     <w:basedOn w:val="VerbatimChar"/>
     <w:rPr>
+      <w:b/>
       <w:color w:val="008000"/>
-      <w:b/>
     </w:rPr>
   </w:style>
   <w:style w:type="character" w:customStyle="1" w:styleId="CommentTok">
     <w:name w:val="CommentTok"/>
     <w:basedOn w:val="VerbatimChar"/>
     <w:rPr>
+      <w:i/>
       <w:color w:val="60a0b0"/>
-      <w:i/>
     </w:rPr>
   </w:style>
   <w:style w:type="character" w:customStyle="1" w:styleId="DocumentationTok">
     <w:name w:val="DocumentationTok"/>
     <w:basedOn w:val="VerbatimChar"/>
     <w:rPr>
+      <w:i/>
       <w:color w:val="ba2121"/>
-      <w:i/>
     </w:rPr>
   </w:style>
   <w:style w:type="character" w:customStyle="1" w:styleId="AnnotationTok">
     <w:name w:val="AnnotationTok"/>
     <w:basedOn w:val="VerbatimChar"/>
     <w:rPr>
-      <w:color w:val="60a0b0"/>
       <w:b/>
       <w:i/>
+      <w:color w:val="60a0b0"/>
     </w:rPr>
   </w:style>
   <w:style w:type="character" w:customStyle="1" w:styleId="CommentVarTok">
     <w:name w:val="CommentVarTok"/>
     <w:basedOn w:val="VerbatimChar"/>
     <w:rPr>
-      <w:color w:val="60a0b0"/>
       <w:b/>
       <w:i/>
+      <w:color w:val="60a0b0"/>
     </w:rPr>
   </w:style>
   <w:style w:type="character" w:customStyle="1" w:styleId="OtherTok">
@@ -19492,8 +19350,8 @@
     <w:name w:val="ControlFlowTok"/>
     <w:basedOn w:val="VerbatimChar"/>
     <w:rPr>
+      <w:b/>
       <w:color w:val="007020"/>
-      <w:b/>
     </w:rPr>
   </w:style>
   <w:style w:type="character" w:customStyle="1" w:styleId="OperatorTok">
@@ -19538,34 +19396,34 @@
     <w:name w:val="InformationTok"/>
     <w:basedOn w:val="VerbatimChar"/>
     <w:rPr>
-      <w:color w:val="60a0b0"/>
       <w:b/>
       <w:i/>
+      <w:color w:val="60a0b0"/>
     </w:rPr>
   </w:style>
   <w:style w:type="character" w:customStyle="1" w:styleId="WarningTok">
     <w:name w:val="WarningTok"/>
     <w:basedOn w:val="VerbatimChar"/>
     <w:rPr>
-      <w:color w:val="60a0b0"/>
       <w:b/>
       <w:i/>
+      <w:color w:val="60a0b0"/>
     </w:rPr>
   </w:style>
   <w:style w:type="character" w:customStyle="1" w:styleId="AlertTok">
     <w:name w:val="AlertTok"/>
     <w:basedOn w:val="VerbatimChar"/>
     <w:rPr>
+      <w:b/>
       <w:color w:val="ff0000"/>
-      <w:b/>
     </w:rPr>
   </w:style>
   <w:style w:type="character" w:customStyle="1" w:styleId="ErrorTok">
     <w:name w:val="ErrorTok"/>
     <w:basedOn w:val="VerbatimChar"/>
     <w:rPr>
+      <w:b/>
       <w:color w:val="ff0000"/>
-      <w:b/>
     </w:rPr>
   </w:style>
   <w:style w:type="character" w:customStyle="1" w:styleId="NormalTok">

--- a/docs/exports/17-FONTKIT.docx
+++ b/docs/exports/17-FONTKIT.docx
@@ -24,133 +24,133 @@
       </w:pPr>
       <w:r>
         <w:rPr>
+          <w:iCs/>
           <w:i/>
+        </w:rPr>
+        <w:t xml:space="preserve">The reference of</w:t>
+      </w:r>
+      <w:r>
+        <w:rPr>
           <w:iCs/>
-        </w:rPr>
-        <w:t xml:space="preserve">The reference of</w:t>
-      </w:r>
-      <w:r>
-        <w:rPr>
           <w:i/>
+        </w:rPr>
+        <w:t xml:space="preserve"> </w:t>
+      </w:r>
+      <w:r>
+        <w:rPr>
+          <w:bCs/>
+          <w:b/>
           <w:iCs/>
-        </w:rPr>
-        <w:t xml:space="preserve"> </w:t>
-      </w:r>
-      <w:r>
-        <w:rPr>
-          <w:b/>
-          <w:bCs/>
           <w:i/>
+        </w:rPr>
+        <w:t xml:space="preserve">FontKit</w:t>
+      </w:r>
+      <w:r>
+        <w:rPr>
           <w:iCs/>
-        </w:rPr>
-        <w:t xml:space="preserve">FontKit</w:t>
-      </w:r>
-      <w:r>
-        <w:rPr>
           <w:i/>
+        </w:rPr>
+        <w:t xml:space="preserve"> </w:t>
+      </w:r>
+      <w:r>
+        <w:rPr>
           <w:iCs/>
-        </w:rPr>
-        <w:t xml:space="preserve"> </w:t>
-      </w:r>
-      <w:r>
-        <w:rPr>
           <w:i/>
+        </w:rPr>
+        <w:t xml:space="preserve">(</w:t>
+      </w:r>
+      <w:r>
+        <w:rPr>
+          <w:rStyle w:val="VerbatimChar"/>
           <w:iCs/>
-        </w:rPr>
-        <w:t xml:space="preserve">(</w:t>
+          <w:i/>
+        </w:rPr>
+        <w:t xml:space="preserve">SD:/lib/fontkit.so</w:t>
+      </w:r>
+      <w:r>
+        <w:rPr>
+          <w:iCs/>
+          <w:i/>
+        </w:rPr>
+        <w:t xml:space="preserve">,</w:t>
+      </w:r>
+      <w:r>
+        <w:rPr>
+          <w:iCs/>
+          <w:i/>
+        </w:rPr>
+        <w:t xml:space="preserve"> </w:t>
       </w:r>
       <w:r>
         <w:rPr>
           <w:rStyle w:val="VerbatimChar"/>
+          <w:iCs/>
           <w:i/>
+        </w:rPr>
+        <w:t xml:space="preserve">user/Kits/fontkit</w:t>
+      </w:r>
+      <w:r>
+        <w:rPr>
           <w:iCs/>
-        </w:rPr>
-        <w:t xml:space="preserve">SD:/lib/fontkit.so</w:t>
-      </w:r>
-      <w:r>
-        <w:rPr>
           <w:i/>
+        </w:rPr>
+        <w:t xml:space="preserve">): what it is for, how a program uses it, and every operation it exposes. The operations' part is made from the kit's headers by</w:t>
+      </w:r>
+      <w:r>
+        <w:rPr>
           <w:iCs/>
-        </w:rPr>
-        <w:t xml:space="preserve">,</w:t>
-      </w:r>
-      <w:r>
-        <w:rPr>
           <w:i/>
+        </w:rPr>
+        <w:t xml:space="preserve"> </w:t>
+      </w:r>
+      <w:r>
+        <w:rPr>
+          <w:rStyle w:val="VerbatimChar"/>
           <w:iCs/>
-        </w:rPr>
-        <w:t xml:space="preserve"> </w:t>
-      </w:r>
-      <w:r>
-        <w:rPr>
-          <w:rStyle w:val="VerbatimChar"/>
           <w:i/>
+        </w:rPr>
+        <w:t xml:space="preserve">tools/docgen/kitdocs.py</w:t>
+      </w:r>
+      <w:r>
+        <w:rPr>
           <w:iCs/>
-        </w:rPr>
-        <w:t xml:space="preserve">user/Kits/fontkit</w:t>
-      </w:r>
-      <w:r>
-        <w:rPr>
           <w:i/>
+        </w:rPr>
+        <w:t xml:space="preserve"> </w:t>
+      </w:r>
+      <w:r>
+        <w:rPr>
           <w:iCs/>
-        </w:rPr>
-        <w:t xml:space="preserve">): what it is for, how a program uses it, and every operation it exposes. The operations' part is made from the kit's headers by</w:t>
-      </w:r>
-      <w:r>
-        <w:rPr>
           <w:i/>
+        </w:rPr>
+        <w:t xml:space="preserve">— the headers are the source. Overview of all the kits:</w:t>
+      </w:r>
+      <w:r>
+        <w:rPr>
           <w:iCs/>
-        </w:rPr>
-        <w:t xml:space="preserve"> </w:t>
-      </w:r>
-      <w:r>
-        <w:rPr>
-          <w:rStyle w:val="VerbatimChar"/>
           <w:i/>
-          <w:iCs/>
-        </w:rPr>
-        <w:t xml:space="preserve">tools/docgen/kitdocs.py</w:t>
-      </w:r>
-      <w:r>
-        <w:rPr>
-          <w:i/>
-          <w:iCs/>
-        </w:rPr>
-        <w:t xml:space="preserve"> </w:t>
-      </w:r>
-      <w:r>
-        <w:rPr>
-          <w:i/>
-          <w:iCs/>
-        </w:rPr>
-        <w:t xml:space="preserve">— the headers are the source. Overview of all the kits:</w:t>
-      </w:r>
-      <w:r>
-        <w:rPr>
-          <w:i/>
-          <w:iCs/>
-        </w:rPr>
-        <w:t xml:space="preserve"> </w:t>
-      </w:r>
-      <w:hyperlink r:id="rId18">
+        </w:rPr>
+        <w:t xml:space="preserve"> </w:t>
+      </w:r>
+      <w:hyperlink r:id="rId20">
         <w:r>
           <w:rPr>
             <w:rStyle w:val="Hyperlink"/>
+            <w:iCs/>
             <w:i/>
-            <w:iCs/>
           </w:rPr>
           <w:t xml:space="preserve">The Kits</w:t>
         </w:r>
       </w:hyperlink>
       <w:r>
         <w:rPr>
+          <w:iCs/>
           <w:i/>
-          <w:iCs/>
         </w:rPr>
         <w:t xml:space="preserve">.</w:t>
       </w:r>
     </w:p>
-    <w:bookmarkStart w:id="19" w:name="contents"/>
+    <w:bookmarkStart w:id="21" w:name="contents"/>
     <w:p>
       <w:pPr>
         <w:pStyle w:val="Heading2"/>
@@ -161,11 +161,11 @@
     </w:p>
     <w:p>
       <w:pPr>
-        <w:pStyle w:val="Compact"/>
         <w:numPr>
           <w:ilvl w:val="0"/>
           <w:numId w:val="1001"/>
         </w:numPr>
+        <w:pStyle w:val="Compact"/>
       </w:pPr>
       <w:hyperlink w:anchor="what-it-is">
         <w:r>
@@ -178,11 +178,11 @@
     </w:p>
     <w:p>
       <w:pPr>
-        <w:pStyle w:val="Compact"/>
         <w:numPr>
           <w:ilvl w:val="0"/>
           <w:numId w:val="1001"/>
         </w:numPr>
+        <w:pStyle w:val="Compact"/>
       </w:pPr>
       <w:hyperlink w:anchor="using-it">
         <w:r>
@@ -195,11 +195,11 @@
     </w:p>
     <w:p>
       <w:pPr>
-        <w:pStyle w:val="Compact"/>
         <w:numPr>
           <w:ilvl w:val="0"/>
           <w:numId w:val="1001"/>
         </w:numPr>
+        <w:pStyle w:val="Compact"/>
       </w:pPr>
       <w:hyperlink w:anchor="index">
         <w:r>
@@ -212,11 +212,11 @@
     </w:p>
     <w:p>
       <w:pPr>
-        <w:pStyle w:val="Compact"/>
         <w:numPr>
           <w:ilvl w:val="0"/>
           <w:numId w:val="1001"/>
         </w:numPr>
+        <w:pStyle w:val="Compact"/>
       </w:pPr>
       <w:hyperlink w:anchor="fontkituikitfaceh">
         <w:r>
@@ -229,11 +229,11 @@
     </w:p>
     <w:p>
       <w:pPr>
-        <w:pStyle w:val="Compact"/>
         <w:numPr>
           <w:ilvl w:val="0"/>
           <w:numId w:val="1001"/>
         </w:numPr>
+        <w:pStyle w:val="Compact"/>
       </w:pPr>
       <w:hyperlink w:anchor="fontkitfontsh">
         <w:r>
@@ -251,8 +251,8 @@
         </w:pict>
       </w:r>
     </w:p>
-    <w:bookmarkEnd w:id="19"/>
-    <w:bookmarkStart w:id="20" w:name="what-it-is"/>
+    <w:bookmarkEnd w:id="21"/>
+    <w:bookmarkStart w:id="22" w:name="what-it-is"/>
     <w:p>
       <w:pPr>
         <w:pStyle w:val="Heading2"/>
@@ -274,6 +274,7 @@
         <w:tblStyle w:val="Table"/>
         <w:tblW w:type="auto" w:w="0"/>
         <w:tblLook w:firstRow="1" w:lastRow="0" w:firstColumn="0" w:lastColumn="0" w:noHBand="0" w:noVBand="0" w:val="0020"/>
+        <w:jc w:val="start"/>
       </w:tblPr>
       <w:tblGrid>
         <w:gridCol w:w="3960"/>
@@ -281,7 +282,7 @@
       </w:tblGrid>
       <w:tr>
         <w:trPr>
-          <w:tblHeader w:val="on"/>
+          <w:tblHeader w:val="true"/>
         </w:trPr>
         <w:tc>
           <w:tcPr/>
@@ -306,6 +307,7 @@
           <w:p>
             <w:pPr>
               <w:pStyle w:val="Compact"/>
+              <w:jc w:val="left"/>
             </w:pPr>
             <w:r>
               <w:t xml:space="preserve">Include</w:t>
@@ -317,6 +319,7 @@
           <w:p>
             <w:pPr>
               <w:pStyle w:val="Compact"/>
+              <w:jc w:val="left"/>
             </w:pPr>
             <w:r>
               <w:rPr>
@@ -333,6 +336,7 @@
           <w:p>
             <w:pPr>
               <w:pStyle w:val="Compact"/>
+              <w:jc w:val="left"/>
             </w:pPr>
             <w:r>
               <w:t xml:space="preserve">Link</w:t>
@@ -344,6 +348,7 @@
           <w:p>
             <w:pPr>
               <w:pStyle w:val="Compact"/>
+              <w:jc w:val="left"/>
             </w:pPr>
             <w:r>
               <w:rPr>
@@ -360,6 +365,7 @@
           <w:p>
             <w:pPr>
               <w:pStyle w:val="Compact"/>
+              <w:jc w:val="left"/>
             </w:pPr>
             <w:r>
               <w:t xml:space="preserve">Library</w:t>
@@ -371,6 +377,7 @@
           <w:p>
             <w:pPr>
               <w:pStyle w:val="Compact"/>
+              <w:jc w:val="left"/>
             </w:pPr>
             <w:r>
               <w:rPr>
@@ -402,6 +409,7 @@
           <w:p>
             <w:pPr>
               <w:pStyle w:val="Compact"/>
+              <w:jc w:val="left"/>
             </w:pPr>
             <w:r>
               <w:t xml:space="preserve">Sources</w:t>
@@ -413,6 +421,7 @@
           <w:p>
             <w:pPr>
               <w:pStyle w:val="Compact"/>
+              <w:jc w:val="left"/>
             </w:pPr>
             <w:r>
               <w:rPr>
@@ -424,8 +433,8 @@
         </w:tc>
       </w:tr>
     </w:tbl>
-    <w:bookmarkEnd w:id="20"/>
-    <w:bookmarkStart w:id="22" w:name="using-it"/>
+    <w:bookmarkEnd w:id="22"/>
+    <w:bookmarkStart w:id="24" w:name="using-it"/>
     <w:p>
       <w:pPr>
         <w:pStyle w:val="Heading2"/>
@@ -457,8 +466,8 @@
       </w:pPr>
       <w:r>
         <w:rPr>
+          <w:bCs/>
           <w:b/>
-          <w:bCs/>
         </w:rPr>
         <w:t xml:space="preserve">Anti-aliased text in a UIKit application</w:t>
       </w:r>
@@ -903,8 +912,8 @@
       </w:pPr>
       <w:r>
         <w:rPr>
+          <w:bCs/>
           <w:b/>
-          <w:bCs/>
         </w:rPr>
         <w:t xml:space="preserve">The font manager</w:t>
       </w:r>
@@ -1415,7 +1424,7 @@
         <w:t xml:space="preserve">// in 26.6 units</w:t>
       </w:r>
     </w:p>
-    <w:bookmarkStart w:id="21" w:name="freetypes-own-functions"/>
+    <w:bookmarkStart w:id="23" w:name="freetypes-own-functions"/>
     <w:p>
       <w:pPr>
         <w:pStyle w:val="Heading3"/>
@@ -1477,9 +1486,9 @@
         <w:t xml:space="preserve">…), used as FreeType's documentation says (freetype.org). The apps' build is lean: TrueType, the auto-hinter, the smooth rasterizer. Most programs do not call them: they use the font manager and the text face below.</w:t>
       </w:r>
     </w:p>
-    <w:bookmarkEnd w:id="21"/>
-    <w:bookmarkEnd w:id="22"/>
-    <w:bookmarkStart w:id="23" w:name="index"/>
+    <w:bookmarkEnd w:id="23"/>
+    <w:bookmarkEnd w:id="24"/>
+    <w:bookmarkStart w:id="25" w:name="index"/>
     <w:p>
       <w:pPr>
         <w:pStyle w:val="Heading2"/>
@@ -1501,6 +1510,7 @@
         <w:tblStyle w:val="Table"/>
         <w:tblW w:type="auto" w:w="0"/>
         <w:tblLook w:firstRow="1" w:lastRow="0" w:firstColumn="0" w:lastColumn="0" w:noHBand="0" w:noVBand="0" w:val="0020"/>
+        <w:jc w:val="start"/>
       </w:tblPr>
       <w:tblGrid>
         <w:gridCol w:w="2640"/>
@@ -1509,13 +1519,14 @@
       </w:tblGrid>
       <w:tr>
         <w:trPr>
-          <w:tblHeader w:val="on"/>
+          <w:tblHeader w:val="true"/>
         </w:trPr>
         <w:tc>
           <w:tcPr/>
           <w:p>
             <w:pPr>
               <w:pStyle w:val="Compact"/>
+              <w:jc w:val="left"/>
             </w:pPr>
             <w:r>
               <w:t xml:space="preserve">Name</w:t>
@@ -1527,6 +1538,7 @@
           <w:p>
             <w:pPr>
               <w:pStyle w:val="Compact"/>
+              <w:jc w:val="left"/>
             </w:pPr>
             <w:r>
               <w:t xml:space="preserve">What it does</w:t>
@@ -1538,6 +1550,7 @@
           <w:p>
             <w:pPr>
               <w:pStyle w:val="Compact"/>
+              <w:jc w:val="left"/>
             </w:pPr>
             <w:r>
               <w:t xml:space="preserve">Header</w:t>
@@ -1551,6 +1564,7 @@
           <w:p>
             <w:pPr>
               <w:pStyle w:val="Compact"/>
+              <w:jc w:val="left"/>
             </w:pPr>
             <w:r>
               <w:rPr>
@@ -1565,6 +1579,7 @@
           <w:p>
             <w:pPr>
               <w:pStyle w:val="Compact"/>
+              <w:jc w:val="left"/>
             </w:pPr>
             <w:r>
               <w:t xml:space="preserve">ft/uikitface.h -- FreeType's anti-aliased text for every uikit widget</w:t>
@@ -1576,6 +1591,7 @@
           <w:p>
             <w:pPr>
               <w:pStyle w:val="Compact"/>
+              <w:jc w:val="left"/>
             </w:pPr>
             <w:r>
               <w:rPr>
@@ -1592,6 +1608,7 @@
           <w:p>
             <w:pPr>
               <w:pStyle w:val="Compact"/>
+              <w:jc w:val="left"/>
             </w:pPr>
             <w:r>
               <w:rPr>
@@ -1606,6 +1623,7 @@
           <w:p>
             <w:pPr>
               <w:pStyle w:val="Compact"/>
+              <w:jc w:val="left"/>
             </w:pPr>
             <w:r>
               <w:t xml:space="preserve">Installs FreeType's text for every uikit widget with the family by name (DejaVu Sans when absent) at px pixels, false when the card has no TrueType font.</w:t>
@@ -1617,6 +1635,7 @@
           <w:p>
             <w:pPr>
               <w:pStyle w:val="Compact"/>
+              <w:jc w:val="left"/>
             </w:pPr>
             <w:r>
               <w:rPr>
@@ -1633,6 +1652,7 @@
           <w:p>
             <w:pPr>
               <w:pStyle w:val="Compact"/>
+              <w:jc w:val="left"/>
             </w:pPr>
             <w:r>
               <w:rPr>
@@ -1647,6 +1667,7 @@
           <w:p>
             <w:pPr>
               <w:pStyle w:val="Compact"/>
+              <w:jc w:val="left"/>
             </w:pPr>
             <w:r>
               <w:t xml:space="preserve">The face ft_uikit_install made (0</w:t>
@@ -1658,6 +1679,7 @@
           <w:p>
             <w:pPr>
               <w:pStyle w:val="Compact"/>
+              <w:jc w:val="left"/>
             </w:pPr>
             <w:r>
               <w:rPr>
@@ -1674,6 +1696,7 @@
           <w:p>
             <w:pPr>
               <w:pStyle w:val="Compact"/>
+              <w:jc w:val="left"/>
             </w:pPr>
             <w:r>
               <w:rPr>
@@ -1688,6 +1711,7 @@
           <w:p>
             <w:pPr>
               <w:pStyle w:val="Compact"/>
+              <w:jc w:val="left"/>
             </w:pPr>
             <w:r>
               <w:t xml:space="preserve">The face of the dialogs (0</w:t>
@@ -1699,6 +1723,7 @@
           <w:p>
             <w:pPr>
               <w:pStyle w:val="Compact"/>
+              <w:jc w:val="left"/>
             </w:pPr>
             <w:r>
               <w:rPr>
@@ -1715,6 +1740,7 @@
           <w:p>
             <w:pPr>
               <w:pStyle w:val="Compact"/>
+              <w:jc w:val="left"/>
             </w:pPr>
             <w:r>
               <w:rPr>
@@ -1729,6 +1755,7 @@
           <w:p>
             <w:pPr>
               <w:pStyle w:val="Compact"/>
+              <w:jc w:val="left"/>
             </w:pPr>
             <w:r>
               <w:t xml:space="preserve">uikit's message box (uk_messagebox) in FreeType's text.</w:t>
@@ -1740,6 +1767,7 @@
           <w:p>
             <w:pPr>
               <w:pStyle w:val="Compact"/>
+              <w:jc w:val="left"/>
             </w:pPr>
             <w:r>
               <w:rPr>
@@ -1756,6 +1784,7 @@
           <w:p>
             <w:pPr>
               <w:pStyle w:val="Compact"/>
+              <w:jc w:val="left"/>
             </w:pPr>
             <w:r>
               <w:rPr>
@@ -1770,6 +1799,7 @@
           <w:p>
             <w:pPr>
               <w:pStyle w:val="Compact"/>
+              <w:jc w:val="left"/>
             </w:pPr>
             <w:r>
               <w:t xml:space="preserve">uikit's file dialogs (uk_file_open / uk_file_save / uk_folder_open) in FreeType's text.</w:t>
@@ -1781,6 +1811,7 @@
           <w:p>
             <w:pPr>
               <w:pStyle w:val="Compact"/>
+              <w:jc w:val="left"/>
             </w:pPr>
             <w:r>
               <w:rPr>
@@ -1797,6 +1828,7 @@
           <w:p>
             <w:pPr>
               <w:pStyle w:val="Compact"/>
+              <w:jc w:val="left"/>
             </w:pPr>
             <w:r>
               <w:rPr>
@@ -1811,6 +1843,7 @@
           <w:p>
             <w:pPr>
               <w:pStyle w:val="Compact"/>
+              <w:jc w:val="left"/>
             </w:pPr>
             <w:r>
               <w:t xml:space="preserve">uikit's file dialogs (uk_file_open / uk_file_save / uk_folder_open) in FreeType's text.</w:t>
@@ -1822,6 +1855,7 @@
           <w:p>
             <w:pPr>
               <w:pStyle w:val="Compact"/>
+              <w:jc w:val="left"/>
             </w:pPr>
             <w:r>
               <w:rPr>
@@ -1838,6 +1872,7 @@
           <w:p>
             <w:pPr>
               <w:pStyle w:val="Compact"/>
+              <w:jc w:val="left"/>
             </w:pPr>
             <w:r>
               <w:rPr>
@@ -1852,6 +1887,7 @@
           <w:p>
             <w:pPr>
               <w:pStyle w:val="Compact"/>
+              <w:jc w:val="left"/>
             </w:pPr>
             <w:r>
               <w:t xml:space="preserve">uikit's file dialogs (uk_file_open / uk_file_save / uk_folder_open) in FreeType's text.</w:t>
@@ -1863,6 +1899,7 @@
           <w:p>
             <w:pPr>
               <w:pStyle w:val="Compact"/>
+              <w:jc w:val="left"/>
             </w:pPr>
             <w:r>
               <w:rPr>
@@ -1879,6 +1916,7 @@
           <w:p>
             <w:pPr>
               <w:pStyle w:val="Compact"/>
+              <w:jc w:val="left"/>
             </w:pPr>
             <w:r>
               <w:rPr>
@@ -1893,6 +1931,7 @@
           <w:p>
             <w:pPr>
               <w:pStyle w:val="Compact"/>
+              <w:jc w:val="left"/>
             </w:pPr>
             <w:r>
               <w:t xml:space="preserve">(a type)</w:t>
@@ -1904,6 +1943,7 @@
           <w:p>
             <w:pPr>
               <w:pStyle w:val="Compact"/>
+              <w:jc w:val="left"/>
             </w:pPr>
             <w:r>
               <w:rPr>
@@ -1920,6 +1960,7 @@
           <w:p>
             <w:pPr>
               <w:pStyle w:val="Compact"/>
+              <w:jc w:val="left"/>
             </w:pPr>
             <w:r>
               <w:rPr>
@@ -1934,6 +1975,7 @@
           <w:p>
             <w:pPr>
               <w:pStyle w:val="Compact"/>
+              <w:jc w:val="left"/>
             </w:pPr>
             <w:r>
               <w:t xml:space="preserve">(a type)</w:t>
@@ -1945,6 +1987,7 @@
           <w:p>
             <w:pPr>
               <w:pStyle w:val="Compact"/>
+              <w:jc w:val="left"/>
             </w:pPr>
             <w:r>
               <w:rPr>
@@ -1961,6 +2004,7 @@
           <w:p>
             <w:pPr>
               <w:pStyle w:val="Compact"/>
+              <w:jc w:val="left"/>
             </w:pPr>
             <w:r>
               <w:rPr>
@@ -1975,6 +2019,7 @@
           <w:p>
             <w:pPr>
               <w:pStyle w:val="Compact"/>
+              <w:jc w:val="left"/>
             </w:pPr>
             <w:r>
               <w:t xml:space="preserve">(a type)</w:t>
@@ -1986,6 +2031,7 @@
           <w:p>
             <w:pPr>
               <w:pStyle w:val="Compact"/>
+              <w:jc w:val="left"/>
             </w:pPr>
             <w:r>
               <w:rPr>
@@ -2002,6 +2048,7 @@
           <w:p>
             <w:pPr>
               <w:pStyle w:val="Compact"/>
+              <w:jc w:val="left"/>
             </w:pPr>
             <w:r>
               <w:rPr>
@@ -2016,6 +2063,7 @@
           <w:p>
             <w:pPr>
               <w:pStyle w:val="Compact"/>
+              <w:jc w:val="left"/>
             </w:pPr>
             <w:r>
               <w:t xml:space="preserve">A string's length in bytes (0 for a null pointer).</w:t>
@@ -2027,6 +2075,7 @@
           <w:p>
             <w:pPr>
               <w:pStyle w:val="Compact"/>
+              <w:jc w:val="left"/>
             </w:pPr>
             <w:r>
               <w:rPr>
@@ -2043,6 +2092,7 @@
           <w:p>
             <w:pPr>
               <w:pStyle w:val="Compact"/>
+              <w:jc w:val="left"/>
             </w:pPr>
             <w:r>
               <w:rPr>
@@ -2057,6 +2107,7 @@
           <w:p>
             <w:pPr>
               <w:pStyle w:val="Compact"/>
+              <w:jc w:val="left"/>
             </w:pPr>
             <w:r>
               <w:t xml:space="preserve">Copies s into d, cut to cap - 1 bytes and always ended by a 0 (a null s gives an empty string).</w:t>
@@ -2068,6 +2119,7 @@
           <w:p>
             <w:pPr>
               <w:pStyle w:val="Compact"/>
+              <w:jc w:val="left"/>
             </w:pPr>
             <w:r>
               <w:rPr>
@@ -2084,6 +2136,7 @@
           <w:p>
             <w:pPr>
               <w:pStyle w:val="Compact"/>
+              <w:jc w:val="left"/>
             </w:pPr>
             <w:r>
               <w:rPr>
@@ -2098,6 +2151,7 @@
           <w:p>
             <w:pPr>
               <w:pStyle w:val="Compact"/>
+              <w:jc w:val="left"/>
             </w:pPr>
             <w:r>
               <w:t xml:space="preserve">An ASCII capital letter as its small letter, anything else unchanged.</w:t>
@@ -2109,6 +2163,7 @@
           <w:p>
             <w:pPr>
               <w:pStyle w:val="Compact"/>
+              <w:jc w:val="left"/>
             </w:pPr>
             <w:r>
               <w:rPr>
@@ -2125,6 +2180,7 @@
           <w:p>
             <w:pPr>
               <w:pStyle w:val="Compact"/>
+              <w:jc w:val="left"/>
             </w:pPr>
             <w:r>
               <w:rPr>
@@ -2139,6 +2195,7 @@
           <w:p>
             <w:pPr>
               <w:pStyle w:val="Compact"/>
+              <w:jc w:val="left"/>
             </w:pPr>
             <w:r>
               <w:t xml:space="preserve">Compares two strings with ASCII letters' case ignored, returning 0 when equal, else &lt; 0 or &gt; 0 as strcmp.</w:t>
@@ -2150,6 +2207,7 @@
           <w:p>
             <w:pPr>
               <w:pStyle w:val="Compact"/>
+              <w:jc w:val="left"/>
             </w:pPr>
             <w:r>
               <w:rPr>
@@ -2166,6 +2224,7 @@
           <w:p>
             <w:pPr>
               <w:pStyle w:val="Compact"/>
+              <w:jc w:val="left"/>
             </w:pPr>
             <w:r>
               <w:rPr>
@@ -2180,6 +2239,7 @@
           <w:p>
             <w:pPr>
               <w:pStyle w:val="Compact"/>
+              <w:jc w:val="left"/>
             </w:pPr>
             <w:r>
               <w:t xml:space="preserve">The big-endian 16-bit value at p.</w:t>
@@ -2191,6 +2251,7 @@
           <w:p>
             <w:pPr>
               <w:pStyle w:val="Compact"/>
+              <w:jc w:val="left"/>
             </w:pPr>
             <w:r>
               <w:rPr>
@@ -2207,6 +2268,7 @@
           <w:p>
             <w:pPr>
               <w:pStyle w:val="Compact"/>
+              <w:jc w:val="left"/>
             </w:pPr>
             <w:r>
               <w:rPr>
@@ -2221,6 +2283,7 @@
           <w:p>
             <w:pPr>
               <w:pStyle w:val="Compact"/>
+              <w:jc w:val="left"/>
             </w:pPr>
             <w:r>
               <w:t xml:space="preserve">The big-endian 32-bit value at p.</w:t>
@@ -2232,6 +2295,7 @@
           <w:p>
             <w:pPr>
               <w:pStyle w:val="Compact"/>
+              <w:jc w:val="left"/>
             </w:pPr>
             <w:r>
               <w:rPr>
@@ -2248,6 +2312,7 @@
           <w:p>
             <w:pPr>
               <w:pStyle w:val="Compact"/>
+              <w:jc w:val="left"/>
             </w:pPr>
             <w:r>
               <w:rPr>
@@ -2262,6 +2327,7 @@
           <w:p>
             <w:pPr>
               <w:pStyle w:val="Compact"/>
+              <w:jc w:val="left"/>
             </w:pPr>
             <w:r>
               <w:t xml:space="preserve">Reads n bytes of the open file f at offset pos into buf, false when the seek fails or fewer bytes come.</w:t>
@@ -2273,6 +2339,7 @@
           <w:p>
             <w:pPr>
               <w:pStyle w:val="Compact"/>
+              <w:jc w:val="left"/>
             </w:pPr>
             <w:r>
               <w:rPr>
@@ -2289,6 +2356,7 @@
           <w:p>
             <w:pPr>
               <w:pStyle w:val="Compact"/>
+              <w:jc w:val="left"/>
             </w:pPr>
             <w:r>
               <w:rPr>
@@ -2303,6 +2371,7 @@
           <w:p>
             <w:pPr>
               <w:pStyle w:val="Compact"/>
+              <w:jc w:val="left"/>
             </w:pPr>
             <w:r>
               <w:t xml:space="preserve">A font file's family name and style from its own tables (no FreeType</w:t>
@@ -2314,6 +2383,7 @@
           <w:p>
             <w:pPr>
               <w:pStyle w:val="Compact"/>
+              <w:jc w:val="left"/>
             </w:pPr>
             <w:r>
               <w:rPr>
@@ -2330,6 +2400,7 @@
           <w:p>
             <w:pPr>
               <w:pStyle w:val="Compact"/>
+              <w:jc w:val="left"/>
             </w:pPr>
             <w:r>
               <w:rPr>
@@ -2344,6 +2415,7 @@
           <w:p>
             <w:pPr>
               <w:pStyle w:val="Compact"/>
+              <w:jc w:val="left"/>
             </w:pPr>
             <w:r>
               <w:t xml:space="preserve">True when the file name n ends in ".ttf" (letters' case ignored).</w:t>
@@ -2355,6 +2427,7 @@
           <w:p>
             <w:pPr>
               <w:pStyle w:val="Compact"/>
+              <w:jc w:val="left"/>
             </w:pPr>
             <w:r>
               <w:rPr>
@@ -2371,6 +2444,7 @@
           <w:p>
             <w:pPr>
               <w:pStyle w:val="Compact"/>
+              <w:jc w:val="left"/>
             </w:pPr>
             <w:r>
               <w:rPr>
@@ -2385,6 +2459,7 @@
           <w:p>
             <w:pPr>
               <w:pStyle w:val="Compact"/>
+              <w:jc w:val="left"/>
             </w:pPr>
             <w:r>
               <w:t xml:space="preserve">Adds every .ttf file of the folder dir that scan_file accepts to g_face (MAXFACE files at most).</w:t>
@@ -2396,6 +2471,7 @@
           <w:p>
             <w:pPr>
               <w:pStyle w:val="Compact"/>
+              <w:jc w:val="left"/>
             </w:pPr>
             <w:r>
               <w:rPr>
@@ -2412,6 +2488,7 @@
           <w:p>
             <w:pPr>
               <w:pStyle w:val="Compact"/>
+              <w:jc w:val="left"/>
             </w:pPr>
             <w:r>
               <w:rPr>
@@ -2426,6 +2503,7 @@
           <w:p>
             <w:pPr>
               <w:pStyle w:val="Compact"/>
+              <w:jc w:val="left"/>
             </w:pPr>
             <w:r>
               <w:t xml:space="preserve">The style slot a file fills in its family</w:t>
@@ -2437,6 +2515,7 @@
           <w:p>
             <w:pPr>
               <w:pStyle w:val="Compact"/>
+              <w:jc w:val="left"/>
             </w:pPr>
             <w:r>
               <w:rPr>
@@ -2453,6 +2532,7 @@
           <w:p>
             <w:pPr>
               <w:pStyle w:val="Compact"/>
+              <w:jc w:val="left"/>
             </w:pPr>
             <w:r>
               <w:rPr>
@@ -2467,6 +2547,7 @@
           <w:p>
             <w:pPr>
               <w:pStyle w:val="Compact"/>
+              <w:jc w:val="left"/>
             </w:pPr>
             <w:r>
               <w:t xml:space="preserve">Starts FreeType and sorts the fonts of SD:/res/fonts and SD:/fonts into families (once), false when FreeType fails or no TrueType font is there.</w:t>
@@ -2478,6 +2559,7 @@
           <w:p>
             <w:pPr>
               <w:pStyle w:val="Compact"/>
+              <w:jc w:val="left"/>
             </w:pPr>
             <w:r>
               <w:rPr>
@@ -2494,6 +2576,7 @@
           <w:p>
             <w:pPr>
               <w:pStyle w:val="Compact"/>
+              <w:jc w:val="left"/>
             </w:pPr>
             <w:r>
               <w:rPr>
@@ -2508,6 +2591,7 @@
           <w:p>
             <w:pPr>
               <w:pStyle w:val="Compact"/>
+              <w:jc w:val="left"/>
             </w:pPr>
             <w:r>
               <w:t xml:space="preserve">The number of families init () found.</w:t>
@@ -2519,6 +2603,7 @@
           <w:p>
             <w:pPr>
               <w:pStyle w:val="Compact"/>
+              <w:jc w:val="left"/>
             </w:pPr>
             <w:r>
               <w:rPr>
@@ -2535,6 +2620,7 @@
           <w:p>
             <w:pPr>
               <w:pStyle w:val="Compact"/>
+              <w:jc w:val="left"/>
             </w:pPr>
             <w:r>
               <w:rPr>
@@ -2549,6 +2635,7 @@
           <w:p>
             <w:pPr>
               <w:pStyle w:val="Compact"/>
+              <w:jc w:val="left"/>
             </w:pPr>
             <w:r>
               <w:t xml:space="preserve">Family i's name, "" when there is no such family.</w:t>
@@ -2560,6 +2647,7 @@
           <w:p>
             <w:pPr>
               <w:pStyle w:val="Compact"/>
+              <w:jc w:val="left"/>
             </w:pPr>
             <w:r>
               <w:rPr>
@@ -2576,6 +2664,7 @@
           <w:p>
             <w:pPr>
               <w:pStyle w:val="Compact"/>
+              <w:jc w:val="left"/>
             </w:pPr>
             <w:r>
               <w:rPr>
@@ -2590,6 +2679,7 @@
           <w:p>
             <w:pPr>
               <w:pStyle w:val="Compact"/>
+              <w:jc w:val="left"/>
             </w:pPr>
             <w:r>
               <w:t xml:space="preserve">A family's index by its name (letters' case ignored), -1 when there is none.</w:t>
@@ -2601,6 +2691,7 @@
           <w:p>
             <w:pPr>
               <w:pStyle w:val="Compact"/>
+              <w:jc w:val="left"/>
             </w:pPr>
             <w:r>
               <w:rPr>
@@ -2617,6 +2708,7 @@
           <w:p>
             <w:pPr>
               <w:pStyle w:val="Compact"/>
+              <w:jc w:val="left"/>
             </w:pPr>
             <w:r>
               <w:rPr>
@@ -2631,6 +2723,7 @@
           <w:p>
             <w:pPr>
               <w:pStyle w:val="Compact"/>
+              <w:jc w:val="left"/>
             </w:pPr>
             <w:r>
               <w:t xml:space="preserve">The styles a family has (a mask of 1 &lt;&lt; style).</w:t>
@@ -2642,6 +2735,7 @@
           <w:p>
             <w:pPr>
               <w:pStyle w:val="Compact"/>
+              <w:jc w:val="left"/>
             </w:pPr>
             <w:r>
               <w:rPr>
@@ -2658,6 +2752,7 @@
           <w:p>
             <w:pPr>
               <w:pStyle w:val="Compact"/>
+              <w:jc w:val="left"/>
             </w:pPr>
             <w:r>
               <w:rPr>
@@ -2672,6 +2767,7 @@
           <w:p>
             <w:pPr>
               <w:pStyle w:val="Compact"/>
+              <w:jc w:val="left"/>
             </w:pPr>
             <w:r>
               <w:t xml:space="preserve">A face file's FreeType face, the file read at its first use.</w:t>
@@ -2683,6 +2779,7 @@
           <w:p>
             <w:pPr>
               <w:pStyle w:val="Compact"/>
+              <w:jc w:val="left"/>
             </w:pPr>
             <w:r>
               <w:rPr>
@@ -2699,6 +2796,7 @@
           <w:p>
             <w:pPr>
               <w:pStyle w:val="Compact"/>
+              <w:jc w:val="left"/>
             </w:pPr>
             <w:r>
               <w:rPr>
@@ -2713,6 +2811,7 @@
           <w:p>
             <w:pPr>
               <w:pStyle w:val="Compact"/>
+              <w:jc w:val="left"/>
             </w:pPr>
             <w:r>
               <w:t xml:space="preserve">Frees a font's glyph table and its bitmaps and lowers the cache's byte count (the Font itself stays).</w:t>
@@ -2724,6 +2823,7 @@
           <w:p>
             <w:pPr>
               <w:pStyle w:val="Compact"/>
+              <w:jc w:val="left"/>
             </w:pPr>
             <w:r>
               <w:rPr>
@@ -2740,6 +2840,7 @@
           <w:p>
             <w:pPr>
               <w:pStyle w:val="Compact"/>
+              <w:jc w:val="left"/>
             </w:pPr>
             <w:r>
               <w:rPr>
@@ -2754,6 +2855,7 @@
           <w:p>
             <w:pPr>
               <w:pStyle w:val="Compact"/>
+              <w:jc w:val="left"/>
             </w:pPr>
             <w:r>
               <w:t xml:space="preserve">Builds a family's style at size64 (1/64 px, 1 px at least) with its metrics and an empty glyph table, 0 when the family or its face file fails.</w:t>
@@ -2765,6 +2867,7 @@
           <w:p>
             <w:pPr>
               <w:pStyle w:val="Compact"/>
+              <w:jc w:val="left"/>
             </w:pPr>
             <w:r>
               <w:rPr>
@@ -2781,6 +2884,7 @@
           <w:p>
             <w:pPr>
               <w:pStyle w:val="Compact"/>
+              <w:jc w:val="left"/>
             </w:pPr>
             <w:r>
               <w:rPr>
@@ -2795,6 +2899,7 @@
           <w:p>
             <w:pPr>
               <w:pStyle w:val="Compact"/>
+              <w:jc w:val="left"/>
             </w:pPr>
             <w:r>
               <w:t xml:space="preserve">A family's style at a size (1/64 px).</w:t>
@@ -2806,6 +2911,7 @@
           <w:p>
             <w:pPr>
               <w:pStyle w:val="Compact"/>
+              <w:jc w:val="left"/>
             </w:pPr>
             <w:r>
               <w:rPr>
@@ -2822,6 +2928,7 @@
           <w:p>
             <w:pPr>
               <w:pStyle w:val="Compact"/>
+              <w:jc w:val="left"/>
             </w:pPr>
             <w:r>
               <w:rPr>
@@ -2836,6 +2943,7 @@
           <w:p>
             <w:pPr>
               <w:pStyle w:val="Compact"/>
+              <w:jc w:val="left"/>
             </w:pPr>
             <w:r>
               <w:t xml:space="preserve">Forget the fonts not used lately when the cache holds too much (a Font from get () is then stale</w:t>
@@ -2847,6 +2955,7 @@
           <w:p>
             <w:pPr>
               <w:pStyle w:val="Compact"/>
+              <w:jc w:val="left"/>
             </w:pPr>
             <w:r>
               <w:rPr>
@@ -2863,6 +2972,7 @@
           <w:p>
             <w:pPr>
               <w:pStyle w:val="Compact"/>
+              <w:jc w:val="left"/>
             </w:pPr>
             <w:r>
               <w:rPr>
@@ -2877,6 +2987,7 @@
           <w:p>
             <w:pPr>
               <w:pStyle w:val="Compact"/>
+              <w:jc w:val="left"/>
             </w:pPr>
             <w:r>
               <w:t xml:space="preserve">Forget the fonts not used lately when the cache holds too much (a Font from get () is then stale</w:t>
@@ -2888,6 +2999,7 @@
           <w:p>
             <w:pPr>
               <w:pStyle w:val="Compact"/>
+              <w:jc w:val="left"/>
             </w:pPr>
             <w:r>
               <w:rPr>
@@ -2904,6 +3016,7 @@
           <w:p>
             <w:pPr>
               <w:pStyle w:val="Compact"/>
+              <w:jc w:val="left"/>
             </w:pPr>
             <w:r>
               <w:rPr>
@@ -2918,6 +3031,7 @@
           <w:p>
             <w:pPr>
               <w:pStyle w:val="Compact"/>
+              <w:jc w:val="left"/>
             </w:pPr>
             <w:r>
               <w:t xml:space="preserve">The glyph table's slot for the character cp, either the one holding it or the empty one where it goes.</w:t>
@@ -2929,6 +3043,7 @@
           <w:p>
             <w:pPr>
               <w:pStyle w:val="Compact"/>
+              <w:jc w:val="left"/>
             </w:pPr>
             <w:r>
               <w:rPr>
@@ -2945,6 +3060,7 @@
           <w:p>
             <w:pPr>
               <w:pStyle w:val="Compact"/>
+              <w:jc w:val="left"/>
             </w:pPr>
             <w:r>
               <w:rPr>
@@ -2959,6 +3075,7 @@
           <w:p>
             <w:pPr>
               <w:pStyle w:val="Compact"/>
+              <w:jc w:val="left"/>
             </w:pPr>
             <w:r>
               <w:t xml:space="preserve">Doubles the glyph table and puts its glyphs back in their new slots (earlier Glyph pointers are stale).</w:t>
@@ -2970,6 +3087,7 @@
           <w:p>
             <w:pPr>
               <w:pStyle w:val="Compact"/>
+              <w:jc w:val="left"/>
             </w:pPr>
             <w:r>
               <w:rPr>
@@ -2986,6 +3104,7 @@
           <w:p>
             <w:pPr>
               <w:pStyle w:val="Compact"/>
+              <w:jc w:val="left"/>
             </w:pPr>
             <w:r>
               <w:rPr>
@@ -3000,6 +3119,7 @@
           <w:p>
             <w:pPr>
               <w:pStyle w:val="Compact"/>
+              <w:jc w:val="left"/>
             </w:pPr>
             <w:r>
               <w:t xml:space="preserve">A character's cached glyph entry (0 is read as a space), made at its first use with its glyph index and advance.</w:t>
@@ -3011,6 +3131,7 @@
           <w:p>
             <w:pPr>
               <w:pStyle w:val="Compact"/>
+              <w:jc w:val="left"/>
             </w:pPr>
             <w:r>
               <w:rPr>
@@ -3027,6 +3148,7 @@
           <w:p>
             <w:pPr>
               <w:pStyle w:val="Compact"/>
+              <w:jc w:val="left"/>
             </w:pPr>
             <w:r>
               <w:rPr>
@@ -3041,6 +3163,7 @@
           <w:p>
             <w:pPr>
               <w:pStyle w:val="Compact"/>
+              <w:jc w:val="left"/>
             </w:pPr>
             <w:r>
               <w:t xml:space="preserve">A character's advance in 1/64 px, 0 without a font.</w:t>
@@ -3052,6 +3175,7 @@
           <w:p>
             <w:pPr>
               <w:pStyle w:val="Compact"/>
+              <w:jc w:val="left"/>
             </w:pPr>
             <w:r>
               <w:rPr>
@@ -3068,6 +3192,7 @@
           <w:p>
             <w:pPr>
               <w:pStyle w:val="Compact"/>
+              <w:jc w:val="left"/>
             </w:pPr>
             <w:r>
               <w:rPr>
@@ -3082,6 +3207,7 @@
           <w:p>
             <w:pPr>
               <w:pStyle w:val="Compact"/>
+              <w:jc w:val="left"/>
             </w:pPr>
             <w:r>
               <w:t xml:space="preserve">The kerning between the characters a and b in 1/64 px, 0 when there is none (no font, no kerning table, a glyph from the fallback font).</w:t>
@@ -3093,6 +3219,7 @@
           <w:p>
             <w:pPr>
               <w:pStyle w:val="Compact"/>
+              <w:jc w:val="left"/>
             </w:pPr>
             <w:r>
               <w:rPr>
@@ -3109,6 +3236,7 @@
           <w:p>
             <w:pPr>
               <w:pStyle w:val="Compact"/>
+              <w:jc w:val="left"/>
             </w:pPr>
             <w:r>
               <w:rPr>
@@ -3123,6 +3251,7 @@
           <w:p>
             <w:pPr>
               <w:pStyle w:val="Compact"/>
+              <w:jc w:val="left"/>
             </w:pPr>
             <w:r>
               <w:t xml:space="preserve">The coverage bitmap of a glyph at a quarter-pixel position.</w:t>
@@ -3134,6 +3263,7 @@
           <w:p>
             <w:pPr>
               <w:pStyle w:val="Compact"/>
+              <w:jc w:val="left"/>
             </w:pPr>
             <w:r>
               <w:rPr>
@@ -3150,6 +3280,7 @@
           <w:p>
             <w:pPr>
               <w:pStyle w:val="Compact"/>
+              <w:jc w:val="left"/>
             </w:pPr>
             <w:r>
               <w:rPr>
@@ -3164,6 +3295,7 @@
           <w:p>
             <w:pPr>
               <w:pStyle w:val="Compact"/>
+              <w:jc w:val="left"/>
             </w:pPr>
             <w:r>
               <w:t xml:space="preserve">Lays the colour c (0xRRGGBB) over the pixel d at opacity a (0..255) keeping d's top byte, or replaces d by c when a &gt;= 255.</w:t>
@@ -3175,6 +3307,7 @@
           <w:p>
             <w:pPr>
               <w:pStyle w:val="Compact"/>
+              <w:jc w:val="left"/>
             </w:pPr>
             <w:r>
               <w:rPr>
@@ -3191,6 +3324,7 @@
           <w:p>
             <w:pPr>
               <w:pStyle w:val="Compact"/>
+              <w:jc w:val="left"/>
             </w:pPr>
             <w:r>
               <w:rPr>
@@ -3205,6 +3339,7 @@
           <w:p>
             <w:pPr>
               <w:pStyle w:val="Compact"/>
+              <w:jc w:val="left"/>
             </w:pPr>
             <w:r>
               <w:t xml:space="preserve">A character at x64 (1/64 px) on the baseline y, in colour c, clipped to [cx0, cx1) x [cy0, cy1).</w:t>
@@ -3216,6 +3351,7 @@
           <w:p>
             <w:pPr>
               <w:pStyle w:val="Compact"/>
+              <w:jc w:val="left"/>
             </w:pPr>
             <w:r>
               <w:rPr>
@@ -3232,6 +3368,7 @@
           <w:p>
             <w:pPr>
               <w:pStyle w:val="Compact"/>
+              <w:jc w:val="left"/>
             </w:pPr>
             <w:r>
               <w:rPr>
@@ -3246,6 +3383,7 @@
           <w:p>
             <w:pPr>
               <w:pStyle w:val="Compact"/>
+              <w:jc w:val="left"/>
             </w:pPr>
             <w:r>
               <w:t xml:space="preserve">A string (Latin-1 / ASCII) at x, baseline y, the pen's end returned (1/64 px).</w:t>
@@ -3257,6 +3395,7 @@
           <w:p>
             <w:pPr>
               <w:pStyle w:val="Compact"/>
+              <w:jc w:val="left"/>
             </w:pPr>
             <w:r>
               <w:rPr>
@@ -3273,6 +3412,7 @@
           <w:p>
             <w:pPr>
               <w:pStyle w:val="Compact"/>
+              <w:jc w:val="left"/>
             </w:pPr>
             <w:r>
               <w:rPr>
@@ -3287,6 +3427,7 @@
           <w:p>
             <w:pPr>
               <w:pStyle w:val="Compact"/>
+              <w:jc w:val="left"/>
             </w:pPr>
             <w:r>
               <w:t xml:space="preserve">A string (Latin-1 / ASCII) at x, baseline y, the pen's end returned (1/64 px).</w:t>
@@ -3298,6 +3439,7 @@
           <w:p>
             <w:pPr>
               <w:pStyle w:val="Compact"/>
+              <w:jc w:val="left"/>
             </w:pPr>
             <w:r>
               <w:rPr>
@@ -3316,8 +3458,8 @@
         </w:pict>
       </w:r>
     </w:p>
-    <w:bookmarkEnd w:id="23"/>
-    <w:bookmarkStart w:id="24" w:name="fontkituikitfaceh"/>
+    <w:bookmarkEnd w:id="25"/>
+    <w:bookmarkStart w:id="26" w:name="fontkituikitfaceh"/>
     <w:p>
       <w:pPr>
         <w:pStyle w:val="Heading2"/>
@@ -12868,8 +13010,8 @@
         <w:t xml:space="preserve">);</w:t>
       </w:r>
     </w:p>
-    <w:bookmarkEnd w:id="24"/>
-    <w:bookmarkStart w:id="30" w:name="fontkitfontsh"/>
+    <w:bookmarkEnd w:id="26"/>
+    <w:bookmarkStart w:id="32" w:name="fontkitfontsh"/>
     <w:p>
       <w:pPr>
         <w:pStyle w:val="Heading2"/>
@@ -14665,7 +14807,7 @@
         <w:t xml:space="preserve">// file[style]: g_face[] index, -1 none</w:t>
       </w:r>
     </w:p>
-    <w:bookmarkStart w:id="25" w:name="state"/>
+    <w:bookmarkStart w:id="27" w:name="state"/>
     <w:p>
       <w:pPr>
         <w:pStyle w:val="Heading3"/>
@@ -15210,8 +15352,8 @@
         <w:t xml:space="preserve">// coverage -&gt; opacity (a slightly heavier stroke on screen)</w:t>
       </w:r>
     </w:p>
-    <w:bookmarkEnd w:id="25"/>
-    <w:bookmarkStart w:id="26" w:name="small-helpers"/>
+    <w:bookmarkEnd w:id="27"/>
+    <w:bookmarkStart w:id="28" w:name="small-helpers"/>
     <w:p>
       <w:pPr>
         <w:pStyle w:val="Heading3"/>
@@ -16239,8 +16381,8 @@
         <w:t xml:space="preserve">);</w:t>
       </w:r>
     </w:p>
-    <w:bookmarkEnd w:id="26"/>
-    <w:bookmarkStart w:id="27" w:name="the-families"/>
+    <w:bookmarkEnd w:id="28"/>
+    <w:bookmarkStart w:id="29" w:name="the-families"/>
     <w:p>
       <w:pPr>
         <w:pStyle w:val="Heading3"/>
@@ -16549,8 +16691,8 @@
         <w:t xml:space="preserve">);</w:t>
       </w:r>
     </w:p>
-    <w:bookmarkEnd w:id="27"/>
-    <w:bookmarkStart w:id="28" w:name="sized-fonts"/>
+    <w:bookmarkEnd w:id="29"/>
+    <w:bookmarkStart w:id="30" w:name="sized-fonts"/>
     <w:p>
       <w:pPr>
         <w:pStyle w:val="Heading3"/>
@@ -17016,8 +17158,8 @@
         <w:t xml:space="preserve">);</w:t>
       </w:r>
     </w:p>
-    <w:bookmarkEnd w:id="28"/>
-    <w:bookmarkStart w:id="29" w:name="glyphs"/>
+    <w:bookmarkEnd w:id="30"/>
+    <w:bookmarkStart w:id="31" w:name="glyphs"/>
     <w:p>
       <w:pPr>
         <w:pStyle w:val="Heading3"/>
@@ -18232,8 +18374,8 @@
         <w:t xml:space="preserve">);</w:t>
       </w:r>
     </w:p>
-    <w:bookmarkEnd w:id="29"/>
-    <w:bookmarkEnd w:id="30"/>
+    <w:bookmarkEnd w:id="31"/>
+    <w:bookmarkEnd w:id="32"/>
     <w:sectPr>
       <w:footerReference r:id="rId9" w:type="default"/>
       <w:footnotePr>
@@ -18315,14 +18457,14 @@
 <file path=word/numbering.xml><?xml version="1.0" encoding="utf-8"?>
 <w:numbering xmlns:w="http://schemas.openxmlformats.org/wordprocessingml/2006/main">
   <w:abstractNum w:abstractNumId="990">
-    <w:nsid w:val="0000A990"/>
+    <w:nsid w:val="A990"/>
     <w:multiLevelType w:val="multilevel"/>
     <w:lvl w:ilvl="0">
       <w:numFmt w:val="bullet"/>
       <w:lvlText w:val=" "/>
       <w:lvlJc w:val="left"/>
       <w:pPr>
-        <w:ind w:left="720" w:hanging="360"/>
+        <w:ind w:left="720" w:hanging="480"/>
       </w:pPr>
     </w:lvl>
     <w:lvl w:ilvl="1">
@@ -18330,7 +18472,7 @@
       <w:lvlText w:val=" "/>
       <w:lvlJc w:val="left"/>
       <w:pPr>
-        <w:ind w:left="1440" w:hanging="360"/>
+        <w:ind w:left="1440" w:hanging="480"/>
       </w:pPr>
     </w:lvl>
     <w:lvl w:ilvl="2">
@@ -18338,7 +18480,7 @@
       <w:lvlText w:val=" "/>
       <w:lvlJc w:val="left"/>
       <w:pPr>
-        <w:ind w:left="2160" w:hanging="360"/>
+        <w:ind w:left="2160" w:hanging="480"/>
       </w:pPr>
     </w:lvl>
     <w:lvl w:ilvl="3">
@@ -18346,7 +18488,7 @@
       <w:lvlText w:val=" "/>
       <w:lvlJc w:val="left"/>
       <w:pPr>
-        <w:ind w:left="2880" w:hanging="360"/>
+        <w:ind w:left="2880" w:hanging="480"/>
       </w:pPr>
     </w:lvl>
     <w:lvl w:ilvl="4">
@@ -18354,7 +18496,7 @@
       <w:lvlText w:val=" "/>
       <w:lvlJc w:val="left"/>
       <w:pPr>
-        <w:ind w:left="3600" w:hanging="360"/>
+        <w:ind w:left="3600" w:hanging="480"/>
       </w:pPr>
     </w:lvl>
     <w:lvl w:ilvl="5">
@@ -18362,7 +18504,7 @@
       <w:lvlText w:val=" "/>
       <w:lvlJc w:val="left"/>
       <w:pPr>
-        <w:ind w:left="4320" w:hanging="360"/>
+        <w:ind w:left="4320" w:hanging="480"/>
       </w:pPr>
     </w:lvl>
     <w:lvl w:ilvl="6">
@@ -18370,7 +18512,7 @@
       <w:lvlText w:val=" "/>
       <w:lvlJc w:val="left"/>
       <w:pPr>
-        <w:ind w:left="5040" w:hanging="360"/>
+        <w:ind w:left="5040" w:hanging="480"/>
       </w:pPr>
     </w:lvl>
     <w:lvl w:ilvl="7">
@@ -18378,7 +18520,7 @@
       <w:lvlText w:val=" "/>
       <w:lvlJc w:val="left"/>
       <w:pPr>
-        <w:ind w:left="5760" w:hanging="360"/>
+        <w:ind w:left="5760" w:hanging="480"/>
       </w:pPr>
     </w:lvl>
     <w:lvl w:ilvl="8">
@@ -18386,12 +18528,12 @@
       <w:lvlText w:val=" "/>
       <w:lvlJc w:val="left"/>
       <w:pPr>
-        <w:ind w:left="6480" w:hanging="360"/>
+        <w:ind w:left="6480" w:hanging="480"/>
       </w:pPr>
     </w:lvl>
   </w:abstractNum>
   <w:abstractNum w:abstractNumId="99411">
-    <w:nsid w:val="00A99411"/>
+    <w:nsid w:val="A99411"/>
     <w:multiLevelType w:val="multilevel"/>
     <w:lvl w:ilvl="0">
       <w:start w:val="1"/>
@@ -18399,7 +18541,7 @@
       <w:lvlText w:val="%1."/>
       <w:lvlJc w:val="left"/>
       <w:pPr>
-        <w:ind w:left="720" w:hanging="360"/>
+        <w:ind w:left="720" w:hanging="480"/>
       </w:pPr>
     </w:lvl>
     <w:lvl w:ilvl="1">
@@ -18408,7 +18550,7 @@
       <w:lvlText w:val="%2."/>
       <w:lvlJc w:val="left"/>
       <w:pPr>
-        <w:ind w:left="1440" w:hanging="360"/>
+        <w:ind w:left="1440" w:hanging="480"/>
       </w:pPr>
     </w:lvl>
     <w:lvl w:ilvl="2">
@@ -18417,7 +18559,7 @@
       <w:lvlText w:val="%3."/>
       <w:lvlJc w:val="left"/>
       <w:pPr>
-        <w:ind w:left="2160" w:hanging="360"/>
+        <w:ind w:left="2160" w:hanging="480"/>
       </w:pPr>
     </w:lvl>
     <w:lvl w:ilvl="3">
@@ -18426,7 +18568,7 @@
       <w:lvlText w:val="%4."/>
       <w:lvlJc w:val="left"/>
       <w:pPr>
-        <w:ind w:left="2880" w:hanging="360"/>
+        <w:ind w:left="2880" w:hanging="480"/>
       </w:pPr>
     </w:lvl>
     <w:lvl w:ilvl="4">
@@ -18435,7 +18577,7 @@
       <w:lvlText w:val="%5."/>
       <w:lvlJc w:val="left"/>
       <w:pPr>
-        <w:ind w:left="3600" w:hanging="360"/>
+        <w:ind w:left="3600" w:hanging="480"/>
       </w:pPr>
     </w:lvl>
     <w:lvl w:ilvl="5">
@@ -18444,7 +18586,7 @@
       <w:lvlText w:val="%6."/>
       <w:lvlJc w:val="left"/>
       <w:pPr>
-        <w:ind w:left="4320" w:hanging="360"/>
+        <w:ind w:left="4320" w:hanging="480"/>
       </w:pPr>
     </w:lvl>
     <w:lvl w:ilvl="6">
@@ -18453,7 +18595,7 @@
       <w:lvlText w:val="%7."/>
       <w:lvlJc w:val="left"/>
       <w:pPr>
-        <w:ind w:left="5040" w:hanging="360"/>
+        <w:ind w:left="5040" w:hanging="480"/>
       </w:pPr>
     </w:lvl>
     <w:lvl w:ilvl="7">
@@ -18462,7 +18604,7 @@
       <w:lvlText w:val="%8."/>
       <w:lvlJc w:val="left"/>
       <w:pPr>
-        <w:ind w:left="5760" w:hanging="360"/>
+        <w:ind w:left="5760" w:hanging="480"/>
       </w:pPr>
     </w:lvl>
     <w:lvl w:ilvl="8">
@@ -18471,7 +18613,7 @@
       <w:lvlText w:val="%9."/>
       <w:lvlJc w:val="left"/>
       <w:pPr>
-        <w:ind w:left="6480" w:hanging="360"/>
+        <w:ind w:left="6480" w:hanging="480"/>
       </w:pPr>
     </w:lvl>
   </w:abstractNum>
@@ -19209,8 +19351,8 @@
     <w:name w:val="KeywordTok"/>
     <w:basedOn w:val="VerbatimChar"/>
     <w:rPr>
+      <w:color w:val="007020"/>
       <w:b/>
-      <w:color w:val="007020"/>
     </w:rPr>
   </w:style>
   <w:style w:type="character" w:customStyle="1" w:styleId="DataTypeTok">
@@ -19287,42 +19429,42 @@
     <w:name w:val="ImportTok"/>
     <w:basedOn w:val="VerbatimChar"/>
     <w:rPr>
+      <w:color w:val="008000"/>
       <w:b/>
-      <w:color w:val="008000"/>
     </w:rPr>
   </w:style>
   <w:style w:type="character" w:customStyle="1" w:styleId="CommentTok">
     <w:name w:val="CommentTok"/>
     <w:basedOn w:val="VerbatimChar"/>
     <w:rPr>
+      <w:color w:val="60a0b0"/>
       <w:i/>
-      <w:color w:val="60a0b0"/>
     </w:rPr>
   </w:style>
   <w:style w:type="character" w:customStyle="1" w:styleId="DocumentationTok">
     <w:name w:val="DocumentationTok"/>
     <w:basedOn w:val="VerbatimChar"/>
     <w:rPr>
+      <w:color w:val="ba2121"/>
       <w:i/>
-      <w:color w:val="ba2121"/>
     </w:rPr>
   </w:style>
   <w:style w:type="character" w:customStyle="1" w:styleId="AnnotationTok">
     <w:name w:val="AnnotationTok"/>
     <w:basedOn w:val="VerbatimChar"/>
     <w:rPr>
+      <w:color w:val="60a0b0"/>
       <w:b/>
       <w:i/>
-      <w:color w:val="60a0b0"/>
     </w:rPr>
   </w:style>
   <w:style w:type="character" w:customStyle="1" w:styleId="CommentVarTok">
     <w:name w:val="CommentVarTok"/>
     <w:basedOn w:val="VerbatimChar"/>
     <w:rPr>
+      <w:color w:val="60a0b0"/>
       <w:b/>
       <w:i/>
-      <w:color w:val="60a0b0"/>
     </w:rPr>
   </w:style>
   <w:style w:type="character" w:customStyle="1" w:styleId="OtherTok">
@@ -19350,8 +19492,8 @@
     <w:name w:val="ControlFlowTok"/>
     <w:basedOn w:val="VerbatimChar"/>
     <w:rPr>
+      <w:color w:val="007020"/>
       <w:b/>
-      <w:color w:val="007020"/>
     </w:rPr>
   </w:style>
   <w:style w:type="character" w:customStyle="1" w:styleId="OperatorTok">
@@ -19396,34 +19538,34 @@
     <w:name w:val="InformationTok"/>
     <w:basedOn w:val="VerbatimChar"/>
     <w:rPr>
+      <w:color w:val="60a0b0"/>
       <w:b/>
       <w:i/>
-      <w:color w:val="60a0b0"/>
     </w:rPr>
   </w:style>
   <w:style w:type="character" w:customStyle="1" w:styleId="WarningTok">
     <w:name w:val="WarningTok"/>
     <w:basedOn w:val="VerbatimChar"/>
     <w:rPr>
+      <w:color w:val="60a0b0"/>
       <w:b/>
       <w:i/>
-      <w:color w:val="60a0b0"/>
     </w:rPr>
   </w:style>
   <w:style w:type="character" w:customStyle="1" w:styleId="AlertTok">
     <w:name w:val="AlertTok"/>
     <w:basedOn w:val="VerbatimChar"/>
     <w:rPr>
+      <w:color w:val="ff0000"/>
       <w:b/>
-      <w:color w:val="ff0000"/>
     </w:rPr>
   </w:style>
   <w:style w:type="character" w:customStyle="1" w:styleId="ErrorTok">
     <w:name w:val="ErrorTok"/>
     <w:basedOn w:val="VerbatimChar"/>
     <w:rPr>
+      <w:color w:val="ff0000"/>
       <w:b/>
-      <w:color w:val="ff0000"/>
     </w:rPr>
   </w:style>
   <w:style w:type="character" w:customStyle="1" w:styleId="NormalTok">
